--- a/docs/how-a-question-gets-answered.docx
+++ b/docs/how-a-question-gets-answered.docx
@@ -493,7 +493,7 @@
     </w:p>
     <w:p>
       <w:pPr>
-        <w:spacing w:after="160"/>
+        <w:spacing w:after="80"/>
         <w:ind w:left="160"/>
         <w:pBdr>
           <w:left w:val="single" w:sz="18" w:space="8" w:color="B26A00"/>
@@ -517,6 +517,47 @@
     </w:p>
     <w:p>
       <w:pPr>
+        <w:spacing w:before="60" w:after="20"/>
+      </w:pPr>
+      <w:r>
+        <w:rPr>
+          <w:b/>
+          <w:smallCaps/>
+          <w:color w:val="7C8792"/>
+          <w:sz w:val="16"/>
+          <w:szCs w:val="16"/>
+        </w:rPr>
+        <w:t xml:space="preserve">If this is wrong, how should it be answered?</w:t>
+      </w:r>
+    </w:p>
+    <w:p>
+      <w:pPr>
+        <w:spacing w:after="20"/>
+      </w:pPr>
+      <w:r>
+        <w:rPr>
+          <w:color w:val="C8CFD5"/>
+          <w:sz w:val="18"/>
+          <w:szCs w:val="18"/>
+        </w:rPr>
+        <w:t xml:space="preserve">...............................................................................................</w:t>
+      </w:r>
+    </w:p>
+    <w:p>
+      <w:pPr>
+        <w:spacing w:after="160"/>
+      </w:pPr>
+      <w:r>
+        <w:rPr>
+          <w:color w:val="C8CFD5"/>
+          <w:sz w:val="18"/>
+          <w:szCs w:val="18"/>
+        </w:rPr>
+        <w:t xml:space="preserve">...............................................................................................</w:t>
+      </w:r>
+    </w:p>
+    <w:p>
+      <w:pPr>
         <w:pStyle w:val="Heading2"/>
       </w:pPr>
       <w:r>
@@ -726,7 +767,7 @@
     </w:p>
     <w:p>
       <w:pPr>
-        <w:spacing w:after="160"/>
+        <w:spacing w:after="80"/>
         <w:ind w:left="160"/>
         <w:pBdr>
           <w:left w:val="single" w:sz="18" w:space="8" w:color="B26A00"/>
@@ -750,6 +791,47 @@
     </w:p>
     <w:p>
       <w:pPr>
+        <w:spacing w:before="60" w:after="20"/>
+      </w:pPr>
+      <w:r>
+        <w:rPr>
+          <w:b/>
+          <w:smallCaps/>
+          <w:color w:val="7C8792"/>
+          <w:sz w:val="16"/>
+          <w:szCs w:val="16"/>
+        </w:rPr>
+        <w:t xml:space="preserve">If this is wrong, how should it be answered?</w:t>
+      </w:r>
+    </w:p>
+    <w:p>
+      <w:pPr>
+        <w:spacing w:after="20"/>
+      </w:pPr>
+      <w:r>
+        <w:rPr>
+          <w:color w:val="C8CFD5"/>
+          <w:sz w:val="18"/>
+          <w:szCs w:val="18"/>
+        </w:rPr>
+        <w:t xml:space="preserve">...............................................................................................</w:t>
+      </w:r>
+    </w:p>
+    <w:p>
+      <w:pPr>
+        <w:spacing w:after="160"/>
+      </w:pPr>
+      <w:r>
+        <w:rPr>
+          <w:color w:val="C8CFD5"/>
+          <w:sz w:val="18"/>
+          <w:szCs w:val="18"/>
+        </w:rPr>
+        <w:t xml:space="preserve">...............................................................................................</w:t>
+      </w:r>
+    </w:p>
+    <w:p>
+      <w:pPr>
         <w:pStyle w:val="Heading2"/>
       </w:pPr>
       <w:r>
@@ -959,7 +1041,7 @@
     </w:p>
     <w:p>
       <w:pPr>
-        <w:spacing w:after="160"/>
+        <w:spacing w:after="80"/>
         <w:ind w:left="160"/>
         <w:pBdr>
           <w:left w:val="single" w:sz="18" w:space="8" w:color="B26A00"/>
@@ -983,6 +1065,47 @@
     </w:p>
     <w:p>
       <w:pPr>
+        <w:spacing w:before="60" w:after="20"/>
+      </w:pPr>
+      <w:r>
+        <w:rPr>
+          <w:b/>
+          <w:smallCaps/>
+          <w:color w:val="7C8792"/>
+          <w:sz w:val="16"/>
+          <w:szCs w:val="16"/>
+        </w:rPr>
+        <w:t xml:space="preserve">If this is wrong, how should it be answered?</w:t>
+      </w:r>
+    </w:p>
+    <w:p>
+      <w:pPr>
+        <w:spacing w:after="20"/>
+      </w:pPr>
+      <w:r>
+        <w:rPr>
+          <w:color w:val="C8CFD5"/>
+          <w:sz w:val="18"/>
+          <w:szCs w:val="18"/>
+        </w:rPr>
+        <w:t xml:space="preserve">...............................................................................................</w:t>
+      </w:r>
+    </w:p>
+    <w:p>
+      <w:pPr>
+        <w:spacing w:after="160"/>
+      </w:pPr>
+      <w:r>
+        <w:rPr>
+          <w:color w:val="C8CFD5"/>
+          <w:sz w:val="18"/>
+          <w:szCs w:val="18"/>
+        </w:rPr>
+        <w:t xml:space="preserve">...............................................................................................</w:t>
+      </w:r>
+    </w:p>
+    <w:p>
+      <w:pPr>
         <w:pStyle w:val="Heading2"/>
       </w:pPr>
       <w:r>
@@ -1236,7 +1359,7 @@
     </w:p>
     <w:p>
       <w:pPr>
-        <w:spacing w:after="160"/>
+        <w:spacing w:after="80"/>
         <w:ind w:left="160"/>
         <w:pBdr>
           <w:left w:val="single" w:sz="18" w:space="8" w:color="B26A00"/>
@@ -1260,6 +1383,47 @@
     </w:p>
     <w:p>
       <w:pPr>
+        <w:spacing w:before="60" w:after="20"/>
+      </w:pPr>
+      <w:r>
+        <w:rPr>
+          <w:b/>
+          <w:smallCaps/>
+          <w:color w:val="7C8792"/>
+          <w:sz w:val="16"/>
+          <w:szCs w:val="16"/>
+        </w:rPr>
+        <w:t xml:space="preserve">If this is wrong, how should it be answered?</w:t>
+      </w:r>
+    </w:p>
+    <w:p>
+      <w:pPr>
+        <w:spacing w:after="20"/>
+      </w:pPr>
+      <w:r>
+        <w:rPr>
+          <w:color w:val="C8CFD5"/>
+          <w:sz w:val="18"/>
+          <w:szCs w:val="18"/>
+        </w:rPr>
+        <w:t xml:space="preserve">...............................................................................................</w:t>
+      </w:r>
+    </w:p>
+    <w:p>
+      <w:pPr>
+        <w:spacing w:after="160"/>
+      </w:pPr>
+      <w:r>
+        <w:rPr>
+          <w:color w:val="C8CFD5"/>
+          <w:sz w:val="18"/>
+          <w:szCs w:val="18"/>
+        </w:rPr>
+        <w:t xml:space="preserve">...............................................................................................</w:t>
+      </w:r>
+    </w:p>
+    <w:p>
+      <w:pPr>
         <w:pStyle w:val="Heading2"/>
       </w:pPr>
       <w:r>
@@ -1469,7 +1633,7 @@
     </w:p>
     <w:p>
       <w:pPr>
-        <w:spacing w:after="160"/>
+        <w:spacing w:after="80"/>
         <w:ind w:left="160"/>
         <w:pBdr>
           <w:left w:val="single" w:sz="18" w:space="8" w:color="B26A00"/>
@@ -1493,6 +1657,47 @@
     </w:p>
     <w:p>
       <w:pPr>
+        <w:spacing w:before="60" w:after="20"/>
+      </w:pPr>
+      <w:r>
+        <w:rPr>
+          <w:b/>
+          <w:smallCaps/>
+          <w:color w:val="7C8792"/>
+          <w:sz w:val="16"/>
+          <w:szCs w:val="16"/>
+        </w:rPr>
+        <w:t xml:space="preserve">If this is wrong, how should it be answered?</w:t>
+      </w:r>
+    </w:p>
+    <w:p>
+      <w:pPr>
+        <w:spacing w:after="20"/>
+      </w:pPr>
+      <w:r>
+        <w:rPr>
+          <w:color w:val="C8CFD5"/>
+          <w:sz w:val="18"/>
+          <w:szCs w:val="18"/>
+        </w:rPr>
+        <w:t xml:space="preserve">...............................................................................................</w:t>
+      </w:r>
+    </w:p>
+    <w:p>
+      <w:pPr>
+        <w:spacing w:after="160"/>
+      </w:pPr>
+      <w:r>
+        <w:rPr>
+          <w:color w:val="C8CFD5"/>
+          <w:sz w:val="18"/>
+          <w:szCs w:val="18"/>
+        </w:rPr>
+        <w:t xml:space="preserve">...............................................................................................</w:t>
+      </w:r>
+    </w:p>
+    <w:p>
+      <w:pPr>
         <w:pStyle w:val="Heading2"/>
       </w:pPr>
       <w:r>
@@ -1768,7 +1973,7 @@
     </w:p>
     <w:p>
       <w:pPr>
-        <w:spacing w:after="160"/>
+        <w:spacing w:after="80"/>
         <w:ind w:left="160"/>
         <w:pBdr>
           <w:left w:val="single" w:sz="18" w:space="8" w:color="B26A00"/>
@@ -1792,6 +1997,47 @@
     </w:p>
     <w:p>
       <w:pPr>
+        <w:spacing w:before="60" w:after="20"/>
+      </w:pPr>
+      <w:r>
+        <w:rPr>
+          <w:b/>
+          <w:smallCaps/>
+          <w:color w:val="7C8792"/>
+          <w:sz w:val="16"/>
+          <w:szCs w:val="16"/>
+        </w:rPr>
+        <w:t xml:space="preserve">If this is wrong, how should it be answered?</w:t>
+      </w:r>
+    </w:p>
+    <w:p>
+      <w:pPr>
+        <w:spacing w:after="20"/>
+      </w:pPr>
+      <w:r>
+        <w:rPr>
+          <w:color w:val="C8CFD5"/>
+          <w:sz w:val="18"/>
+          <w:szCs w:val="18"/>
+        </w:rPr>
+        <w:t xml:space="preserve">...............................................................................................</w:t>
+      </w:r>
+    </w:p>
+    <w:p>
+      <w:pPr>
+        <w:spacing w:after="160"/>
+      </w:pPr>
+      <w:r>
+        <w:rPr>
+          <w:color w:val="C8CFD5"/>
+          <w:sz w:val="18"/>
+          <w:szCs w:val="18"/>
+        </w:rPr>
+        <w:t xml:space="preserve">...............................................................................................</w:t>
+      </w:r>
+    </w:p>
+    <w:p>
+      <w:pPr>
         <w:pStyle w:val="Heading2"/>
       </w:pPr>
       <w:r>
@@ -2001,7 +2247,7 @@
     </w:p>
     <w:p>
       <w:pPr>
-        <w:spacing w:after="160"/>
+        <w:spacing w:after="80"/>
         <w:ind w:left="160"/>
         <w:pBdr>
           <w:left w:val="single" w:sz="18" w:space="8" w:color="B26A00"/>
@@ -2025,6 +2271,47 @@
     </w:p>
     <w:p>
       <w:pPr>
+        <w:spacing w:before="60" w:after="20"/>
+      </w:pPr>
+      <w:r>
+        <w:rPr>
+          <w:b/>
+          <w:smallCaps/>
+          <w:color w:val="7C8792"/>
+          <w:sz w:val="16"/>
+          <w:szCs w:val="16"/>
+        </w:rPr>
+        <w:t xml:space="preserve">If this is wrong, how should it be answered?</w:t>
+      </w:r>
+    </w:p>
+    <w:p>
+      <w:pPr>
+        <w:spacing w:after="20"/>
+      </w:pPr>
+      <w:r>
+        <w:rPr>
+          <w:color w:val="C8CFD5"/>
+          <w:sz w:val="18"/>
+          <w:szCs w:val="18"/>
+        </w:rPr>
+        <w:t xml:space="preserve">...............................................................................................</w:t>
+      </w:r>
+    </w:p>
+    <w:p>
+      <w:pPr>
+        <w:spacing w:after="160"/>
+      </w:pPr>
+      <w:r>
+        <w:rPr>
+          <w:color w:val="C8CFD5"/>
+          <w:sz w:val="18"/>
+          <w:szCs w:val="18"/>
+        </w:rPr>
+        <w:t xml:space="preserve">...............................................................................................</w:t>
+      </w:r>
+    </w:p>
+    <w:p>
+      <w:pPr>
         <w:pStyle w:val="Heading2"/>
       </w:pPr>
       <w:r>
@@ -2278,7 +2565,7 @@
     </w:p>
     <w:p>
       <w:pPr>
-        <w:spacing w:after="160"/>
+        <w:spacing w:after="80"/>
         <w:ind w:left="160"/>
         <w:pBdr>
           <w:left w:val="single" w:sz="18" w:space="8" w:color="B26A00"/>
@@ -2302,6 +2589,47 @@
     </w:p>
     <w:p>
       <w:pPr>
+        <w:spacing w:before="60" w:after="20"/>
+      </w:pPr>
+      <w:r>
+        <w:rPr>
+          <w:b/>
+          <w:smallCaps/>
+          <w:color w:val="7C8792"/>
+          <w:sz w:val="16"/>
+          <w:szCs w:val="16"/>
+        </w:rPr>
+        <w:t xml:space="preserve">If this is wrong, how should it be answered?</w:t>
+      </w:r>
+    </w:p>
+    <w:p>
+      <w:pPr>
+        <w:spacing w:after="20"/>
+      </w:pPr>
+      <w:r>
+        <w:rPr>
+          <w:color w:val="C8CFD5"/>
+          <w:sz w:val="18"/>
+          <w:szCs w:val="18"/>
+        </w:rPr>
+        <w:t xml:space="preserve">...............................................................................................</w:t>
+      </w:r>
+    </w:p>
+    <w:p>
+      <w:pPr>
+        <w:spacing w:after="160"/>
+      </w:pPr>
+      <w:r>
+        <w:rPr>
+          <w:color w:val="C8CFD5"/>
+          <w:sz w:val="18"/>
+          <w:szCs w:val="18"/>
+        </w:rPr>
+        <w:t xml:space="preserve">...............................................................................................</w:t>
+      </w:r>
+    </w:p>
+    <w:p>
+      <w:pPr>
         <w:pStyle w:val="Heading2"/>
       </w:pPr>
       <w:r>
@@ -2555,7 +2883,7 @@
     </w:p>
     <w:p>
       <w:pPr>
-        <w:spacing w:after="160"/>
+        <w:spacing w:after="80"/>
         <w:ind w:left="160"/>
         <w:pBdr>
           <w:left w:val="single" w:sz="18" w:space="8" w:color="B26A00"/>
@@ -2579,6 +2907,47 @@
     </w:p>
     <w:p>
       <w:pPr>
+        <w:spacing w:before="60" w:after="20"/>
+      </w:pPr>
+      <w:r>
+        <w:rPr>
+          <w:b/>
+          <w:smallCaps/>
+          <w:color w:val="7C8792"/>
+          <w:sz w:val="16"/>
+          <w:szCs w:val="16"/>
+        </w:rPr>
+        <w:t xml:space="preserve">If this is wrong, how should it be answered?</w:t>
+      </w:r>
+    </w:p>
+    <w:p>
+      <w:pPr>
+        <w:spacing w:after="20"/>
+      </w:pPr>
+      <w:r>
+        <w:rPr>
+          <w:color w:val="C8CFD5"/>
+          <w:sz w:val="18"/>
+          <w:szCs w:val="18"/>
+        </w:rPr>
+        <w:t xml:space="preserve">...............................................................................................</w:t>
+      </w:r>
+    </w:p>
+    <w:p>
+      <w:pPr>
+        <w:spacing w:after="160"/>
+      </w:pPr>
+      <w:r>
+        <w:rPr>
+          <w:color w:val="C8CFD5"/>
+          <w:sz w:val="18"/>
+          <w:szCs w:val="18"/>
+        </w:rPr>
+        <w:t xml:space="preserve">...............................................................................................</w:t>
+      </w:r>
+    </w:p>
+    <w:p>
+      <w:pPr>
         <w:pStyle w:val="Heading2"/>
       </w:pPr>
       <w:r>
@@ -2788,7 +3157,7 @@
     </w:p>
     <w:p>
       <w:pPr>
-        <w:spacing w:after="160"/>
+        <w:spacing w:after="80"/>
         <w:ind w:left="160"/>
         <w:pBdr>
           <w:left w:val="single" w:sz="18" w:space="8" w:color="B26A00"/>
@@ -2812,6 +3181,47 @@
     </w:p>
     <w:p>
       <w:pPr>
+        <w:spacing w:before="60" w:after="20"/>
+      </w:pPr>
+      <w:r>
+        <w:rPr>
+          <w:b/>
+          <w:smallCaps/>
+          <w:color w:val="7C8792"/>
+          <w:sz w:val="16"/>
+          <w:szCs w:val="16"/>
+        </w:rPr>
+        <w:t xml:space="preserve">If this is wrong, how should it be answered?</w:t>
+      </w:r>
+    </w:p>
+    <w:p>
+      <w:pPr>
+        <w:spacing w:after="20"/>
+      </w:pPr>
+      <w:r>
+        <w:rPr>
+          <w:color w:val="C8CFD5"/>
+          <w:sz w:val="18"/>
+          <w:szCs w:val="18"/>
+        </w:rPr>
+        <w:t xml:space="preserve">...............................................................................................</w:t>
+      </w:r>
+    </w:p>
+    <w:p>
+      <w:pPr>
+        <w:spacing w:after="160"/>
+      </w:pPr>
+      <w:r>
+        <w:rPr>
+          <w:color w:val="C8CFD5"/>
+          <w:sz w:val="18"/>
+          <w:szCs w:val="18"/>
+        </w:rPr>
+        <w:t xml:space="preserve">...............................................................................................</w:t>
+      </w:r>
+    </w:p>
+    <w:p>
+      <w:pPr>
         <w:pStyle w:val="Heading2"/>
       </w:pPr>
       <w:r>
@@ -3021,7 +3431,7 @@
     </w:p>
     <w:p>
       <w:pPr>
-        <w:spacing w:after="160"/>
+        <w:spacing w:after="80"/>
         <w:ind w:left="160"/>
         <w:pBdr>
           <w:left w:val="single" w:sz="18" w:space="8" w:color="B26A00"/>
@@ -3045,6 +3455,47 @@
     </w:p>
     <w:p>
       <w:pPr>
+        <w:spacing w:before="60" w:after="20"/>
+      </w:pPr>
+      <w:r>
+        <w:rPr>
+          <w:b/>
+          <w:smallCaps/>
+          <w:color w:val="7C8792"/>
+          <w:sz w:val="16"/>
+          <w:szCs w:val="16"/>
+        </w:rPr>
+        <w:t xml:space="preserve">If this is wrong, how should it be answered?</w:t>
+      </w:r>
+    </w:p>
+    <w:p>
+      <w:pPr>
+        <w:spacing w:after="20"/>
+      </w:pPr>
+      <w:r>
+        <w:rPr>
+          <w:color w:val="C8CFD5"/>
+          <w:sz w:val="18"/>
+          <w:szCs w:val="18"/>
+        </w:rPr>
+        <w:t xml:space="preserve">...............................................................................................</w:t>
+      </w:r>
+    </w:p>
+    <w:p>
+      <w:pPr>
+        <w:spacing w:after="160"/>
+      </w:pPr>
+      <w:r>
+        <w:rPr>
+          <w:color w:val="C8CFD5"/>
+          <w:sz w:val="18"/>
+          <w:szCs w:val="18"/>
+        </w:rPr>
+        <w:t xml:space="preserve">...............................................................................................</w:t>
+      </w:r>
+    </w:p>
+    <w:p>
+      <w:pPr>
         <w:pStyle w:val="Heading2"/>
       </w:pPr>
       <w:r>
@@ -3276,7 +3727,7 @@
     </w:p>
     <w:p>
       <w:pPr>
-        <w:spacing w:after="160"/>
+        <w:spacing w:after="80"/>
         <w:ind w:left="160"/>
         <w:pBdr>
           <w:left w:val="single" w:sz="18" w:space="8" w:color="B26A00"/>
@@ -3300,6 +3751,47 @@
     </w:p>
     <w:p>
       <w:pPr>
+        <w:spacing w:before="60" w:after="20"/>
+      </w:pPr>
+      <w:r>
+        <w:rPr>
+          <w:b/>
+          <w:smallCaps/>
+          <w:color w:val="7C8792"/>
+          <w:sz w:val="16"/>
+          <w:szCs w:val="16"/>
+        </w:rPr>
+        <w:t xml:space="preserve">If this is wrong, how should it be answered?</w:t>
+      </w:r>
+    </w:p>
+    <w:p>
+      <w:pPr>
+        <w:spacing w:after="20"/>
+      </w:pPr>
+      <w:r>
+        <w:rPr>
+          <w:color w:val="C8CFD5"/>
+          <w:sz w:val="18"/>
+          <w:szCs w:val="18"/>
+        </w:rPr>
+        <w:t xml:space="preserve">...............................................................................................</w:t>
+      </w:r>
+    </w:p>
+    <w:p>
+      <w:pPr>
+        <w:spacing w:after="160"/>
+      </w:pPr>
+      <w:r>
+        <w:rPr>
+          <w:color w:val="C8CFD5"/>
+          <w:sz w:val="18"/>
+          <w:szCs w:val="18"/>
+        </w:rPr>
+        <w:t xml:space="preserve">...............................................................................................</w:t>
+      </w:r>
+    </w:p>
+    <w:p>
+      <w:pPr>
         <w:pStyle w:val="Heading2"/>
       </w:pPr>
       <w:r>
@@ -3553,7 +4045,7 @@
     </w:p>
     <w:p>
       <w:pPr>
-        <w:spacing w:after="160"/>
+        <w:spacing w:after="80"/>
         <w:ind w:left="160"/>
         <w:pBdr>
           <w:left w:val="single" w:sz="18" w:space="8" w:color="B26A00"/>
@@ -3577,6 +4069,47 @@
     </w:p>
     <w:p>
       <w:pPr>
+        <w:spacing w:before="60" w:after="20"/>
+      </w:pPr>
+      <w:r>
+        <w:rPr>
+          <w:b/>
+          <w:smallCaps/>
+          <w:color w:val="7C8792"/>
+          <w:sz w:val="16"/>
+          <w:szCs w:val="16"/>
+        </w:rPr>
+        <w:t xml:space="preserve">If this is wrong, how should it be answered?</w:t>
+      </w:r>
+    </w:p>
+    <w:p>
+      <w:pPr>
+        <w:spacing w:after="20"/>
+      </w:pPr>
+      <w:r>
+        <w:rPr>
+          <w:color w:val="C8CFD5"/>
+          <w:sz w:val="18"/>
+          <w:szCs w:val="18"/>
+        </w:rPr>
+        <w:t xml:space="preserve">...............................................................................................</w:t>
+      </w:r>
+    </w:p>
+    <w:p>
+      <w:pPr>
+        <w:spacing w:after="160"/>
+      </w:pPr>
+      <w:r>
+        <w:rPr>
+          <w:color w:val="C8CFD5"/>
+          <w:sz w:val="18"/>
+          <w:szCs w:val="18"/>
+        </w:rPr>
+        <w:t xml:space="preserve">...............................................................................................</w:t>
+      </w:r>
+    </w:p>
+    <w:p>
+      <w:pPr>
         <w:pStyle w:val="Heading2"/>
       </w:pPr>
       <w:r>
@@ -3786,7 +4319,7 @@
     </w:p>
     <w:p>
       <w:pPr>
-        <w:spacing w:after="160"/>
+        <w:spacing w:after="80"/>
         <w:ind w:left="160"/>
         <w:pBdr>
           <w:left w:val="single" w:sz="18" w:space="8" w:color="B26A00"/>
@@ -3810,6 +4343,47 @@
     </w:p>
     <w:p>
       <w:pPr>
+        <w:spacing w:before="60" w:after="20"/>
+      </w:pPr>
+      <w:r>
+        <w:rPr>
+          <w:b/>
+          <w:smallCaps/>
+          <w:color w:val="7C8792"/>
+          <w:sz w:val="16"/>
+          <w:szCs w:val="16"/>
+        </w:rPr>
+        <w:t xml:space="preserve">If this is wrong, how should it be answered?</w:t>
+      </w:r>
+    </w:p>
+    <w:p>
+      <w:pPr>
+        <w:spacing w:after="20"/>
+      </w:pPr>
+      <w:r>
+        <w:rPr>
+          <w:color w:val="C8CFD5"/>
+          <w:sz w:val="18"/>
+          <w:szCs w:val="18"/>
+        </w:rPr>
+        <w:t xml:space="preserve">...............................................................................................</w:t>
+      </w:r>
+    </w:p>
+    <w:p>
+      <w:pPr>
+        <w:spacing w:after="160"/>
+      </w:pPr>
+      <w:r>
+        <w:rPr>
+          <w:color w:val="C8CFD5"/>
+          <w:sz w:val="18"/>
+          <w:szCs w:val="18"/>
+        </w:rPr>
+        <w:t xml:space="preserve">...............................................................................................</w:t>
+      </w:r>
+    </w:p>
+    <w:p>
+      <w:pPr>
         <w:pStyle w:val="Heading2"/>
       </w:pPr>
       <w:r>
@@ -4063,7 +4637,7 @@
     </w:p>
     <w:p>
       <w:pPr>
-        <w:spacing w:after="160"/>
+        <w:spacing w:after="80"/>
         <w:ind w:left="160"/>
         <w:pBdr>
           <w:left w:val="single" w:sz="18" w:space="8" w:color="B26A00"/>
@@ -4087,6 +4661,47 @@
     </w:p>
     <w:p>
       <w:pPr>
+        <w:spacing w:before="60" w:after="20"/>
+      </w:pPr>
+      <w:r>
+        <w:rPr>
+          <w:b/>
+          <w:smallCaps/>
+          <w:color w:val="7C8792"/>
+          <w:sz w:val="16"/>
+          <w:szCs w:val="16"/>
+        </w:rPr>
+        <w:t xml:space="preserve">If this is wrong, how should it be answered?</w:t>
+      </w:r>
+    </w:p>
+    <w:p>
+      <w:pPr>
+        <w:spacing w:after="20"/>
+      </w:pPr>
+      <w:r>
+        <w:rPr>
+          <w:color w:val="C8CFD5"/>
+          <w:sz w:val="18"/>
+          <w:szCs w:val="18"/>
+        </w:rPr>
+        <w:t xml:space="preserve">...............................................................................................</w:t>
+      </w:r>
+    </w:p>
+    <w:p>
+      <w:pPr>
+        <w:spacing w:after="160"/>
+      </w:pPr>
+      <w:r>
+        <w:rPr>
+          <w:color w:val="C8CFD5"/>
+          <w:sz w:val="18"/>
+          <w:szCs w:val="18"/>
+        </w:rPr>
+        <w:t xml:space="preserve">...............................................................................................</w:t>
+      </w:r>
+    </w:p>
+    <w:p>
+      <w:pPr>
         <w:pStyle w:val="Heading2"/>
       </w:pPr>
       <w:r>
@@ -4296,14 +4911,43 @@
     </w:p>
     <w:p>
       <w:pPr>
-        <w:spacing w:after="120"/>
-      </w:pPr>
-      <w:r>
-        <w:rPr>
-          <w:sz w:val="12"/>
-          <w:szCs w:val="12"/>
-        </w:rPr>
-        <w:t xml:space="preserve"/>
+        <w:spacing w:before="60" w:after="20"/>
+      </w:pPr>
+      <w:r>
+        <w:rPr>
+          <w:b/>
+          <w:smallCaps/>
+          <w:color w:val="7C8792"/>
+          <w:sz w:val="16"/>
+          <w:szCs w:val="16"/>
+        </w:rPr>
+        <w:t xml:space="preserve">If this is wrong, how should it be answered?</w:t>
+      </w:r>
+    </w:p>
+    <w:p>
+      <w:pPr>
+        <w:spacing w:after="20"/>
+      </w:pPr>
+      <w:r>
+        <w:rPr>
+          <w:color w:val="C8CFD5"/>
+          <w:sz w:val="18"/>
+          <w:szCs w:val="18"/>
+        </w:rPr>
+        <w:t xml:space="preserve">...............................................................................................</w:t>
+      </w:r>
+    </w:p>
+    <w:p>
+      <w:pPr>
+        <w:spacing w:after="160"/>
+      </w:pPr>
+      <w:r>
+        <w:rPr>
+          <w:color w:val="C8CFD5"/>
+          <w:sz w:val="18"/>
+          <w:szCs w:val="18"/>
+        </w:rPr>
+        <w:t xml:space="preserve">...............................................................................................</w:t>
       </w:r>
     </w:p>
     <w:p>
@@ -4517,7 +5161,7 @@
     </w:p>
     <w:p>
       <w:pPr>
-        <w:spacing w:after="160"/>
+        <w:spacing w:after="80"/>
         <w:ind w:left="160"/>
         <w:pBdr>
           <w:left w:val="single" w:sz="18" w:space="8" w:color="B26A00"/>
@@ -4541,6 +5185,47 @@
     </w:p>
     <w:p>
       <w:pPr>
+        <w:spacing w:before="60" w:after="20"/>
+      </w:pPr>
+      <w:r>
+        <w:rPr>
+          <w:b/>
+          <w:smallCaps/>
+          <w:color w:val="7C8792"/>
+          <w:sz w:val="16"/>
+          <w:szCs w:val="16"/>
+        </w:rPr>
+        <w:t xml:space="preserve">If this is wrong, how should it be answered?</w:t>
+      </w:r>
+    </w:p>
+    <w:p>
+      <w:pPr>
+        <w:spacing w:after="20"/>
+      </w:pPr>
+      <w:r>
+        <w:rPr>
+          <w:color w:val="C8CFD5"/>
+          <w:sz w:val="18"/>
+          <w:szCs w:val="18"/>
+        </w:rPr>
+        <w:t xml:space="preserve">...............................................................................................</w:t>
+      </w:r>
+    </w:p>
+    <w:p>
+      <w:pPr>
+        <w:spacing w:after="160"/>
+      </w:pPr>
+      <w:r>
+        <w:rPr>
+          <w:color w:val="C8CFD5"/>
+          <w:sz w:val="18"/>
+          <w:szCs w:val="18"/>
+        </w:rPr>
+        <w:t xml:space="preserve">...............................................................................................</w:t>
+      </w:r>
+    </w:p>
+    <w:p>
+      <w:pPr>
         <w:pStyle w:val="Heading2"/>
       </w:pPr>
       <w:r>
@@ -4772,7 +5457,7 @@
     </w:p>
     <w:p>
       <w:pPr>
-        <w:spacing w:after="160"/>
+        <w:spacing w:after="80"/>
         <w:ind w:left="160"/>
         <w:pBdr>
           <w:left w:val="single" w:sz="18" w:space="8" w:color="B26A00"/>
@@ -4796,6 +5481,47 @@
     </w:p>
     <w:p>
       <w:pPr>
+        <w:spacing w:before="60" w:after="20"/>
+      </w:pPr>
+      <w:r>
+        <w:rPr>
+          <w:b/>
+          <w:smallCaps/>
+          <w:color w:val="7C8792"/>
+          <w:sz w:val="16"/>
+          <w:szCs w:val="16"/>
+        </w:rPr>
+        <w:t xml:space="preserve">If this is wrong, how should it be answered?</w:t>
+      </w:r>
+    </w:p>
+    <w:p>
+      <w:pPr>
+        <w:spacing w:after="20"/>
+      </w:pPr>
+      <w:r>
+        <w:rPr>
+          <w:color w:val="C8CFD5"/>
+          <w:sz w:val="18"/>
+          <w:szCs w:val="18"/>
+        </w:rPr>
+        <w:t xml:space="preserve">...............................................................................................</w:t>
+      </w:r>
+    </w:p>
+    <w:p>
+      <w:pPr>
+        <w:spacing w:after="160"/>
+      </w:pPr>
+      <w:r>
+        <w:rPr>
+          <w:color w:val="C8CFD5"/>
+          <w:sz w:val="18"/>
+          <w:szCs w:val="18"/>
+        </w:rPr>
+        <w:t xml:space="preserve">...............................................................................................</w:t>
+      </w:r>
+    </w:p>
+    <w:p>
+      <w:pPr>
         <w:pStyle w:val="Heading2"/>
       </w:pPr>
       <w:r>
@@ -5005,7 +5731,7 @@
     </w:p>
     <w:p>
       <w:pPr>
-        <w:spacing w:after="160"/>
+        <w:spacing w:after="80"/>
         <w:ind w:left="160"/>
         <w:pBdr>
           <w:left w:val="single" w:sz="18" w:space="8" w:color="B26A00"/>
@@ -5029,6 +5755,47 @@
     </w:p>
     <w:p>
       <w:pPr>
+        <w:spacing w:before="60" w:after="20"/>
+      </w:pPr>
+      <w:r>
+        <w:rPr>
+          <w:b/>
+          <w:smallCaps/>
+          <w:color w:val="7C8792"/>
+          <w:sz w:val="16"/>
+          <w:szCs w:val="16"/>
+        </w:rPr>
+        <w:t xml:space="preserve">If this is wrong, how should it be answered?</w:t>
+      </w:r>
+    </w:p>
+    <w:p>
+      <w:pPr>
+        <w:spacing w:after="20"/>
+      </w:pPr>
+      <w:r>
+        <w:rPr>
+          <w:color w:val="C8CFD5"/>
+          <w:sz w:val="18"/>
+          <w:szCs w:val="18"/>
+        </w:rPr>
+        <w:t xml:space="preserve">...............................................................................................</w:t>
+      </w:r>
+    </w:p>
+    <w:p>
+      <w:pPr>
+        <w:spacing w:after="160"/>
+      </w:pPr>
+      <w:r>
+        <w:rPr>
+          <w:color w:val="C8CFD5"/>
+          <w:sz w:val="18"/>
+          <w:szCs w:val="18"/>
+        </w:rPr>
+        <w:t xml:space="preserve">...............................................................................................</w:t>
+      </w:r>
+    </w:p>
+    <w:p>
+      <w:pPr>
         <w:pStyle w:val="Heading2"/>
       </w:pPr>
       <w:r>
@@ -5238,7 +6005,7 @@
     </w:p>
     <w:p>
       <w:pPr>
-        <w:spacing w:after="160"/>
+        <w:spacing w:after="80"/>
         <w:ind w:left="160"/>
         <w:pBdr>
           <w:left w:val="single" w:sz="18" w:space="8" w:color="B26A00"/>
@@ -5258,6 +6025,47 @@
           <w:szCs w:val="18"/>
         </w:rPr>
         <w:t xml:space="preserve">The failure mode here is generalising. Six pre-login replies wrongly told members a home-club change was self-service in the app before this was corrected on 6 Sep 2026. Esther’s TrainMore NL Bot Training Guide is where these rules were agreed, but it is not connected to anything. Editing that document changes nothing until someone edits the prompt to match.</w:t>
+      </w:r>
+    </w:p>
+    <w:p>
+      <w:pPr>
+        <w:spacing w:before="60" w:after="20"/>
+      </w:pPr>
+      <w:r>
+        <w:rPr>
+          <w:b/>
+          <w:smallCaps/>
+          <w:color w:val="7C8792"/>
+          <w:sz w:val="16"/>
+          <w:szCs w:val="16"/>
+        </w:rPr>
+        <w:t xml:space="preserve">If this is wrong, how should it be answered?</w:t>
+      </w:r>
+    </w:p>
+    <w:p>
+      <w:pPr>
+        <w:spacing w:after="20"/>
+      </w:pPr>
+      <w:r>
+        <w:rPr>
+          <w:color w:val="C8CFD5"/>
+          <w:sz w:val="18"/>
+          <w:szCs w:val="18"/>
+        </w:rPr>
+        <w:t xml:space="preserve">...............................................................................................</w:t>
+      </w:r>
+    </w:p>
+    <w:p>
+      <w:pPr>
+        <w:spacing w:after="160"/>
+      </w:pPr>
+      <w:r>
+        <w:rPr>
+          <w:color w:val="C8CFD5"/>
+          <w:sz w:val="18"/>
+          <w:szCs w:val="18"/>
+        </w:rPr>
+        <w:t xml:space="preserve">...............................................................................................</w:t>
       </w:r>
     </w:p>
     <w:p>

--- a/docs/how-a-question-gets-answered.docx
+++ b/docs/how-a-question-gets-answered.docx
@@ -338,8 +338,18 @@
           <w:sz w:val="18"/>
           <w:szCs w:val="18"/>
         </w:rPr>
-        <w:t xml:space="preserve">“Ik moet gaan werken kan iemand mij vandaag gewoon ff bellen [phone]”</w:t>
-      </w:r>
+        <w:t xml:space="preserve">“Kun je me laten bellen door een medewerker?”  </w:t>
+      </w:r>
+      <w:hyperlink r:id="rIdL1">
+        <w:r>
+          <w:rPr>
+            <w:rStyle w:val="Hyperlink"/>
+            <w:sz w:val="16"/>
+            <w:szCs w:val="16"/>
+          </w:rPr>
+          <w:t xml:space="preserve">read the conversation</w:t>
+        </w:r>
+      </w:hyperlink>
     </w:p>
     <w:p>
       <w:pPr>
@@ -353,8 +363,18 @@
           <w:sz w:val="18"/>
           <w:szCs w:val="18"/>
         </w:rPr>
-        <w:t xml:space="preserve">“No. You’re nog helping. I would like to contact someone from the gym”</w:t>
-      </w:r>
+        <w:t xml:space="preserve">“I want to speak to a real person”  </w:t>
+      </w:r>
+      <w:hyperlink r:id="rIdL2">
+        <w:r>
+          <w:rPr>
+            <w:rStyle w:val="Hyperlink"/>
+            <w:sz w:val="16"/>
+            <w:szCs w:val="16"/>
+          </w:rPr>
+          <w:t xml:space="preserve">read the conversation</w:t>
+        </w:r>
+      </w:hyperlink>
     </w:p>
     <w:p>
       <w:pPr>
@@ -368,8 +388,18 @@
           <w:sz w:val="18"/>
           <w:szCs w:val="18"/>
         </w:rPr>
-        <w:t xml:space="preserve">“I would like to speak to someone from the location trainmore Slotervaart Amsterdam”</w:t>
-      </w:r>
+        <w:t xml:space="preserve">“Evelyn how do I talk to a real person about this issue”  </w:t>
+      </w:r>
+      <w:hyperlink r:id="rIdL3">
+        <w:r>
+          <w:rPr>
+            <w:rStyle w:val="Hyperlink"/>
+            <w:sz w:val="16"/>
+            <w:szCs w:val="16"/>
+          </w:rPr>
+          <w:t xml:space="preserve">read the conversation</w:t>
+        </w:r>
+      </w:hyperlink>
     </w:p>
     <w:p>
       <w:pPr>
@@ -612,8 +642,18 @@
           <w:sz w:val="18"/>
           <w:szCs w:val="18"/>
         </w:rPr>
-        <w:t xml:space="preserve">“Change membership”</w:t>
-      </w:r>
+        <w:t xml:space="preserve">“Graag nu 2 aparte tickets maken of alles toevoegen in een mail dus bevriezing en na bevriezing overstap gym locatie”  </w:t>
+      </w:r>
+      <w:hyperlink r:id="rIdL4">
+        <w:r>
+          <w:rPr>
+            <w:rStyle w:val="Hyperlink"/>
+            <w:sz w:val="16"/>
+            <w:szCs w:val="16"/>
+          </w:rPr>
+          <w:t xml:space="preserve">read the conversation</w:t>
+        </w:r>
+      </w:hyperlink>
     </w:p>
     <w:p>
       <w:pPr>
@@ -627,8 +667,18 @@
           <w:sz w:val="18"/>
           <w:szCs w:val="18"/>
         </w:rPr>
-        <w:t xml:space="preserve">“i want to ask if i can switch home club”</w:t>
-      </w:r>
+        <w:t xml:space="preserve">“Change type is home club change, please proceed”  </w:t>
+      </w:r>
+      <w:hyperlink r:id="rIdL5">
+        <w:r>
+          <w:rPr>
+            <w:rStyle w:val="Hyperlink"/>
+            <w:sz w:val="16"/>
+            <w:szCs w:val="16"/>
+          </w:rPr>
+          <w:t xml:space="preserve">read the conversation</w:t>
+        </w:r>
+      </w:hyperlink>
     </w:p>
     <w:p>
       <w:pPr>
@@ -642,8 +692,18 @@
           <w:sz w:val="18"/>
           <w:szCs w:val="18"/>
         </w:rPr>
-        <w:t xml:space="preserve">“how can i change my home club?”</w:t>
-      </w:r>
+        <w:t xml:space="preserve">“how can i change my home club?”  </w:t>
+      </w:r>
+      <w:hyperlink r:id="rIdL6">
+        <w:r>
+          <w:rPr>
+            <w:rStyle w:val="Hyperlink"/>
+            <w:sz w:val="16"/>
+            <w:szCs w:val="16"/>
+          </w:rPr>
+          <w:t xml:space="preserve">read the conversation</w:t>
+        </w:r>
+      </w:hyperlink>
     </w:p>
     <w:p>
       <w:pPr>
@@ -886,8 +946,18 @@
           <w:sz w:val="18"/>
           <w:szCs w:val="18"/>
         </w:rPr>
-        <w:t xml:space="preserve">“early cancel membership”</w:t>
-      </w:r>
+        <w:t xml:space="preserve">“fine - i wish to stop; is a notice required on my membership? it is free of any fixed period now”  </w:t>
+      </w:r>
+      <w:hyperlink r:id="rIdL7">
+        <w:r>
+          <w:rPr>
+            <w:rStyle w:val="Hyperlink"/>
+            <w:sz w:val="16"/>
+            <w:szCs w:val="16"/>
+          </w:rPr>
+          <w:t xml:space="preserve">read the conversation</w:t>
+        </w:r>
+      </w:hyperlink>
     </w:p>
     <w:p>
       <w:pPr>
@@ -901,8 +971,18 @@
           <w:sz w:val="18"/>
           <w:szCs w:val="18"/>
         </w:rPr>
-        <w:t xml:space="preserve">“so do i cancel my membership so i don't add another payment. and then get a new one after i want to go to the gym again?”</w:t>
-      </w:r>
+        <w:t xml:space="preserve">“I would like to cancel my membership but do not see the option in my app and cannot find an emailadress”  </w:t>
+      </w:r>
+      <w:hyperlink r:id="rIdL8">
+        <w:r>
+          <w:rPr>
+            <w:rStyle w:val="Hyperlink"/>
+            <w:sz w:val="16"/>
+            <w:szCs w:val="16"/>
+          </w:rPr>
+          <w:t xml:space="preserve">read the conversation</w:t>
+        </w:r>
+      </w:hyperlink>
     </w:p>
     <w:p>
       <w:pPr>
@@ -916,8 +996,18 @@
           <w:sz w:val="18"/>
           <w:szCs w:val="18"/>
         </w:rPr>
-        <w:t xml:space="preserve">“Hi how can i cancel my membership”</w:t>
-      </w:r>
+        <w:t xml:space="preserve">“what are my options for cancelling my membership early”  </w:t>
+      </w:r>
+      <w:hyperlink r:id="rIdL9">
+        <w:r>
+          <w:rPr>
+            <w:rStyle w:val="Hyperlink"/>
+            <w:sz w:val="16"/>
+            <w:szCs w:val="16"/>
+          </w:rPr>
+          <w:t xml:space="preserve">read the conversation</w:t>
+        </w:r>
+      </w:hyperlink>
     </w:p>
     <w:p>
       <w:pPr>
@@ -1160,8 +1250,18 @@
           <w:sz w:val="18"/>
           <w:szCs w:val="18"/>
         </w:rPr>
-        <w:t xml:space="preserve">“Yes I mean that club and no I’m asking what time they open tomorrow”</w:t>
-      </w:r>
+        <w:t xml:space="preserve">“Tot hoe laat is Leiden open?”  </w:t>
+      </w:r>
+      <w:hyperlink r:id="rIdL10">
+        <w:r>
+          <w:rPr>
+            <w:rStyle w:val="Hyperlink"/>
+            <w:sz w:val="16"/>
+            <w:szCs w:val="16"/>
+          </w:rPr>
+          <w:t xml:space="preserve">read the conversation</w:t>
+        </w:r>
+      </w:hyperlink>
     </w:p>
     <w:p>
       <w:pPr>
@@ -1175,8 +1275,18 @@
           <w:sz w:val="18"/>
           <w:szCs w:val="18"/>
         </w:rPr>
-        <w:t xml:space="preserve">“What’s the opening hours”</w:t>
-      </w:r>
+        <w:t xml:space="preserve">“Moet wel is vaker een minuut wachten totdat ie er is. Maar openingstijden is vanaf 6.00”  </w:t>
+      </w:r>
+      <w:hyperlink r:id="rIdL11">
+        <w:r>
+          <w:rPr>
+            <w:rStyle w:val="Hyperlink"/>
+            <w:sz w:val="16"/>
+            <w:szCs w:val="16"/>
+          </w:rPr>
+          <w:t xml:space="preserve">read the conversation</w:t>
+        </w:r>
+      </w:hyperlink>
     </w:p>
     <w:p>
       <w:pPr>
@@ -1190,8 +1300,18 @@
           <w:sz w:val="18"/>
           <w:szCs w:val="18"/>
         </w:rPr>
-        <w:t xml:space="preserve">“Tot hoe laat is Leiden open?”</w:t>
-      </w:r>
+        <w:t xml:space="preserve">“Yes I mean that club and no I’m asking what time they open tomorrow”  </w:t>
+      </w:r>
+      <w:hyperlink r:id="rIdL12">
+        <w:r>
+          <w:rPr>
+            <w:rStyle w:val="Hyperlink"/>
+            <w:sz w:val="16"/>
+            <w:szCs w:val="16"/>
+          </w:rPr>
+          <w:t xml:space="preserve">read the conversation</w:t>
+        </w:r>
+      </w:hyperlink>
     </w:p>
     <w:p>
       <w:pPr>
@@ -1478,8 +1598,18 @@
           <w:sz w:val="18"/>
           <w:szCs w:val="18"/>
         </w:rPr>
-        <w:t xml:space="preserve">“Hi, niet op hoogte van opzegtermijn, Ik heb 1 jarig contract, geen update gekregen dat ik moest opzeggen”</w:t>
-      </w:r>
+        <w:t xml:space="preserve">“what is the notice period?”  </w:t>
+      </w:r>
+      <w:hyperlink r:id="rIdL13">
+        <w:r>
+          <w:rPr>
+            <w:rStyle w:val="Hyperlink"/>
+            <w:sz w:val="16"/>
+            <w:szCs w:val="16"/>
+          </w:rPr>
+          <w:t xml:space="preserve">read the conversation</w:t>
+        </w:r>
+      </w:hyperlink>
     </w:p>
     <w:p>
       <w:pPr>
@@ -1493,8 +1623,18 @@
           <w:sz w:val="18"/>
           <w:szCs w:val="18"/>
         </w:rPr>
-        <w:t xml:space="preserve">“hello, when does my contract end and how much will I pay in the next month?”</w:t>
-      </w:r>
+        <w:t xml:space="preserve">“want to have more information on my end date”  </w:t>
+      </w:r>
+      <w:hyperlink r:id="rIdL14">
+        <w:r>
+          <w:rPr>
+            <w:rStyle w:val="Hyperlink"/>
+            <w:sz w:val="16"/>
+            <w:szCs w:val="16"/>
+          </w:rPr>
+          <w:t xml:space="preserve">read the conversation</w:t>
+        </w:r>
+      </w:hyperlink>
     </w:p>
     <w:p>
       <w:pPr>
@@ -1508,8 +1648,18 @@
           <w:sz w:val="18"/>
           <w:szCs w:val="18"/>
         </w:rPr>
-        <w:t xml:space="preserve">“Ik heb mijn abonnement afgezegd en opzegtermijn is 7-10-2026. Moet ik dan nu nog 1 maand betalen?”</w:t>
-      </w:r>
+        <w:t xml:space="preserve">“Hi, niet op hoogte van opzegtermijn, Ik heb 1 jarig contract, geen update gekregen dat ik moest opzeggen”  </w:t>
+      </w:r>
+      <w:hyperlink r:id="rIdL15">
+        <w:r>
+          <w:rPr>
+            <w:rStyle w:val="Hyperlink"/>
+            <w:sz w:val="16"/>
+            <w:szCs w:val="16"/>
+          </w:rPr>
+          <w:t xml:space="preserve">read the conversation</w:t>
+        </w:r>
+      </w:hyperlink>
     </w:p>
     <w:p>
       <w:pPr>
@@ -1752,8 +1902,18 @@
           <w:sz w:val="18"/>
           <w:szCs w:val="18"/>
         </w:rPr>
-        <w:t xml:space="preserve">“Im sick and neet to cancel my class pilates at 18:10”</w:t>
-      </w:r>
+        <w:t xml:space="preserve">“I do not have an account yet as I am not yet a member, I booked a trail session”  </w:t>
+      </w:r>
+      <w:hyperlink r:id="rIdL16">
+        <w:r>
+          <w:rPr>
+            <w:rStyle w:val="Hyperlink"/>
+            <w:sz w:val="16"/>
+            <w:szCs w:val="16"/>
+          </w:rPr>
+          <w:t xml:space="preserve">read the conversation</w:t>
+        </w:r>
+      </w:hyperlink>
     </w:p>
     <w:p>
       <w:pPr>
@@ -1767,8 +1927,18 @@
           <w:sz w:val="18"/>
           <w:szCs w:val="18"/>
         </w:rPr>
-        <w:t xml:space="preserve">“I need to cancel my class due to renovations at my neighbour's construction that caused damages to my apartment”</w:t>
-      </w:r>
+        <w:t xml:space="preserve">“I would like to book a lesson”  </w:t>
+      </w:r>
+      <w:hyperlink r:id="rIdL17">
+        <w:r>
+          <w:rPr>
+            <w:rStyle w:val="Hyperlink"/>
+            <w:sz w:val="16"/>
+            <w:szCs w:val="16"/>
+          </w:rPr>
+          <w:t xml:space="preserve">read the conversation</w:t>
+        </w:r>
+      </w:hyperlink>
     </w:p>
     <w:p>
       <w:pPr>
@@ -1782,8 +1952,18 @@
           <w:sz w:val="18"/>
           <w:szCs w:val="18"/>
         </w:rPr>
-        <w:t xml:space="preserve">“I need ro cancel my class due to damages in my apartment caused by construction in my neighbour apartment t”</w:t>
-      </w:r>
+        <w:t xml:space="preserve">“did you cancel the CORE class I booked through the app?”  </w:t>
+      </w:r>
+      <w:hyperlink r:id="rIdL18">
+        <w:r>
+          <w:rPr>
+            <w:rStyle w:val="Hyperlink"/>
+            <w:sz w:val="16"/>
+            <w:szCs w:val="16"/>
+          </w:rPr>
+          <w:t xml:space="preserve">read the conversation</w:t>
+        </w:r>
+      </w:hyperlink>
     </w:p>
     <w:p>
       <w:pPr>
@@ -2092,8 +2272,18 @@
           <w:sz w:val="18"/>
           <w:szCs w:val="18"/>
         </w:rPr>
-        <w:t xml:space="preserve">“i would like to have the student membership as i had last year”</w:t>
-      </w:r>
+        <w:t xml:space="preserve">“without student membership how much? and do i get 1 eurp off everytime”  </w:t>
+      </w:r>
+      <w:hyperlink r:id="rIdL19">
+        <w:r>
+          <w:rPr>
+            <w:rStyle w:val="Hyperlink"/>
+            <w:sz w:val="16"/>
+            <w:szCs w:val="16"/>
+          </w:rPr>
+          <w:t xml:space="preserve">read the conversation</w:t>
+        </w:r>
+      </w:hyperlink>
     </w:p>
     <w:p>
       <w:pPr>
@@ -2107,8 +2297,18 @@
           <w:sz w:val="18"/>
           <w:szCs w:val="18"/>
         </w:rPr>
-        <w:t xml:space="preserve">“No, I would like to know how to use the Hyperice discount code I got sent through the mail”</w:t>
-      </w:r>
+        <w:t xml:space="preserve">“can i just have the discount code?”  </w:t>
+      </w:r>
+      <w:hyperlink r:id="rIdL20">
+        <w:r>
+          <w:rPr>
+            <w:rStyle w:val="Hyperlink"/>
+            <w:sz w:val="16"/>
+            <w:szCs w:val="16"/>
+          </w:rPr>
+          <w:t xml:space="preserve">read the conversation</w:t>
+        </w:r>
+      </w:hyperlink>
     </w:p>
     <w:p>
       <w:pPr>
@@ -2122,8 +2322,18 @@
           <w:sz w:val="18"/>
           <w:szCs w:val="18"/>
         </w:rPr>
-        <w:t xml:space="preserve">“Where can I use the Hyperice discount code”</w:t>
-      </w:r>
+        <w:t xml:space="preserve">“Wait so do I get a student discount?”  </w:t>
+      </w:r>
+      <w:hyperlink r:id="rIdL21">
+        <w:r>
+          <w:rPr>
+            <w:rStyle w:val="Hyperlink"/>
+            <w:sz w:val="16"/>
+            <w:szCs w:val="16"/>
+          </w:rPr>
+          <w:t xml:space="preserve">read the conversation</w:t>
+        </w:r>
+      </w:hyperlink>
     </w:p>
     <w:p>
       <w:pPr>
@@ -2366,8 +2576,18 @@
           <w:sz w:val="18"/>
           <w:szCs w:val="18"/>
         </w:rPr>
-        <w:t xml:space="preserve">“voor bovenstaande prijs per maand”</w:t>
-      </w:r>
+        <w:t xml:space="preserve">“Hoeveel kost premium”  </w:t>
+      </w:r>
+      <w:hyperlink r:id="rIdL22">
+        <w:r>
+          <w:rPr>
+            <w:rStyle w:val="Hyperlink"/>
+            <w:sz w:val="16"/>
+            <w:szCs w:val="16"/>
+          </w:rPr>
+          <w:t xml:space="preserve">read the conversation</w:t>
+        </w:r>
+      </w:hyperlink>
     </w:p>
     <w:p>
       <w:pPr>
@@ -2381,8 +2601,18 @@
           <w:sz w:val="18"/>
           <w:szCs w:val="18"/>
         </w:rPr>
-        <w:t xml:space="preserve">“Hoeveel kost premium”</w:t>
-      </w:r>
+        <w:t xml:space="preserve">“Op welke prijs startte ik mijn abonnement?”  </w:t>
+      </w:r>
+      <w:hyperlink r:id="rIdL23">
+        <w:r>
+          <w:rPr>
+            <w:rStyle w:val="Hyperlink"/>
+            <w:sz w:val="16"/>
+            <w:szCs w:val="16"/>
+          </w:rPr>
+          <w:t xml:space="preserve">read the conversation</w:t>
+        </w:r>
+      </w:hyperlink>
     </w:p>
     <w:p>
       <w:pPr>
@@ -2396,8 +2626,18 @@
           <w:sz w:val="18"/>
           <w:szCs w:val="18"/>
         </w:rPr>
-        <w:t xml:space="preserve">“Hoeveel kost het overstappen van de singel naar kraanspoor?”</w:t>
-      </w:r>
+        <w:t xml:space="preserve">“And how much does it cost after january ?”  </w:t>
+      </w:r>
+      <w:hyperlink r:id="rIdL24">
+        <w:r>
+          <w:rPr>
+            <w:rStyle w:val="Hyperlink"/>
+            <w:sz w:val="16"/>
+            <w:szCs w:val="16"/>
+          </w:rPr>
+          <w:t xml:space="preserve">read the conversation</w:t>
+        </w:r>
+      </w:hyperlink>
     </w:p>
     <w:p>
       <w:pPr>
@@ -2684,8 +2924,18 @@
           <w:sz w:val="18"/>
           <w:szCs w:val="18"/>
         </w:rPr>
-        <w:t xml:space="preserve">“Trial saterday 9am please”</w:t>
-      </w:r>
+        <w:t xml:space="preserve">“no, not for membership. it's a free trial”  </w:t>
+      </w:r>
+      <w:hyperlink r:id="rIdL25">
+        <w:r>
+          <w:rPr>
+            <w:rStyle w:val="Hyperlink"/>
+            <w:sz w:val="16"/>
+            <w:szCs w:val="16"/>
+          </w:rPr>
+          <w:t xml:space="preserve">read the conversation</w:t>
+        </w:r>
+      </w:hyperlink>
     </w:p>
     <w:p>
       <w:pPr>
@@ -2699,8 +2949,18 @@
           <w:sz w:val="18"/>
           <w:szCs w:val="18"/>
         </w:rPr>
-        <w:t xml:space="preserve">“Interestee in haarlem hortus plein 4, trial”</w:t>
-      </w:r>
+        <w:t xml:space="preserve">“No I just want to a change the time of my trial session nothing else”  </w:t>
+      </w:r>
+      <w:hyperlink r:id="rIdL26">
+        <w:r>
+          <w:rPr>
+            <w:rStyle w:val="Hyperlink"/>
+            <w:sz w:val="16"/>
+            <w:szCs w:val="16"/>
+          </w:rPr>
+          <w:t xml:space="preserve">read the conversation</w:t>
+        </w:r>
+      </w:hyperlink>
     </w:p>
     <w:p>
       <w:pPr>
@@ -2714,8 +2974,18 @@
           <w:sz w:val="18"/>
           <w:szCs w:val="18"/>
         </w:rPr>
-        <w:t xml:space="preserve">“I booked a gree trial and want to join a trib3”</w:t>
-      </w:r>
+        <w:t xml:space="preserve">“Can I pay for one day pass? Do you have a one day pass?”  </w:t>
+      </w:r>
+      <w:hyperlink r:id="rIdL27">
+        <w:r>
+          <w:rPr>
+            <w:rStyle w:val="Hyperlink"/>
+            <w:sz w:val="16"/>
+            <w:szCs w:val="16"/>
+          </w:rPr>
+          <w:t xml:space="preserve">read the conversation</w:t>
+        </w:r>
+      </w:hyperlink>
     </w:p>
     <w:p>
       <w:pPr>
@@ -3002,8 +3272,18 @@
           <w:sz w:val="18"/>
           <w:szCs w:val="18"/>
         </w:rPr>
-        <w:t xml:space="preserve">“Waarom is de eerstvolgende betaling dan 98?”</w:t>
-      </w:r>
+        <w:t xml:space="preserve">“Voor de volgende betaling: Wanneer zie ik dan in m’n account dat m’n check ins worden verwekt?”  </w:t>
+      </w:r>
+      <w:hyperlink r:id="rIdL28">
+        <w:r>
+          <w:rPr>
+            <w:rStyle w:val="Hyperlink"/>
+            <w:sz w:val="16"/>
+            <w:szCs w:val="16"/>
+          </w:rPr>
+          <w:t xml:space="preserve">read the conversation</w:t>
+        </w:r>
+      </w:hyperlink>
     </w:p>
     <w:p>
       <w:pPr>
@@ -3017,8 +3297,18 @@
           <w:sz w:val="18"/>
           <w:szCs w:val="18"/>
         </w:rPr>
-        <w:t xml:space="preserve">“Hello I do not understand why I have been charged 40 euro for a dunning fee”</w:t>
-      </w:r>
+        <w:t xml:space="preserve">“Waarom is de eerstvolgende betaling dan 98?”  </w:t>
+      </w:r>
+      <w:hyperlink r:id="rIdL29">
+        <w:r>
+          <w:rPr>
+            <w:rStyle w:val="Hyperlink"/>
+            <w:sz w:val="16"/>
+            <w:szCs w:val="16"/>
+          </w:rPr>
+          <w:t xml:space="preserve">read the conversation</w:t>
+        </w:r>
+      </w:hyperlink>
     </w:p>
     <w:p>
       <w:pPr>
@@ -3032,8 +3322,18 @@
           <w:sz w:val="18"/>
           <w:szCs w:val="18"/>
         </w:rPr>
-        <w:t xml:space="preserve">“Voor de volgende betaling: Wanneer zie ik dan in m’n account dat m’n check ins worden verwekt?”</w:t>
-      </w:r>
+        <w:t xml:space="preserve">“Ga terug naar het vorige bericht! Waarom wordt er nogsteeds geld afgeschreven”  </w:t>
+      </w:r>
+      <w:hyperlink r:id="rIdL30">
+        <w:r>
+          <w:rPr>
+            <w:rStyle w:val="Hyperlink"/>
+            <w:sz w:val="16"/>
+            <w:szCs w:val="16"/>
+          </w:rPr>
+          <w:t xml:space="preserve">read the conversation</w:t>
+        </w:r>
+      </w:hyperlink>
     </w:p>
     <w:p>
       <w:pPr>
@@ -3276,8 +3576,18 @@
           <w:sz w:val="18"/>
           <w:szCs w:val="18"/>
         </w:rPr>
-        <w:t xml:space="preserve">“Just think along with me, because of the high invoice of de last month and my new membership”</w:t>
-      </w:r>
+        <w:t xml:space="preserve">“Invoice of membership fee september”  </w:t>
+      </w:r>
+      <w:hyperlink r:id="rIdL31">
+        <w:r>
+          <w:rPr>
+            <w:rStyle w:val="Hyperlink"/>
+            <w:sz w:val="16"/>
+            <w:szCs w:val="16"/>
+          </w:rPr>
+          <w:t xml:space="preserve">read the conversation</w:t>
+        </w:r>
+      </w:hyperlink>
     </w:p>
     <w:p>
       <w:pPr>
@@ -3291,8 +3601,18 @@
           <w:sz w:val="18"/>
           <w:szCs w:val="18"/>
         </w:rPr>
-        <w:t xml:space="preserve">“I don't need an invoice”</w:t>
-      </w:r>
+        <w:t xml:space="preserve">“It’s about an invoice.”  </w:t>
+      </w:r>
+      <w:hyperlink r:id="rIdL32">
+        <w:r>
+          <w:rPr>
+            <w:rStyle w:val="Hyperlink"/>
+            <w:sz w:val="16"/>
+            <w:szCs w:val="16"/>
+          </w:rPr>
+          <w:t xml:space="preserve">read the conversation</w:t>
+        </w:r>
+      </w:hyperlink>
     </w:p>
     <w:p>
       <w:pPr>
@@ -3306,8 +3626,18 @@
           <w:sz w:val="18"/>
           <w:szCs w:val="18"/>
         </w:rPr>
-        <w:t xml:space="preserve">“Hi How to get invoice for my GYM ?”</w:t>
-      </w:r>
+        <w:t xml:space="preserve">“btw slechte ai bot”  </w:t>
+      </w:r>
+      <w:hyperlink r:id="rIdL33">
+        <w:r>
+          <w:rPr>
+            <w:rStyle w:val="Hyperlink"/>
+            <w:sz w:val="16"/>
+            <w:szCs w:val="16"/>
+          </w:rPr>
+          <w:t xml:space="preserve">read the conversation</w:t>
+        </w:r>
+      </w:hyperlink>
     </w:p>
     <w:p>
       <w:pPr>
@@ -3550,8 +3880,18 @@
           <w:sz w:val="18"/>
           <w:szCs w:val="18"/>
         </w:rPr>
-        <w:t xml:space="preserve">“I would like to freeze my account for medical reason”</w:t>
-      </w:r>
+        <w:t xml:space="preserve">“Ja dus 60,2 met korting en daarnaast dat van bevriezen toevoegen”  </w:t>
+      </w:r>
+      <w:hyperlink r:id="rIdL34">
+        <w:r>
+          <w:rPr>
+            <w:rStyle w:val="Hyperlink"/>
+            <w:sz w:val="16"/>
+            <w:szCs w:val="16"/>
+          </w:rPr>
+          <w:t xml:space="preserve">read the conversation</w:t>
+        </w:r>
+      </w:hyperlink>
     </w:p>
     <w:p>
       <w:pPr>
@@ -3565,8 +3905,18 @@
           <w:sz w:val="18"/>
           <w:szCs w:val="18"/>
         </w:rPr>
-        <w:t xml:space="preserve">“Kan het niet bevriezen omdat ik naar het buitenland ga voor studie?”</w:t>
-      </w:r>
+        <w:t xml:space="preserve">“I would like to pause my membership for 3 months as I am out of the country. Please can I talk to someon about this”  </w:t>
+      </w:r>
+      <w:hyperlink r:id="rIdL35">
+        <w:r>
+          <w:rPr>
+            <w:rStyle w:val="Hyperlink"/>
+            <w:sz w:val="16"/>
+            <w:szCs w:val="16"/>
+          </w:rPr>
+          <w:t xml:space="preserve">read the conversation</w:t>
+        </w:r>
+      </w:hyperlink>
     </w:p>
     <w:p>
       <w:pPr>
@@ -3580,8 +3930,18 @@
           <w:sz w:val="18"/>
           <w:szCs w:val="18"/>
         </w:rPr>
-        <w:t xml:space="preserve">“I would like to pause my membership for 3 months as I am out of the country. Please can I talk to someon about this”</w:t>
-      </w:r>
+        <w:t xml:space="preserve">“Membership freeze”  </w:t>
+      </w:r>
+      <w:hyperlink r:id="rIdL36">
+        <w:r>
+          <w:rPr>
+            <w:rStyle w:val="Hyperlink"/>
+            <w:sz w:val="16"/>
+            <w:szCs w:val="16"/>
+          </w:rPr>
+          <w:t xml:space="preserve">read the conversation</w:t>
+        </w:r>
+      </w:hyperlink>
     </w:p>
     <w:p>
       <w:pPr>
@@ -3846,8 +4206,18 @@
           <w:sz w:val="18"/>
           <w:szCs w:val="18"/>
         </w:rPr>
-        <w:t xml:space="preserve">“Hi, ik heb een vraag over het TrainMore locker room party event. Bij wie kan ik terecht?”</w:t>
-      </w:r>
+        <w:t xml:space="preserve">“Hoi, zijn de pilat3s lessen virtual of in person bij locatie Eindhoven lichttoren?”  </w:t>
+      </w:r>
+      <w:hyperlink r:id="rIdL37">
+        <w:r>
+          <w:rPr>
+            <w:rStyle w:val="Hyperlink"/>
+            <w:sz w:val="16"/>
+            <w:szCs w:val="16"/>
+          </w:rPr>
+          <w:t xml:space="preserve">read the conversation</w:t>
+        </w:r>
+      </w:hyperlink>
     </w:p>
     <w:p>
       <w:pPr>
@@ -3861,8 +4231,18 @@
           <w:sz w:val="18"/>
           <w:szCs w:val="18"/>
         </w:rPr>
-        <w:t xml:space="preserve">“Can I access PILAT3S middenweg with a subscription to TrainMore oost”</w:t>
-      </w:r>
+        <w:t xml:space="preserve">“Supposedly there should be a sauna.”  </w:t>
+      </w:r>
+      <w:hyperlink r:id="rIdL38">
+        <w:r>
+          <w:rPr>
+            <w:rStyle w:val="Hyperlink"/>
+            <w:sz w:val="16"/>
+            <w:szCs w:val="16"/>
+          </w:rPr>
+          <w:t xml:space="preserve">read the conversation</w:t>
+        </w:r>
+      </w:hyperlink>
     </w:p>
     <w:p>
       <w:pPr>
@@ -3876,8 +4256,18 @@
           <w:sz w:val="18"/>
           <w:szCs w:val="18"/>
         </w:rPr>
-        <w:t xml:space="preserve">“I bought a ticket for the locker room party, but I can’t attend. Is it possible to get a refund?”</w:t>
-      </w:r>
+        <w:t xml:space="preserve">“Can I go to one of those places and enjoy the sauna?”  </w:t>
+      </w:r>
+      <w:hyperlink r:id="rIdL39">
+        <w:r>
+          <w:rPr>
+            <w:rStyle w:val="Hyperlink"/>
+            <w:sz w:val="16"/>
+            <w:szCs w:val="16"/>
+          </w:rPr>
+          <w:t xml:space="preserve">read the conversation</w:t>
+        </w:r>
+      </w:hyperlink>
     </w:p>
     <w:p>
       <w:pPr>
@@ -4164,8 +4554,18 @@
           <w:sz w:val="18"/>
           <w:szCs w:val="18"/>
         </w:rPr>
-        <w:t xml:space="preserve">“My member number is 0022-[number]”</w:t>
-      </w:r>
+        <w:t xml:space="preserve">“I have my membership number”  </w:t>
+      </w:r>
+      <w:hyperlink r:id="rIdL40">
+        <w:r>
+          <w:rPr>
+            <w:rStyle w:val="Hyperlink"/>
+            <w:sz w:val="16"/>
+            <w:szCs w:val="16"/>
+          </w:rPr>
+          <w:t xml:space="preserve">read the conversation</w:t>
+        </w:r>
+      </w:hyperlink>
     </w:p>
     <w:p>
       <w:pPr>
@@ -4179,8 +4579,18 @@
           <w:sz w:val="18"/>
           <w:szCs w:val="18"/>
         </w:rPr>
-        <w:t xml:space="preserve">“ik ben op zoek naar mijn eigen lidmaatschapnummer”</w:t>
-      </w:r>
+        <w:t xml:space="preserve">“my member number: 0007-[number]”  </w:t>
+      </w:r>
+      <w:hyperlink r:id="rIdL41">
+        <w:r>
+          <w:rPr>
+            <w:rStyle w:val="Hyperlink"/>
+            <w:sz w:val="16"/>
+            <w:szCs w:val="16"/>
+          </w:rPr>
+          <w:t xml:space="preserve">read the conversation</w:t>
+        </w:r>
+      </w:hyperlink>
     </w:p>
     <w:p>
       <w:pPr>
@@ -4194,8 +4604,18 @@
           <w:sz w:val="18"/>
           <w:szCs w:val="18"/>
         </w:rPr>
-        <w:t xml:space="preserve">“lidmaatschap nummer zoeken”</w:t>
-      </w:r>
+        <w:t xml:space="preserve">“Lidmaatschapsnummer 0025-[number]”  </w:t>
+      </w:r>
+      <w:hyperlink r:id="rIdL42">
+        <w:r>
+          <w:rPr>
+            <w:rStyle w:val="Hyperlink"/>
+            <w:sz w:val="16"/>
+            <w:szCs w:val="16"/>
+          </w:rPr>
+          <w:t xml:space="preserve">read the conversation</w:t>
+        </w:r>
+      </w:hyperlink>
     </w:p>
     <w:p>
       <w:pPr>
@@ -4438,8 +4858,18 @@
           <w:sz w:val="18"/>
           <w:szCs w:val="18"/>
         </w:rPr>
-        <w:t xml:space="preserve">“Ik wil ook toegang tot een andere trainmore club”</w:t>
-      </w:r>
+        <w:t xml:space="preserve">“I want access to all black label clubs, and to the club where it will cost the least”  </w:t>
+      </w:r>
+      <w:hyperlink r:id="rIdL43">
+        <w:r>
+          <w:rPr>
+            <w:rStyle w:val="Hyperlink"/>
+            <w:sz w:val="16"/>
+            <w:szCs w:val="16"/>
+          </w:rPr>
+          <w:t xml:space="preserve">read the conversation</w:t>
+        </w:r>
+      </w:hyperlink>
     </w:p>
     <w:p>
       <w:pPr>
@@ -4453,8 +4883,18 @@
           <w:sz w:val="18"/>
           <w:szCs w:val="18"/>
         </w:rPr>
-        <w:t xml:space="preserve">“I would like to know which other clubs I have access to”</w:t>
-      </w:r>
+        <w:t xml:space="preserve">“What other gyms will I be able to use as a member of delftse poort at basic level”  </w:t>
+      </w:r>
+      <w:hyperlink r:id="rIdL44">
+        <w:r>
+          <w:rPr>
+            <w:rStyle w:val="Hyperlink"/>
+            <w:sz w:val="16"/>
+            <w:szCs w:val="16"/>
+          </w:rPr>
+          <w:t xml:space="preserve">read the conversation</w:t>
+        </w:r>
+      </w:hyperlink>
     </w:p>
     <w:p>
       <w:pPr>
@@ -4468,8 +4908,18 @@
           <w:sz w:val="18"/>
           <w:szCs w:val="18"/>
         </w:rPr>
-        <w:t xml:space="preserve">“Hello! Could you help me upgrade my membership? I would like to have access to all the gyms”</w:t>
-      </w:r>
+        <w:t xml:space="preserve">“What new gym in opent in the North of Amsterdam?”  </w:t>
+      </w:r>
+      <w:hyperlink r:id="rIdL45">
+        <w:r>
+          <w:rPr>
+            <w:rStyle w:val="Hyperlink"/>
+            <w:sz w:val="16"/>
+            <w:szCs w:val="16"/>
+          </w:rPr>
+          <w:t xml:space="preserve">read the conversation</w:t>
+        </w:r>
+      </w:hyperlink>
     </w:p>
     <w:p>
       <w:pPr>
@@ -4756,8 +5206,18 @@
           <w:sz w:val="18"/>
           <w:szCs w:val="18"/>
         </w:rPr>
-        <w:t xml:space="preserve">“I booked a gree trial and want to join a trib3”</w:t>
-      </w:r>
+        <w:t xml:space="preserve">“Ik heb een dochter van 16 jaar en wil haar graag inschrijven”  </w:t>
+      </w:r>
+      <w:hyperlink r:id="rIdL46">
+        <w:r>
+          <w:rPr>
+            <w:rStyle w:val="Hyperlink"/>
+            <w:sz w:val="16"/>
+            <w:szCs w:val="16"/>
+          </w:rPr>
+          <w:t xml:space="preserve">read the conversation</w:t>
+        </w:r>
+      </w:hyperlink>
     </w:p>
     <w:p>
       <w:pPr>
@@ -4771,8 +5231,18 @@
           <w:sz w:val="18"/>
           <w:szCs w:val="18"/>
         </w:rPr>
-        <w:t xml:space="preserve">“Ik wil me nog niet gelijk aanmelden bij een club, omdat ik wat wil bespreken voordat ik een abonnement afsluit”</w:t>
-      </w:r>
+        <w:t xml:space="preserve">“Hi ik werk bij Ahold en heb deze code TM_AHOLD alleen als ik me wil inschrijven via de reguliere weg dan lukt dit niet”  </w:t>
+      </w:r>
+      <w:hyperlink r:id="rIdL47">
+        <w:r>
+          <w:rPr>
+            <w:rStyle w:val="Hyperlink"/>
+            <w:sz w:val="16"/>
+            <w:szCs w:val="16"/>
+          </w:rPr>
+          <w:t xml:space="preserve">read the conversation</w:t>
+        </w:r>
+      </w:hyperlink>
     </w:p>
     <w:p>
       <w:pPr>
@@ -4786,8 +5256,18 @@
           <w:sz w:val="18"/>
           <w:szCs w:val="18"/>
         </w:rPr>
-        <w:t xml:space="preserve">“Ik heb een vraag over een lidmaatschap ik wil lid worden”</w:t>
-      </w:r>
+        <w:t xml:space="preserve">“Ik wil lid worden maar referral werkt niet”  </w:t>
+      </w:r>
+      <w:hyperlink r:id="rIdL48">
+        <w:r>
+          <w:rPr>
+            <w:rStyle w:val="Hyperlink"/>
+            <w:sz w:val="16"/>
+            <w:szCs w:val="16"/>
+          </w:rPr>
+          <w:t xml:space="preserve">read the conversation</w:t>
+        </w:r>
+      </w:hyperlink>
     </w:p>
     <w:p>
       <w:pPr>
@@ -5006,8 +5486,18 @@
           <w:sz w:val="18"/>
           <w:szCs w:val="18"/>
         </w:rPr>
-        <w:t xml:space="preserve">“i have paid the debt collection”</w:t>
-      </w:r>
+        <w:t xml:space="preserve">“How will I have outstanding balance is I already cancelled does it sounds Normal to you?”  </w:t>
+      </w:r>
+      <w:hyperlink r:id="rIdL49">
+        <w:r>
+          <w:rPr>
+            <w:rStyle w:val="Hyperlink"/>
+            <w:sz w:val="16"/>
+            <w:szCs w:val="16"/>
+          </w:rPr>
+          <w:t xml:space="preserve">read the conversation</w:t>
+        </w:r>
+      </w:hyperlink>
     </w:p>
     <w:p>
       <w:pPr>
@@ -5021,8 +5511,18 @@
           <w:sz w:val="18"/>
           <w:szCs w:val="18"/>
         </w:rPr>
-        <w:t xml:space="preserve">“False debt on my account and I’ve tried to provide proof but you still did not fix the issue”</w:t>
-      </w:r>
+        <w:t xml:space="preserve">“Een specificatie van het openstaand bedrag van €31,18 en waarom staat dit open?”  </w:t>
+      </w:r>
+      <w:hyperlink r:id="rIdL50">
+        <w:r>
+          <w:rPr>
+            <w:rStyle w:val="Hyperlink"/>
+            <w:sz w:val="16"/>
+            <w:szCs w:val="16"/>
+          </w:rPr>
+          <w:t xml:space="preserve">read the conversation</w:t>
+        </w:r>
+      </w:hyperlink>
     </w:p>
     <w:p>
       <w:pPr>
@@ -5036,8 +5536,18 @@
           <w:sz w:val="18"/>
           <w:szCs w:val="18"/>
         </w:rPr>
-        <w:t xml:space="preserve">“Why is my outstanding debt €120? My membership number is 0035-[number]”</w:t>
-      </w:r>
+        <w:t xml:space="preserve">“I need to speak with a manager regarding a debt”  </w:t>
+      </w:r>
+      <w:hyperlink r:id="rIdL51">
+        <w:r>
+          <w:rPr>
+            <w:rStyle w:val="Hyperlink"/>
+            <w:sz w:val="16"/>
+            <w:szCs w:val="16"/>
+          </w:rPr>
+          <w:t xml:space="preserve">read the conversation</w:t>
+        </w:r>
+      </w:hyperlink>
     </w:p>
     <w:p>
       <w:pPr>
@@ -5280,8 +5790,18 @@
           <w:sz w:val="18"/>
           <w:szCs w:val="18"/>
         </w:rPr>
-        <w:t xml:space="preserve">“Hi ik kreeg een bericht van no show, maar ik was gewoon bij de les en heb me aangemeld”</w:t>
-      </w:r>
+        <w:t xml:space="preserve">“Ik heb gister een pilates tone les gevolgd en nu kreeg ik een email dat ruk een no show was”  </w:t>
+      </w:r>
+      <w:hyperlink r:id="rIdL52">
+        <w:r>
+          <w:rPr>
+            <w:rStyle w:val="Hyperlink"/>
+            <w:sz w:val="16"/>
+            <w:szCs w:val="16"/>
+          </w:rPr>
+          <w:t xml:space="preserve">read the conversation</w:t>
+        </w:r>
+      </w:hyperlink>
     </w:p>
     <w:p>
       <w:pPr>
@@ -5295,8 +5815,18 @@
           <w:sz w:val="18"/>
           <w:szCs w:val="18"/>
         </w:rPr>
-        <w:t xml:space="preserve">“I went to my lesson today And get a no show”</w:t>
-      </w:r>
+        <w:t xml:space="preserve">“ja dus over de no-show en over de juiste studio in de app”  </w:t>
+      </w:r>
+      <w:hyperlink r:id="rIdL53">
+        <w:r>
+          <w:rPr>
+            <w:rStyle w:val="Hyperlink"/>
+            <w:sz w:val="16"/>
+            <w:szCs w:val="16"/>
+          </w:rPr>
+          <w:t xml:space="preserve">read the conversation</w:t>
+        </w:r>
+      </w:hyperlink>
     </w:p>
     <w:p>
       <w:pPr>
@@ -5310,8 +5840,18 @@
           <w:sz w:val="18"/>
           <w:szCs w:val="18"/>
         </w:rPr>
-        <w:t xml:space="preserve">“Hi, I have been wrongfully blocked for booking classes due to no show. I only had 1 no show in the past month”</w:t>
-      </w:r>
+        <w:t xml:space="preserve">“No show onrecht”  </w:t>
+      </w:r>
+      <w:hyperlink r:id="rIdL54">
+        <w:r>
+          <w:rPr>
+            <w:rStyle w:val="Hyperlink"/>
+            <w:sz w:val="16"/>
+            <w:szCs w:val="16"/>
+          </w:rPr>
+          <w:t xml:space="preserve">read the conversation</w:t>
+        </w:r>
+      </w:hyperlink>
     </w:p>
     <w:p>
       <w:pPr>
@@ -5576,8 +6116,18 @@
           <w:sz w:val="18"/>
           <w:szCs w:val="18"/>
         </w:rPr>
-        <w:t xml:space="preserve">“Hey I just extended my membership but i want to change it”</w:t>
-      </w:r>
+        <w:t xml:space="preserve">“i want a refund because i didnt even go, but they extended the membership”  </w:t>
+      </w:r>
+      <w:hyperlink r:id="rIdL55">
+        <w:r>
+          <w:rPr>
+            <w:rStyle w:val="Hyperlink"/>
+            <w:sz w:val="16"/>
+            <w:szCs w:val="16"/>
+          </w:rPr>
+          <w:t xml:space="preserve">read the conversation</w:t>
+        </w:r>
+      </w:hyperlink>
     </w:p>
     <w:p>
       <w:pPr>
@@ -5591,8 +6141,18 @@
           <w:sz w:val="18"/>
           <w:szCs w:val="18"/>
         </w:rPr>
-        <w:t xml:space="preserve">“Yeah but I thought the redeemed period of the referral bonus will extend the contract for 4 weeks”</w:t>
-      </w:r>
+        <w:t xml:space="preserve">“I am happy to extend my contract with you 2 months if you waive the months that I have not paid”  </w:t>
+      </w:r>
+      <w:hyperlink r:id="rIdL56">
+        <w:r>
+          <w:rPr>
+            <w:rStyle w:val="Hyperlink"/>
+            <w:sz w:val="16"/>
+            <w:szCs w:val="16"/>
+          </w:rPr>
+          <w:t xml:space="preserve">read the conversation</w:t>
+        </w:r>
+      </w:hyperlink>
     </w:p>
     <w:p>
       <w:pPr>
@@ -5606,8 +6166,18 @@
           <w:sz w:val="18"/>
           <w:szCs w:val="18"/>
         </w:rPr>
-        <w:t xml:space="preserve">“Hi, my name is Teun Hennink. My membership expires in a few days and would like to be called to renew my membership.”</w:t>
-      </w:r>
+        <w:t xml:space="preserve">“Escalation renewal contract”  </w:t>
+      </w:r>
+      <w:hyperlink r:id="rIdL57">
+        <w:r>
+          <w:rPr>
+            <w:rStyle w:val="Hyperlink"/>
+            <w:sz w:val="16"/>
+            <w:szCs w:val="16"/>
+          </w:rPr>
+          <w:t xml:space="preserve">read the conversation</w:t>
+        </w:r>
+      </w:hyperlink>
     </w:p>
     <w:p>
       <w:pPr>
@@ -5850,8 +6420,18 @@
           <w:sz w:val="18"/>
           <w:szCs w:val="18"/>
         </w:rPr>
-        <w:t xml:space="preserve">“Yes for red light therapy but there was no option to cancel in the app”</w:t>
-      </w:r>
+        <w:t xml:space="preserve">“I have selected Kraanspoor in the app.”  </w:t>
+      </w:r>
+      <w:hyperlink r:id="rIdL58">
+        <w:r>
+          <w:rPr>
+            <w:rStyle w:val="Hyperlink"/>
+            <w:sz w:val="16"/>
+            <w:szCs w:val="16"/>
+          </w:rPr>
+          <w:t xml:space="preserve">read the conversation</w:t>
+        </w:r>
+      </w:hyperlink>
     </w:p>
     <w:p>
       <w:pPr>
@@ -5865,8 +6445,18 @@
           <w:sz w:val="18"/>
           <w:szCs w:val="18"/>
         </w:rPr>
-        <w:t xml:space="preserve">“I made a payment but it is not being updated in the app.”</w:t>
-      </w:r>
+        <w:t xml:space="preserve">“wil een ticket maken dat ik perongelijk vooruit heb betaald en dat er nog niet in de app staat dat ik heb betaald”  </w:t>
+      </w:r>
+      <w:hyperlink r:id="rIdL59">
+        <w:r>
+          <w:rPr>
+            <w:rStyle w:val="Hyperlink"/>
+            <w:sz w:val="16"/>
+            <w:szCs w:val="16"/>
+          </w:rPr>
+          <w:t xml:space="preserve">read the conversation</w:t>
+        </w:r>
+      </w:hyperlink>
     </w:p>
     <w:p>
       <w:pPr>
@@ -5880,8 +6470,18 @@
           <w:sz w:val="18"/>
           <w:szCs w:val="18"/>
         </w:rPr>
-        <w:t xml:space="preserve">“wil een ticket maken dat ik perongelijk vooruit heb betaald en dat er nog niet in de app staat dat ik heb betaald”</w:t>
-      </w:r>
+        <w:t xml:space="preserve">“Opzeggen lukt niet via de app, account is niet gekoppeld”  </w:t>
+      </w:r>
+      <w:hyperlink r:id="rIdL60">
+        <w:r>
+          <w:rPr>
+            <w:rStyle w:val="Hyperlink"/>
+            <w:sz w:val="16"/>
+            <w:szCs w:val="16"/>
+          </w:rPr>
+          <w:t xml:space="preserve">read the conversation</w:t>
+        </w:r>
+      </w:hyperlink>
     </w:p>
     <w:p>
       <w:pPr>
@@ -6119,7 +6719,7 @@
         </w:rPr>
         <w:t xml:space="preserve">The live page: </w:t>
       </w:r>
-      <w:hyperlink r:id="rIdL1">
+      <w:hyperlink r:id="rIdL61">
         <w:r>
           <w:rPr>
             <w:rStyle w:val="Hyperlink"/>

--- a/docs/how-a-question-gets-answered.docx
+++ b/docs/how-a-question-gets-answered.docx
@@ -403,6 +403,34 @@
     </w:p>
     <w:p>
       <w:pPr>
+        <w:spacing w:before="90" w:after="20"/>
+      </w:pPr>
+      <w:r>
+        <w:rPr>
+          <w:b/>
+          <w:smallCaps/>
+          <w:color w:val="7C8792"/>
+          <w:sz w:val="16"/>
+          <w:szCs w:val="16"/>
+        </w:rPr>
+        <w:t xml:space="preserve">Ultimate source</w:t>
+      </w:r>
+    </w:p>
+    <w:p>
+      <w:pPr>
+        <w:spacing w:after="40"/>
+        <w:ind w:left="220"/>
+      </w:pPr>
+      <w:r>
+        <w:rPr>
+          <w:sz w:val="18"/>
+          <w:szCs w:val="18"/>
+        </w:rPr>
+        <w:t xml:space="preserve">No document. Nothing is looked up — a Member Care agent writes the answer.</w:t>
+      </w:r>
+    </w:p>
+    <w:p>
+      <w:pPr>
         <w:spacing w:before="80" w:after="40"/>
       </w:pPr>
       <w:r>
@@ -707,6 +735,34 @@
     </w:p>
     <w:p>
       <w:pPr>
+        <w:spacing w:before="90" w:after="20"/>
+      </w:pPr>
+      <w:r>
+        <w:rPr>
+          <w:b/>
+          <w:smallCaps/>
+          <w:color w:val="7C8792"/>
+          <w:sz w:val="16"/>
+          <w:szCs w:val="16"/>
+        </w:rPr>
+        <w:t xml:space="preserve">Ultimate source</w:t>
+      </w:r>
+    </w:p>
+    <w:p>
+      <w:pPr>
+        <w:spacing w:after="40"/>
+        <w:ind w:left="220"/>
+      </w:pPr>
+      <w:r>
+        <w:rPr>
+          <w:sz w:val="18"/>
+          <w:szCs w:val="18"/>
+        </w:rPr>
+        <w:t xml:space="preserve">No document. Nothing is looked up — the member is handed a Freshdesk form, which is configured in Freshdesk.</w:t>
+      </w:r>
+    </w:p>
+    <w:p>
+      <w:pPr>
         <w:spacing w:before="80" w:after="40"/>
       </w:pPr>
       <w:r>
@@ -1011,6 +1067,34 @@
     </w:p>
     <w:p>
       <w:pPr>
+        <w:spacing w:before="90" w:after="20"/>
+      </w:pPr>
+      <w:r>
+        <w:rPr>
+          <w:b/>
+          <w:smallCaps/>
+          <w:color w:val="7C8792"/>
+          <w:sz w:val="16"/>
+          <w:szCs w:val="16"/>
+        </w:rPr>
+        <w:t xml:space="preserve">Ultimate source</w:t>
+      </w:r>
+    </w:p>
+    <w:p>
+      <w:pPr>
+        <w:spacing w:after="40"/>
+        <w:ind w:left="220"/>
+      </w:pPr>
+      <w:r>
+        <w:rPr>
+          <w:sz w:val="18"/>
+          <w:szCs w:val="18"/>
+        </w:rPr>
+        <w:t xml:space="preserve">No document. Nothing is looked up — the member is handed a Freshdesk form, which is configured in Freshdesk.</w:t>
+      </w:r>
+    </w:p>
+    <w:p>
+      <w:pPr>
         <w:spacing w:before="80" w:after="40"/>
       </w:pPr>
       <w:r>
@@ -1315,6 +1399,47 @@
     </w:p>
     <w:p>
       <w:pPr>
+        <w:spacing w:before="90" w:after="20"/>
+      </w:pPr>
+      <w:r>
+        <w:rPr>
+          <w:b/>
+          <w:smallCaps/>
+          <w:color w:val="7C8792"/>
+          <w:sz w:val="16"/>
+          <w:szCs w:val="16"/>
+        </w:rPr>
+        <w:t xml:space="preserve">Ultimate source</w:t>
+      </w:r>
+    </w:p>
+    <w:p>
+      <w:pPr>
+        <w:spacing w:after="20"/>
+        <w:ind w:left="220"/>
+      </w:pPr>
+      <w:r>
+        <w:rPr>
+          <w:b/>
+          <w:smallCaps/>
+          <w:color w:val="0E5A62"/>
+          <w:sz w:val="16"/>
+          <w:szCs w:val="16"/>
+        </w:rPr>
+        <w:t xml:space="preserve">EXCEL   </w:t>
+      </w:r>
+      <w:hyperlink r:id="rIdL13">
+        <w:r>
+          <w:rPr>
+            <w:rStyle w:val="Hyperlink"/>
+            <w:sz w:val="18"/>
+            <w:szCs w:val="18"/>
+          </w:rPr>
+          <w:t xml:space="preserve">The club directory workbook</w:t>
+        </w:r>
+      </w:hyperlink>
+    </w:p>
+    <w:p>
+      <w:pPr>
         <w:spacing w:before="80" w:after="40"/>
       </w:pPr>
       <w:r>
@@ -1599,31 +1724,6 @@
           <w:szCs w:val="18"/>
         </w:rPr>
         <w:t xml:space="preserve">“what is the notice period?”  </w:t>
-      </w:r>
-      <w:hyperlink r:id="rIdL13">
-        <w:r>
-          <w:rPr>
-            <w:rStyle w:val="Hyperlink"/>
-            <w:sz w:val="16"/>
-            <w:szCs w:val="16"/>
-          </w:rPr>
-          <w:t xml:space="preserve">read the conversation</w:t>
-        </w:r>
-      </w:hyperlink>
-    </w:p>
-    <w:p>
-      <w:pPr>
-        <w:spacing w:after="30"/>
-        <w:ind w:left="220"/>
-      </w:pPr>
-      <w:r>
-        <w:rPr>
-          <w:i/>
-          <w:color w:val="55626E"/>
-          <w:sz w:val="18"/>
-          <w:szCs w:val="18"/>
-        </w:rPr>
-        <w:t xml:space="preserve">“want to have more information on my end date”  </w:t>
       </w:r>
       <w:hyperlink r:id="rIdL14">
         <w:r>
@@ -1648,7 +1748,7 @@
           <w:sz w:val="18"/>
           <w:szCs w:val="18"/>
         </w:rPr>
-        <w:t xml:space="preserve">“Hi, niet op hoogte van opzegtermijn, Ik heb 1 jarig contract, geen update gekregen dat ik moest opzeggen”  </w:t>
+        <w:t xml:space="preserve">“want to have more information on my end date”  </w:t>
       </w:r>
       <w:hyperlink r:id="rIdL15">
         <w:r>
@@ -1663,235 +1763,6 @@
     </w:p>
     <w:p>
       <w:pPr>
-        <w:spacing w:before="80" w:after="40"/>
-      </w:pPr>
-      <w:r>
-        <w:rPr>
-          <w:b/>
-          <w:sz w:val="18"/>
-          <w:szCs w:val="18"/>
-        </w:rPr>
-        <w:t xml:space="preserve">How she decides to answer it.  </w:t>
-      </w:r>
-      <w:r>
-        <w:rPr>
-          <w:sz w:val="18"/>
-          <w:szCs w:val="18"/>
-        </w:rPr>
-        <w:t xml:space="preserve">Only after the member has logged in with an e-mail code. The account tool returns the contract end date and cancellation terms for that specific membership.</w:t>
-      </w:r>
-    </w:p>
-    <w:p>
-      <w:pPr>
-        <w:spacing w:after="60"/>
-      </w:pPr>
-      <w:r>
-        <w:rPr>
-          <w:b/>
-          <w:sz w:val="18"/>
-          <w:szCs w:val="18"/>
-        </w:rPr>
-        <w:t xml:space="preserve">What she reads.  </w:t>
-      </w:r>
-      <w:r>
-        <w:rPr>
-          <w:rFonts w:ascii="Consolas" w:hAnsi="Consolas"/>
-          <w:sz w:val="18"/>
-          <w:szCs w:val="18"/>
-        </w:rPr>
-        <w:t xml:space="preserve">the Magicline API, per member</w:t>
-      </w:r>
-    </w:p>
-    <w:p>
-      <w:pPr>
-        <w:spacing w:after="30"/>
-      </w:pPr>
-      <w:r>
-        <w:rPr>
-          <w:b/>
-          <w:smallCaps/>
-          <w:color w:val="7C8792"/>
-          <w:sz w:val="16"/>
-          <w:szCs w:val="16"/>
-        </w:rPr>
-        <w:t xml:space="preserve">How that got populated</w:t>
-      </w:r>
-    </w:p>
-    <w:p>
-      <w:pPr>
-        <w:spacing w:after="20"/>
-        <w:ind w:left="220"/>
-      </w:pPr>
-      <w:r>
-        <w:rPr>
-          <w:b/>
-          <w:color w:val="0E5A62"/>
-          <w:sz w:val="18"/>
-          <w:szCs w:val="18"/>
-        </w:rPr>
-        <w:t xml:space="preserve">1.  </w:t>
-      </w:r>
-      <w:r>
-        <w:rPr>
-          <w:sz w:val="18"/>
-          <w:szCs w:val="18"/>
-        </w:rPr>
-        <w:t xml:space="preserve">An account tool calls the Magicline API at the moment the question is asked, for that one member.</w:t>
-      </w:r>
-    </w:p>
-    <w:p>
-      <w:pPr>
-        <w:spacing w:after="20"/>
-        <w:ind w:left="220"/>
-      </w:pPr>
-      <w:r>
-        <w:rPr>
-          <w:b/>
-          <w:color w:val="0E5A62"/>
-          <w:sz w:val="18"/>
-          <w:szCs w:val="18"/>
-        </w:rPr>
-        <w:t xml:space="preserve">2.  </w:t>
-      </w:r>
-      <w:r>
-        <w:rPr>
-          <w:sz w:val="18"/>
-          <w:szCs w:val="18"/>
-        </w:rPr>
-        <w:t xml:space="preserve">Nothing is stored and nothing is cached — the answer is whatever Magicline returns at that second.</w:t>
-      </w:r>
-    </w:p>
-    <w:p>
-      <w:pPr>
-        <w:spacing w:before="60" w:after="40"/>
-      </w:pPr>
-      <w:r>
-        <w:rPr>
-          <w:b/>
-          <w:sz w:val="18"/>
-          <w:szCs w:val="18"/>
-        </w:rPr>
-        <w:t xml:space="preserve">Who ultimately types it.  </w:t>
-      </w:r>
-      <w:r>
-        <w:rPr>
-          <w:sz w:val="18"/>
-          <w:szCs w:val="18"/>
-        </w:rPr>
-        <w:t xml:space="preserve">Not ours. The answer is the record in Magicline, so if it is wrong, the membership record is wrong.</w:t>
-      </w:r>
-    </w:p>
-    <w:p>
-      <w:pPr>
-        <w:spacing w:after="80"/>
-        <w:ind w:left="160"/>
-        <w:pBdr>
-          <w:left w:val="single" w:sz="18" w:space="8" w:color="B26A00"/>
-        </w:pBdr>
-      </w:pPr>
-      <w:r>
-        <w:rPr>
-          <w:b/>
-          <w:sz w:val="18"/>
-          <w:szCs w:val="18"/>
-        </w:rPr>
-        <w:t xml:space="preserve">Worth knowing.  </w:t>
-      </w:r>
-      <w:r>
-        <w:rPr>
-          <w:sz w:val="18"/>
-          <w:szCs w:val="18"/>
-        </w:rPr>
-        <w:t xml:space="preserve">The bot computes a cancel-by date from Magicline’s contractEndDate. If Magicline has the member on the wrong contract, the date the bot quotes is confidently wrong.</w:t>
-      </w:r>
-    </w:p>
-    <w:p>
-      <w:pPr>
-        <w:spacing w:before="60" w:after="20"/>
-      </w:pPr>
-      <w:r>
-        <w:rPr>
-          <w:b/>
-          <w:smallCaps/>
-          <w:color w:val="7C8792"/>
-          <w:sz w:val="16"/>
-          <w:szCs w:val="16"/>
-        </w:rPr>
-        <w:t xml:space="preserve">If this is wrong, how should it be answered?</w:t>
-      </w:r>
-    </w:p>
-    <w:p>
-      <w:pPr>
-        <w:spacing w:after="20"/>
-      </w:pPr>
-      <w:r>
-        <w:rPr>
-          <w:color w:val="C8CFD5"/>
-          <w:sz w:val="18"/>
-          <w:szCs w:val="18"/>
-        </w:rPr>
-        <w:t xml:space="preserve">...............................................................................................</w:t>
-      </w:r>
-    </w:p>
-    <w:p>
-      <w:pPr>
-        <w:spacing w:after="160"/>
-      </w:pPr>
-      <w:r>
-        <w:rPr>
-          <w:color w:val="C8CFD5"/>
-          <w:sz w:val="18"/>
-          <w:szCs w:val="18"/>
-        </w:rPr>
-        <w:t xml:space="preserve">...............................................................................................</w:t>
-      </w:r>
-    </w:p>
-    <w:p>
-      <w:pPr>
-        <w:pStyle w:val="Heading2"/>
-      </w:pPr>
-      <w:r>
-        <w:rPr>
-          <w:b/>
-          <w:sz w:val="26"/>
-          <w:szCs w:val="26"/>
-        </w:rPr>
-        <w:t xml:space="preserve">How do I book or cancel a class?</w:t>
-      </w:r>
-    </w:p>
-    <w:p>
-      <w:pPr>
-        <w:spacing w:after="80"/>
-      </w:pPr>
-      <w:r>
-        <w:rPr>
-          <w:color w:val="7C8792"/>
-          <w:sz w:val="18"/>
-          <w:szCs w:val="18"/>
-        </w:rPr>
-        <w:t xml:space="preserve">The FAQ store</w:t>
-      </w:r>
-      <w:r>
-        <w:rPr>
-          <w:color w:val="7C8792"/>
-          <w:sz w:val="18"/>
-          <w:szCs w:val="18"/>
-        </w:rPr>
-        <w:t xml:space="preserve">  ·  asked in at least 96 conversations   </w:t>
-      </w:r>
-      <w:r>
-        <w:rPr>
-          <w:b/>
-          <w:smallCaps/>
-          <w:color w:val="1D6B54"/>
-          <w:sz w:val="16"/>
-          <w:szCs w:val="16"/>
-        </w:rPr>
-        <w:t xml:space="preserve">NO DEPLOY</w:t>
-      </w:r>
-    </w:p>
-    <w:p>
-      <w:pPr>
         <w:spacing w:after="30"/>
         <w:ind w:left="220"/>
       </w:pPr>
@@ -1902,7 +1773,7 @@
           <w:sz w:val="18"/>
           <w:szCs w:val="18"/>
         </w:rPr>
-        <w:t xml:space="preserve">“I do not have an account yet as I am not yet a member, I booked a trail session”  </w:t>
+        <w:t xml:space="preserve">“Hi, niet op hoogte van opzegtermijn, Ik heb 1 jarig contract, geen update gekregen dat ik moest opzeggen”  </w:t>
       </w:r>
       <w:hyperlink r:id="rIdL16">
         <w:r>
@@ -1917,6 +1788,274 @@
     </w:p>
     <w:p>
       <w:pPr>
+        <w:spacing w:before="90" w:after="20"/>
+      </w:pPr>
+      <w:r>
+        <w:rPr>
+          <w:b/>
+          <w:smallCaps/>
+          <w:color w:val="7C8792"/>
+          <w:sz w:val="16"/>
+          <w:szCs w:val="16"/>
+        </w:rPr>
+        <w:t xml:space="preserve">Ultimate source</w:t>
+      </w:r>
+    </w:p>
+    <w:p>
+      <w:pPr>
+        <w:spacing w:after="20"/>
+        <w:ind w:left="220"/>
+      </w:pPr>
+      <w:r>
+        <w:rPr>
+          <w:b/>
+          <w:smallCaps/>
+          <w:color w:val="0E5A62"/>
+          <w:sz w:val="16"/>
+          <w:szCs w:val="16"/>
+        </w:rPr>
+        <w:t xml:space="preserve">LIVE API   </w:t>
+      </w:r>
+      <w:r>
+        <w:rPr>
+          <w:b/>
+          <w:sz w:val="18"/>
+          <w:szCs w:val="18"/>
+        </w:rPr>
+        <w:t xml:space="preserve">Magicline</w:t>
+      </w:r>
+    </w:p>
+    <w:p>
+      <w:pPr>
+        <w:spacing w:before="80" w:after="40"/>
+      </w:pPr>
+      <w:r>
+        <w:rPr>
+          <w:b/>
+          <w:sz w:val="18"/>
+          <w:szCs w:val="18"/>
+        </w:rPr>
+        <w:t xml:space="preserve">How she decides to answer it.  </w:t>
+      </w:r>
+      <w:r>
+        <w:rPr>
+          <w:sz w:val="18"/>
+          <w:szCs w:val="18"/>
+        </w:rPr>
+        <w:t xml:space="preserve">Only after the member has logged in with an e-mail code. The account tool returns the contract end date and cancellation terms for that specific membership.</w:t>
+      </w:r>
+    </w:p>
+    <w:p>
+      <w:pPr>
+        <w:spacing w:after="60"/>
+      </w:pPr>
+      <w:r>
+        <w:rPr>
+          <w:b/>
+          <w:sz w:val="18"/>
+          <w:szCs w:val="18"/>
+        </w:rPr>
+        <w:t xml:space="preserve">What she reads.  </w:t>
+      </w:r>
+      <w:r>
+        <w:rPr>
+          <w:rFonts w:ascii="Consolas" w:hAnsi="Consolas"/>
+          <w:sz w:val="18"/>
+          <w:szCs w:val="18"/>
+        </w:rPr>
+        <w:t xml:space="preserve">the Magicline API, per member</w:t>
+      </w:r>
+    </w:p>
+    <w:p>
+      <w:pPr>
+        <w:spacing w:after="30"/>
+      </w:pPr>
+      <w:r>
+        <w:rPr>
+          <w:b/>
+          <w:smallCaps/>
+          <w:color w:val="7C8792"/>
+          <w:sz w:val="16"/>
+          <w:szCs w:val="16"/>
+        </w:rPr>
+        <w:t xml:space="preserve">How that got populated</w:t>
+      </w:r>
+    </w:p>
+    <w:p>
+      <w:pPr>
+        <w:spacing w:after="20"/>
+        <w:ind w:left="220"/>
+      </w:pPr>
+      <w:r>
+        <w:rPr>
+          <w:b/>
+          <w:color w:val="0E5A62"/>
+          <w:sz w:val="18"/>
+          <w:szCs w:val="18"/>
+        </w:rPr>
+        <w:t xml:space="preserve">1.  </w:t>
+      </w:r>
+      <w:r>
+        <w:rPr>
+          <w:sz w:val="18"/>
+          <w:szCs w:val="18"/>
+        </w:rPr>
+        <w:t xml:space="preserve">An account tool calls the Magicline API at the moment the question is asked, for that one member.</w:t>
+      </w:r>
+    </w:p>
+    <w:p>
+      <w:pPr>
+        <w:spacing w:after="20"/>
+        <w:ind w:left="220"/>
+      </w:pPr>
+      <w:r>
+        <w:rPr>
+          <w:b/>
+          <w:color w:val="0E5A62"/>
+          <w:sz w:val="18"/>
+          <w:szCs w:val="18"/>
+        </w:rPr>
+        <w:t xml:space="preserve">2.  </w:t>
+      </w:r>
+      <w:r>
+        <w:rPr>
+          <w:sz w:val="18"/>
+          <w:szCs w:val="18"/>
+        </w:rPr>
+        <w:t xml:space="preserve">Nothing is stored and nothing is cached — the answer is whatever Magicline returns at that second.</w:t>
+      </w:r>
+    </w:p>
+    <w:p>
+      <w:pPr>
+        <w:spacing w:before="60" w:after="40"/>
+      </w:pPr>
+      <w:r>
+        <w:rPr>
+          <w:b/>
+          <w:sz w:val="18"/>
+          <w:szCs w:val="18"/>
+        </w:rPr>
+        <w:t xml:space="preserve">Who ultimately types it.  </w:t>
+      </w:r>
+      <w:r>
+        <w:rPr>
+          <w:sz w:val="18"/>
+          <w:szCs w:val="18"/>
+        </w:rPr>
+        <w:t xml:space="preserve">Not ours. The answer is the record in Magicline, so if it is wrong, the membership record is wrong.</w:t>
+      </w:r>
+    </w:p>
+    <w:p>
+      <w:pPr>
+        <w:spacing w:after="80"/>
+        <w:ind w:left="160"/>
+        <w:pBdr>
+          <w:left w:val="single" w:sz="18" w:space="8" w:color="B26A00"/>
+        </w:pBdr>
+      </w:pPr>
+      <w:r>
+        <w:rPr>
+          <w:b/>
+          <w:sz w:val="18"/>
+          <w:szCs w:val="18"/>
+        </w:rPr>
+        <w:t xml:space="preserve">Worth knowing.  </w:t>
+      </w:r>
+      <w:r>
+        <w:rPr>
+          <w:sz w:val="18"/>
+          <w:szCs w:val="18"/>
+        </w:rPr>
+        <w:t xml:space="preserve">The bot computes a cancel-by date from Magicline’s contractEndDate. If Magicline has the member on the wrong contract, the date the bot quotes is confidently wrong.</w:t>
+      </w:r>
+    </w:p>
+    <w:p>
+      <w:pPr>
+        <w:spacing w:before="60" w:after="20"/>
+      </w:pPr>
+      <w:r>
+        <w:rPr>
+          <w:b/>
+          <w:smallCaps/>
+          <w:color w:val="7C8792"/>
+          <w:sz w:val="16"/>
+          <w:szCs w:val="16"/>
+        </w:rPr>
+        <w:t xml:space="preserve">If this is wrong, how should it be answered?</w:t>
+      </w:r>
+    </w:p>
+    <w:p>
+      <w:pPr>
+        <w:spacing w:after="20"/>
+      </w:pPr>
+      <w:r>
+        <w:rPr>
+          <w:color w:val="C8CFD5"/>
+          <w:sz w:val="18"/>
+          <w:szCs w:val="18"/>
+        </w:rPr>
+        <w:t xml:space="preserve">...............................................................................................</w:t>
+      </w:r>
+    </w:p>
+    <w:p>
+      <w:pPr>
+        <w:spacing w:after="160"/>
+      </w:pPr>
+      <w:r>
+        <w:rPr>
+          <w:color w:val="C8CFD5"/>
+          <w:sz w:val="18"/>
+          <w:szCs w:val="18"/>
+        </w:rPr>
+        <w:t xml:space="preserve">...............................................................................................</w:t>
+      </w:r>
+    </w:p>
+    <w:p>
+      <w:pPr>
+        <w:pStyle w:val="Heading2"/>
+      </w:pPr>
+      <w:r>
+        <w:rPr>
+          <w:b/>
+          <w:sz w:val="26"/>
+          <w:szCs w:val="26"/>
+        </w:rPr>
+        <w:t xml:space="preserve">How do I book or cancel a class?</w:t>
+      </w:r>
+    </w:p>
+    <w:p>
+      <w:pPr>
+        <w:spacing w:after="80"/>
+      </w:pPr>
+      <w:r>
+        <w:rPr>
+          <w:color w:val="7C8792"/>
+          <w:sz w:val="18"/>
+          <w:szCs w:val="18"/>
+        </w:rPr>
+        <w:t xml:space="preserve">The FAQ store</w:t>
+      </w:r>
+      <w:r>
+        <w:rPr>
+          <w:color w:val="7C8792"/>
+          <w:sz w:val="18"/>
+          <w:szCs w:val="18"/>
+        </w:rPr>
+        <w:t xml:space="preserve">  ·  asked in at least 96 conversations   </w:t>
+      </w:r>
+      <w:r>
+        <w:rPr>
+          <w:b/>
+          <w:smallCaps/>
+          <w:color w:val="1D6B54"/>
+          <w:sz w:val="16"/>
+          <w:szCs w:val="16"/>
+        </w:rPr>
+        <w:t xml:space="preserve">NO DEPLOY</w:t>
+      </w:r>
+    </w:p>
+    <w:p>
+      <w:pPr>
         <w:spacing w:after="30"/>
         <w:ind w:left="220"/>
       </w:pPr>
@@ -1927,7 +2066,7 @@
           <w:sz w:val="18"/>
           <w:szCs w:val="18"/>
         </w:rPr>
-        <w:t xml:space="preserve">“I would like to book a lesson”  </w:t>
+        <w:t xml:space="preserve">“I do not have an account yet as I am not yet a member, I booked a trail session”  </w:t>
       </w:r>
       <w:hyperlink r:id="rIdL17">
         <w:r>
@@ -1952,7 +2091,7 @@
           <w:sz w:val="18"/>
           <w:szCs w:val="18"/>
         </w:rPr>
-        <w:t xml:space="preserve">“did you cancel the CORE class I booked through the app?”  </w:t>
+        <w:t xml:space="preserve">“I would like to book a lesson”  </w:t>
       </w:r>
       <w:hyperlink r:id="rIdL18">
         <w:r>
@@ -1967,301 +2106,6 @@
     </w:p>
     <w:p>
       <w:pPr>
-        <w:spacing w:before="80" w:after="40"/>
-      </w:pPr>
-      <w:r>
-        <w:rPr>
-          <w:b/>
-          <w:sz w:val="18"/>
-          <w:szCs w:val="18"/>
-        </w:rPr>
-        <w:t xml:space="preserve">How she decides to answer it.  </w:t>
-      </w:r>
-      <w:r>
-        <w:rPr>
-          <w:sz w:val="18"/>
-          <w:szCs w:val="18"/>
-        </w:rPr>
-        <w:t xml:space="preserve">The how-to is answered from the FAQ store, which holds published articles for booking, cancelling, the waiting list, how far ahead you can book and the no-show policy. The member’s own bookings are a separate Magicline lookup after login. A guardrail (Patch G) stops a class cancellation being read as a membership cancellation.</w:t>
-      </w:r>
-    </w:p>
-    <w:p>
-      <w:pPr>
-        <w:spacing w:after="60"/>
-      </w:pPr>
-      <w:r>
-        <w:rPr>
-          <w:b/>
-          <w:sz w:val="18"/>
-          <w:szCs w:val="18"/>
-        </w:rPr>
-        <w:t xml:space="preserve">What she reads.  </w:t>
-      </w:r>
-      <w:r>
-        <w:rPr>
-          <w:rFonts w:ascii="Consolas" w:hAnsi="Consolas"/>
-          <w:sz w:val="18"/>
-          <w:szCs w:val="18"/>
-        </w:rPr>
-        <w:t xml:space="preserve">public.trainmore_faqs (vector search)</w:t>
-      </w:r>
-    </w:p>
-    <w:p>
-      <w:pPr>
-        <w:spacing w:after="30"/>
-      </w:pPr>
-      <w:r>
-        <w:rPr>
-          <w:b/>
-          <w:smallCaps/>
-          <w:color w:val="7C8792"/>
-          <w:sz w:val="16"/>
-          <w:szCs w:val="16"/>
-        </w:rPr>
-        <w:t xml:space="preserve">How that got populated</w:t>
-      </w:r>
-    </w:p>
-    <w:p>
-      <w:pPr>
-        <w:spacing w:after="20"/>
-        <w:ind w:left="220"/>
-      </w:pPr>
-      <w:r>
-        <w:rPr>
-          <w:b/>
-          <w:color w:val="0E5A62"/>
-          <w:sz w:val="18"/>
-          <w:szCs w:val="18"/>
-        </w:rPr>
-        <w:t xml:space="preserve">1.  </w:t>
-      </w:r>
-      <w:r>
-        <w:rPr>
-          <w:sz w:val="18"/>
-          <w:szCs w:val="18"/>
-        </w:rPr>
-        <w:t xml:space="preserve">The Q&amp;A agent searches a vector store of FAQ answers using OpenAI embeddings, and answers from what comes back.</w:t>
-      </w:r>
-    </w:p>
-    <w:p>
-      <w:pPr>
-        <w:spacing w:after="20"/>
-        <w:ind w:left="220"/>
-      </w:pPr>
-      <w:r>
-        <w:rPr>
-          <w:b/>
-          <w:color w:val="0E5A62"/>
-          <w:sz w:val="18"/>
-          <w:szCs w:val="18"/>
-        </w:rPr>
-        <w:t xml:space="preserve">2.  </w:t>
-      </w:r>
-      <w:r>
-        <w:rPr>
-          <w:sz w:val="18"/>
-          <w:szCs w:val="18"/>
-        </w:rPr>
-        <w:t xml:space="preserve">That store is rebuilt from scratch every morning at 10:00, from three feeds.</w:t>
-      </w:r>
-    </w:p>
-    <w:p>
-      <w:pPr>
-        <w:spacing w:after="20"/>
-        <w:ind w:left="220"/>
-      </w:pPr>
-      <w:r>
-        <w:rPr>
-          <w:b/>
-          <w:color w:val="0E5A62"/>
-          <w:sz w:val="18"/>
-          <w:szCs w:val="18"/>
-        </w:rPr>
-        <w:t xml:space="preserve">3.  </w:t>
-      </w:r>
-      <w:r>
-        <w:rPr>
-          <w:sz w:val="18"/>
-          <w:szCs w:val="18"/>
-        </w:rPr>
-        <w:t xml:space="preserve">Feed 1 — Freshdesk help articles published at support.trainmore.com (99 FAQs). Whatever Member Care publishes is in the bot the next morning.</w:t>
-      </w:r>
-    </w:p>
-    <w:p>
-      <w:pPr>
-        <w:spacing w:after="20"/>
-        <w:ind w:left="220"/>
-      </w:pPr>
-      <w:r>
-        <w:rPr>
-          <w:b/>
-          <w:color w:val="0E5A62"/>
-          <w:sz w:val="18"/>
-          <w:szCs w:val="18"/>
-        </w:rPr>
-        <w:t xml:space="preserve">4.  </w:t>
-      </w:r>
-      <w:r>
-        <w:rPr>
-          <w:sz w:val="18"/>
-          <w:szCs w:val="18"/>
-        </w:rPr>
-        <w:t xml:space="preserve">Feed 2 — the spreadsheet TrainMore FAQs.xlsx in OneDrive (56 FAQs). Last edited 8 April 2026.</w:t>
-      </w:r>
-    </w:p>
-    <w:p>
-      <w:pPr>
-        <w:spacing w:after="20"/>
-        <w:ind w:left="220"/>
-      </w:pPr>
-      <w:r>
-        <w:rPr>
-          <w:b/>
-          <w:color w:val="0E5A62"/>
-          <w:sz w:val="18"/>
-          <w:szCs w:val="18"/>
-        </w:rPr>
-        <w:t xml:space="preserve">5.  </w:t>
-      </w:r>
-      <w:r>
-        <w:rPr>
-          <w:sz w:val="18"/>
-          <w:szCs w:val="18"/>
-        </w:rPr>
-        <w:t xml:space="preserve">Feed 3 — bot.manual_faqs (5 FAQs), written by Member Care on 26 Aug 2026 from real tickets, for things no article covered.</w:t>
-      </w:r>
-    </w:p>
-    <w:p>
-      <w:pPr>
-        <w:spacing w:before="60" w:after="40"/>
-      </w:pPr>
-      <w:r>
-        <w:rPr>
-          <w:b/>
-          <w:sz w:val="18"/>
-          <w:szCs w:val="18"/>
-        </w:rPr>
-        <w:t xml:space="preserve">Who ultimately types it.  </w:t>
-      </w:r>
-      <w:r>
-        <w:rPr>
-          <w:sz w:val="18"/>
-          <w:szCs w:val="18"/>
-        </w:rPr>
-        <w:t xml:space="preserve">Member Care. Publishing a Freshdesk article, editing the spreadsheet, or adding a row to bot.manual_faqs all reach the bot the next morning, with no deploy.</w:t>
-      </w:r>
-    </w:p>
-    <w:p>
-      <w:pPr>
-        <w:spacing w:after="80"/>
-        <w:ind w:left="160"/>
-        <w:pBdr>
-          <w:left w:val="single" w:sz="18" w:space="8" w:color="B26A00"/>
-        </w:pBdr>
-      </w:pPr>
-      <w:r>
-        <w:rPr>
-          <w:b/>
-          <w:sz w:val="18"/>
-          <w:szCs w:val="18"/>
-        </w:rPr>
-        <w:t xml:space="preserve">Worth knowing.  </w:t>
-      </w:r>
-      <w:r>
-        <w:rPr>
-          <w:sz w:val="18"/>
-          <w:szCs w:val="18"/>
-        </w:rPr>
-        <w:t xml:space="preserve">This is the clearest case of the duplicate-storage problem: the booking articles exist twice in the store, once from the Freshdesk sync and once from the spreadsheet. The spreadsheet repeats articles that already sync from Freshdesk, so most answers are stored twice and retrieval can return the same one twice.</w:t>
-      </w:r>
-    </w:p>
-    <w:p>
-      <w:pPr>
-        <w:spacing w:before="60" w:after="20"/>
-      </w:pPr>
-      <w:r>
-        <w:rPr>
-          <w:b/>
-          <w:smallCaps/>
-          <w:color w:val="7C8792"/>
-          <w:sz w:val="16"/>
-          <w:szCs w:val="16"/>
-        </w:rPr>
-        <w:t xml:space="preserve">If this is wrong, how should it be answered?</w:t>
-      </w:r>
-    </w:p>
-    <w:p>
-      <w:pPr>
-        <w:spacing w:after="20"/>
-      </w:pPr>
-      <w:r>
-        <w:rPr>
-          <w:color w:val="C8CFD5"/>
-          <w:sz w:val="18"/>
-          <w:szCs w:val="18"/>
-        </w:rPr>
-        <w:t xml:space="preserve">...............................................................................................</w:t>
-      </w:r>
-    </w:p>
-    <w:p>
-      <w:pPr>
-        <w:spacing w:after="160"/>
-      </w:pPr>
-      <w:r>
-        <w:rPr>
-          <w:color w:val="C8CFD5"/>
-          <w:sz w:val="18"/>
-          <w:szCs w:val="18"/>
-        </w:rPr>
-        <w:t xml:space="preserve">...............................................................................................</w:t>
-      </w:r>
-    </w:p>
-    <w:p>
-      <w:pPr>
-        <w:pStyle w:val="Heading2"/>
-      </w:pPr>
-      <w:r>
-        <w:rPr>
-          <w:b/>
-          <w:sz w:val="26"/>
-          <w:szCs w:val="26"/>
-        </w:rPr>
-        <w:t xml:space="preserve">Do you have a student rate or a discount?</w:t>
-      </w:r>
-    </w:p>
-    <w:p>
-      <w:pPr>
-        <w:spacing w:after="80"/>
-      </w:pPr>
-      <w:r>
-        <w:rPr>
-          <w:color w:val="7C8792"/>
-          <w:sz w:val="18"/>
-          <w:szCs w:val="18"/>
-        </w:rPr>
-        <w:t xml:space="preserve">Written into a prompt</w:t>
-      </w:r>
-      <w:r>
-        <w:rPr>
-          <w:color w:val="7C8792"/>
-          <w:sz w:val="18"/>
-          <w:szCs w:val="18"/>
-        </w:rPr>
-        <w:t xml:space="preserve">  ·  asked in at least 121 conversations   </w:t>
-      </w:r>
-      <w:r>
-        <w:rPr>
-          <w:b/>
-          <w:smallCaps/>
-          <w:color w:val="96570E"/>
-          <w:sz w:val="16"/>
-          <w:szCs w:val="16"/>
-        </w:rPr>
-        <w:t xml:space="preserve">NEEDS A DEPLOY</w:t>
-      </w:r>
-    </w:p>
-    <w:p>
-      <w:pPr>
         <w:spacing w:after="30"/>
         <w:ind w:left="220"/>
       </w:pPr>
@@ -2272,7 +2116,7 @@
           <w:sz w:val="18"/>
           <w:szCs w:val="18"/>
         </w:rPr>
-        <w:t xml:space="preserve">“without student membership how much? and do i get 1 eurp off everytime”  </w:t>
+        <w:t xml:space="preserve">“did you cancel the CORE class I booked through the app?”  </w:t>
       </w:r>
       <w:hyperlink r:id="rIdL19">
         <w:r>
@@ -2287,56 +2131,97 @@
     </w:p>
     <w:p>
       <w:pPr>
-        <w:spacing w:after="30"/>
-        <w:ind w:left="220"/>
-      </w:pPr>
-      <w:r>
-        <w:rPr>
-          <w:i/>
-          <w:color w:val="55626E"/>
-          <w:sz w:val="18"/>
-          <w:szCs w:val="18"/>
-        </w:rPr>
-        <w:t xml:space="preserve">“can i just have the discount code?”  </w:t>
+        <w:spacing w:before="90" w:after="20"/>
+      </w:pPr>
+      <w:r>
+        <w:rPr>
+          <w:b/>
+          <w:smallCaps/>
+          <w:color w:val="7C8792"/>
+          <w:sz w:val="16"/>
+          <w:szCs w:val="16"/>
+        </w:rPr>
+        <w:t xml:space="preserve">Ultimate source</w:t>
+      </w:r>
+    </w:p>
+    <w:p>
+      <w:pPr>
+        <w:spacing w:after="20"/>
+        <w:ind w:left="220"/>
+      </w:pPr>
+      <w:r>
+        <w:rPr>
+          <w:b/>
+          <w:smallCaps/>
+          <w:color w:val="0E5A62"/>
+          <w:sz w:val="16"/>
+          <w:szCs w:val="16"/>
+        </w:rPr>
+        <w:t xml:space="preserve">FRESHDESK FAQS   </w:t>
       </w:r>
       <w:hyperlink r:id="rIdL20">
         <w:r>
           <w:rPr>
             <w:rStyle w:val="Hyperlink"/>
-            <w:sz w:val="16"/>
-            <w:szCs w:val="16"/>
+            <w:sz w:val="18"/>
+            <w:szCs w:val="18"/>
           </w:rPr>
-          <w:t xml:space="preserve">read the conversation</w:t>
+          <w:t xml:space="preserve">Freshdesk help articles</w:t>
         </w:r>
       </w:hyperlink>
     </w:p>
     <w:p>
       <w:pPr>
-        <w:spacing w:after="30"/>
-        <w:ind w:left="220"/>
-      </w:pPr>
-      <w:r>
-        <w:rPr>
-          <w:i/>
-          <w:color w:val="55626E"/>
-          <w:sz w:val="18"/>
-          <w:szCs w:val="18"/>
-        </w:rPr>
-        <w:t xml:space="preserve">“Wait so do I get a student discount?”  </w:t>
+        <w:spacing w:after="20"/>
+        <w:ind w:left="220"/>
+      </w:pPr>
+      <w:r>
+        <w:rPr>
+          <w:b/>
+          <w:smallCaps/>
+          <w:color w:val="0E5A62"/>
+          <w:sz w:val="16"/>
+          <w:szCs w:val="16"/>
+        </w:rPr>
+        <w:t xml:space="preserve">EXCEL   </w:t>
       </w:r>
       <w:hyperlink r:id="rIdL21">
         <w:r>
           <w:rPr>
             <w:rStyle w:val="Hyperlink"/>
-            <w:sz w:val="16"/>
-            <w:szCs w:val="16"/>
+            <w:sz w:val="18"/>
+            <w:szCs w:val="18"/>
           </w:rPr>
-          <w:t xml:space="preserve">read the conversation</w:t>
+          <w:t xml:space="preserve">TrainMore FAQs.xlsx</w:t>
         </w:r>
       </w:hyperlink>
     </w:p>
     <w:p>
       <w:pPr>
+        <w:spacing w:after="20"/>
+        <w:ind w:left="220"/>
+      </w:pPr>
+      <w:r>
+        <w:rPr>
+          <w:b/>
+          <w:smallCaps/>
+          <w:color w:val="0E5A62"/>
+          <w:sz w:val="16"/>
+          <w:szCs w:val="16"/>
+        </w:rPr>
+        <w:t xml:space="preserve">DATABASE   </w:t>
+      </w:r>
+      <w:r>
+        <w:rPr>
+          <w:b/>
+          <w:sz w:val="18"/>
+          <w:szCs w:val="18"/>
+        </w:rPr>
+        <w:t xml:space="preserve">Member Care hand-written answers</w:t>
+      </w:r>
+    </w:p>
+    <w:p>
+      <w:pPr>
         <w:spacing w:before="80" w:after="40"/>
       </w:pPr>
       <w:r>
@@ -2352,7 +2237,7 @@
           <w:sz w:val="18"/>
           <w:szCs w:val="18"/>
         </w:rPr>
-        <w:t xml:space="preserve">The pre-login prompt answers this directly and is explicitly forbidden from inventing or quoting discounts it cannot verify, so it declines rather than guesses.</w:t>
+        <w:t xml:space="preserve">The how-to is answered from the FAQ store, which holds published articles for booking, cancelling, the waiting list, how far ahead you can book and the no-show policy. The member’s own bookings are a separate Magicline lookup after login. A guardrail (Patch G) stops a class cancellation being read as a membership cancellation.</w:t>
       </w:r>
     </w:p>
     <w:p>
@@ -2373,7 +2258,7 @@
           <w:sz w:val="18"/>
           <w:szCs w:val="18"/>
         </w:rPr>
-        <w:t xml:space="preserve">the system prompt of an n8n node</w:t>
+        <w:t xml:space="preserve">public.trainmore_faqs (vector search)</w:t>
       </w:r>
     </w:p>
     <w:p>
@@ -2410,7 +2295,7 @@
           <w:sz w:val="18"/>
           <w:szCs w:val="18"/>
         </w:rPr>
-        <w:t xml:space="preserve">There is no lookup. The answer is typed into the system prompt of an n8n node and the model repeats it.</w:t>
+        <w:t xml:space="preserve">The Q&amp;A agent searches a vector store of FAQ answers using OpenAI embeddings, and answers from what comes back.</w:t>
       </w:r>
     </w:p>
     <w:p>
@@ -2432,7 +2317,73 @@
           <w:sz w:val="18"/>
           <w:szCs w:val="18"/>
         </w:rPr>
-        <w:t xml:space="preserve">A developer put it there; the n8n nodes carry their date in their own name, which is the only dated record of such a change.</w:t>
+        <w:t xml:space="preserve">That store is rebuilt from scratch every morning at 10:00, from three feeds.</w:t>
+      </w:r>
+    </w:p>
+    <w:p>
+      <w:pPr>
+        <w:spacing w:after="20"/>
+        <w:ind w:left="220"/>
+      </w:pPr>
+      <w:r>
+        <w:rPr>
+          <w:b/>
+          <w:color w:val="0E5A62"/>
+          <w:sz w:val="18"/>
+          <w:szCs w:val="18"/>
+        </w:rPr>
+        <w:t xml:space="preserve">3.  </w:t>
+      </w:r>
+      <w:r>
+        <w:rPr>
+          <w:sz w:val="18"/>
+          <w:szCs w:val="18"/>
+        </w:rPr>
+        <w:t xml:space="preserve">Feed 1 — Freshdesk help articles published at support.trainmore.com (99 FAQs). Whatever Member Care publishes is in the bot the next morning.</w:t>
+      </w:r>
+    </w:p>
+    <w:p>
+      <w:pPr>
+        <w:spacing w:after="20"/>
+        <w:ind w:left="220"/>
+      </w:pPr>
+      <w:r>
+        <w:rPr>
+          <w:b/>
+          <w:color w:val="0E5A62"/>
+          <w:sz w:val="18"/>
+          <w:szCs w:val="18"/>
+        </w:rPr>
+        <w:t xml:space="preserve">4.  </w:t>
+      </w:r>
+      <w:r>
+        <w:rPr>
+          <w:sz w:val="18"/>
+          <w:szCs w:val="18"/>
+        </w:rPr>
+        <w:t xml:space="preserve">Feed 2 — the spreadsheet TrainMore FAQs.xlsx in OneDrive (56 FAQs). Last edited 8 April 2026.</w:t>
+      </w:r>
+    </w:p>
+    <w:p>
+      <w:pPr>
+        <w:spacing w:after="20"/>
+        <w:ind w:left="220"/>
+      </w:pPr>
+      <w:r>
+        <w:rPr>
+          <w:b/>
+          <w:color w:val="0E5A62"/>
+          <w:sz w:val="18"/>
+          <w:szCs w:val="18"/>
+        </w:rPr>
+        <w:t xml:space="preserve">5.  </w:t>
+      </w:r>
+      <w:r>
+        <w:rPr>
+          <w:sz w:val="18"/>
+          <w:szCs w:val="18"/>
+        </w:rPr>
+        <w:t xml:space="preserve">Feed 3 — bot.manual_faqs (5 FAQs), written by Member Care on 26 Aug 2026 from real tickets, for things no article covered.</w:t>
       </w:r>
     </w:p>
     <w:p>
@@ -2452,7 +2403,7 @@
           <w:sz w:val="18"/>
           <w:szCs w:val="18"/>
         </w:rPr>
-        <w:t xml:space="preserve">Engineering. Changing this answer means editing the node and publishing the workflow.</w:t>
+        <w:t xml:space="preserve">Member Care. Publishing a Freshdesk article, editing the spreadsheet, or adding a row to bot.manual_faqs all reach the bot the next morning, with no deploy.</w:t>
       </w:r>
     </w:p>
     <w:p>
@@ -2476,7 +2427,7 @@
           <w:sz w:val="18"/>
           <w:szCs w:val="18"/>
         </w:rPr>
-        <w:t xml:space="preserve">The club directory holds a euro1_discount column that is deliberately withheld from the bot, because the prompt forbids stating discounts. Esther’s TrainMore NL Bot Training Guide is where these rules were agreed, but it is not connected to anything. Editing that document changes nothing until someone edits the prompt to match.</w:t>
+        <w:t xml:space="preserve">This is the clearest case of the duplicate-storage problem: the booking articles exist twice in the store, once from the Freshdesk sync and once from the spreadsheet. The spreadsheet repeats articles that already sync from Freshdesk, so most answers are stored twice and retrieval can return the same one twice.</w:t>
       </w:r>
     </w:p>
     <w:p>
@@ -2530,7 +2481,7 @@
           <w:sz w:val="26"/>
           <w:szCs w:val="26"/>
         </w:rPr>
-        <w:t xml:space="preserve">How much does a membership cost at a particular club?</w:t>
+        <w:t xml:space="preserve">Do you have a student rate or a discount?</w:t>
       </w:r>
     </w:p>
     <w:p>
@@ -2543,25 +2494,25 @@
           <w:sz w:val="18"/>
           <w:szCs w:val="18"/>
         </w:rPr>
-        <w:t xml:space="preserve">The club workbook</w:t>
-      </w:r>
-      <w:r>
-        <w:rPr>
-          <w:color w:val="7C8792"/>
-          <w:sz w:val="18"/>
-          <w:szCs w:val="18"/>
-        </w:rPr>
-        <w:t xml:space="preserve">  ·  asked in at least 111 conversations   </w:t>
-      </w:r>
-      <w:r>
-        <w:rPr>
-          <w:b/>
-          <w:smallCaps/>
-          <w:color w:val="1D6B54"/>
-          <w:sz w:val="16"/>
-          <w:szCs w:val="16"/>
-        </w:rPr>
-        <w:t xml:space="preserve">NO DEPLOY</w:t>
+        <w:t xml:space="preserve">Written into a prompt</w:t>
+      </w:r>
+      <w:r>
+        <w:rPr>
+          <w:color w:val="7C8792"/>
+          <w:sz w:val="18"/>
+          <w:szCs w:val="18"/>
+        </w:rPr>
+        <w:t xml:space="preserve">  ·  asked in at least 121 conversations   </w:t>
+      </w:r>
+      <w:r>
+        <w:rPr>
+          <w:b/>
+          <w:smallCaps/>
+          <w:color w:val="96570E"/>
+          <w:sz w:val="16"/>
+          <w:szCs w:val="16"/>
+        </w:rPr>
+        <w:t xml:space="preserve">NEEDS A DEPLOY</w:t>
       </w:r>
     </w:p>
     <w:p>
@@ -2576,7 +2527,7 @@
           <w:sz w:val="18"/>
           <w:szCs w:val="18"/>
         </w:rPr>
-        <w:t xml:space="preserve">“Hoeveel kost premium”  </w:t>
+        <w:t xml:space="preserve">“without student membership how much? and do i get 1 eurp off everytime”  </w:t>
       </w:r>
       <w:hyperlink r:id="rIdL22">
         <w:r>
@@ -2601,7 +2552,7 @@
           <w:sz w:val="18"/>
           <w:szCs w:val="18"/>
         </w:rPr>
-        <w:t xml:space="preserve">“Op welke prijs startte ik mijn abonnement?”  </w:t>
+        <w:t xml:space="preserve">“can i just have the discount code?”  </w:t>
       </w:r>
       <w:hyperlink r:id="rIdL23">
         <w:r>
@@ -2626,7 +2577,7 @@
           <w:sz w:val="18"/>
           <w:szCs w:val="18"/>
         </w:rPr>
-        <w:t xml:space="preserve">“And how much does it cost after january ?”  </w:t>
+        <w:t xml:space="preserve">“Wait so do I get a student discount?”  </w:t>
       </w:r>
       <w:hyperlink r:id="rIdL24">
         <w:r>
@@ -2641,6 +2592,83 @@
     </w:p>
     <w:p>
       <w:pPr>
+        <w:spacing w:before="90" w:after="20"/>
+      </w:pPr>
+      <w:r>
+        <w:rPr>
+          <w:b/>
+          <w:smallCaps/>
+          <w:color w:val="7C8792"/>
+          <w:sz w:val="16"/>
+          <w:szCs w:val="16"/>
+        </w:rPr>
+        <w:t xml:space="preserve">Ultimate source</w:t>
+      </w:r>
+    </w:p>
+    <w:p>
+      <w:pPr>
+        <w:spacing w:after="20"/>
+        <w:ind w:left="220"/>
+      </w:pPr>
+      <w:r>
+        <w:rPr>
+          <w:b/>
+          <w:smallCaps/>
+          <w:color w:val="0E5A62"/>
+          <w:sz w:val="16"/>
+          <w:szCs w:val="16"/>
+        </w:rPr>
+        <w:t xml:space="preserve">WORD   </w:t>
+      </w:r>
+      <w:hyperlink r:id="rIdL25">
+        <w:r>
+          <w:rPr>
+            <w:rStyle w:val="Hyperlink"/>
+            <w:sz w:val="18"/>
+            <w:szCs w:val="18"/>
+          </w:rPr>
+          <w:t xml:space="preserve">TrainMore NL Bot Training Guide</w:t>
+        </w:r>
+      </w:hyperlink>
+      <w:r>
+        <w:rPr>
+          <w:b/>
+          <w:smallCaps/>
+          <w:color w:val="8E3B3B"/>
+          <w:sz w:val="16"/>
+          <w:szCs w:val="16"/>
+        </w:rPr>
+        <w:t xml:space="preserve">   NOTHING READS IT</w:t>
+      </w:r>
+    </w:p>
+    <w:p>
+      <w:pPr>
+        <w:spacing w:after="20"/>
+        <w:ind w:left="220"/>
+      </w:pPr>
+      <w:r>
+        <w:rPr>
+          <w:b/>
+          <w:smallCaps/>
+          <w:color w:val="0E5A62"/>
+          <w:sz w:val="16"/>
+          <w:szCs w:val="16"/>
+        </w:rPr>
+        <w:t xml:space="preserve">N8N PROMPT   </w:t>
+      </w:r>
+      <w:hyperlink r:id="rIdL26">
+        <w:r>
+          <w:rPr>
+            <w:rStyle w:val="Hyperlink"/>
+            <w:sz w:val="18"/>
+            <w:szCs w:val="18"/>
+          </w:rPr>
+          <w:t xml:space="preserve">Knowledge written straight into prompts</w:t>
+        </w:r>
+      </w:hyperlink>
+    </w:p>
+    <w:p>
+      <w:pPr>
         <w:spacing w:before="80" w:after="40"/>
       </w:pPr>
       <w:r>
@@ -2656,7 +2684,7 @@
           <w:sz w:val="18"/>
           <w:szCs w:val="18"/>
         </w:rPr>
-        <w:t xml:space="preserve">Prices are per club and per access level, read from the directory. If the club is unknown the bot asks which one rather than quoting a range.</w:t>
+        <w:t xml:space="preserve">The pre-login prompt answers this directly and is explicitly forbidden from inventing or quoting discounts it cannot verify, so it declines rather than guesses.</w:t>
       </w:r>
     </w:p>
     <w:p>
@@ -2677,7 +2705,7 @@
           <w:sz w:val="18"/>
           <w:szCs w:val="18"/>
         </w:rPr>
-        <w:t xml:space="preserve">bot.public_locations</w:t>
+        <w:t xml:space="preserve">the system prompt of an n8n node</w:t>
       </w:r>
     </w:p>
     <w:p>
@@ -2714,7 +2742,7 @@
           <w:sz w:val="18"/>
           <w:szCs w:val="18"/>
         </w:rPr>
-        <w:t xml:space="preserve">The bot reads bot.public_locations — hours, prices and facilities per club.</w:t>
+        <w:t xml:space="preserve">There is no lookup. The answer is typed into the system prompt of an n8n node and the model repeats it.</w:t>
       </w:r>
     </w:p>
     <w:p>
@@ -2736,51 +2764,7 @@
           <w:sz w:val="18"/>
           <w:szCs w:val="18"/>
         </w:rPr>
-        <w:t xml:space="preserve">That is a view over bot.locations, filtered by bot.club_visibility so only clubs meant to be public are visible.</w:t>
-      </w:r>
-    </w:p>
-    <w:p>
-      <w:pPr>
-        <w:spacing w:after="20"/>
-        <w:ind w:left="220"/>
-      </w:pPr>
-      <w:r>
-        <w:rPr>
-          <w:b/>
-          <w:color w:val="0E5A62"/>
-          <w:sz w:val="18"/>
-          <w:szCs w:val="18"/>
-        </w:rPr>
-        <w:t xml:space="preserve">3.  </w:t>
-      </w:r>
-      <w:r>
-        <w:rPr>
-          <w:sz w:val="18"/>
-          <w:szCs w:val="18"/>
-        </w:rPr>
-        <w:t xml:space="preserve">bot.locations is overwritten every day at 10:00 by the n8n workflow "ugg gym data collection" (49ZyB9tbZlqK3wW9), which takes about 5 seconds.</w:t>
-      </w:r>
-    </w:p>
-    <w:p>
-      <w:pPr>
-        <w:spacing w:after="20"/>
-        <w:ind w:left="220"/>
-      </w:pPr>
-      <w:r>
-        <w:rPr>
-          <w:b/>
-          <w:color w:val="0E5A62"/>
-          <w:sz w:val="18"/>
-          <w:szCs w:val="18"/>
-        </w:rPr>
-        <w:t xml:space="preserve">4.  </w:t>
-      </w:r>
-      <w:r>
-        <w:rPr>
-          <w:sz w:val="18"/>
-          <w:szCs w:val="18"/>
-        </w:rPr>
-        <w:t xml:space="preserve">That workflow reads one spreadsheet: UGG_Gym_Data_Collection_4.xlsx.</w:t>
+        <w:t xml:space="preserve">A developer put it there; the n8n nodes carry their date in their own name, which is the only dated record of such a change.</w:t>
       </w:r>
     </w:p>
     <w:p>
@@ -2800,7 +2784,7 @@
           <w:sz w:val="18"/>
           <w:szCs w:val="18"/>
         </w:rPr>
-        <w:t xml:space="preserve">A person edits that workbook by hand. It is the only way to change club data — the bot has no other source.</w:t>
+        <w:t xml:space="preserve">Engineering. Changing this answer means editing the node and publishing the workflow.</w:t>
       </w:r>
     </w:p>
     <w:p>
@@ -2824,7 +2808,7 @@
           <w:sz w:val="18"/>
           <w:szCs w:val="18"/>
         </w:rPr>
-        <w:t xml:space="preserve">A hardcoded price rule used to be wrong here — it claimed Amsterdam Oost was EUR 30 when the sheet said 25. It is now read per club from the directory. We could not find the workbook. It is not in SharePoint under any search tried on 10 Sep 2026, so its location is configured inside the n8n node and written down nowhere. Worth pinning down.</w:t>
+        <w:t xml:space="preserve">The club directory holds a euro1_discount column that is deliberately withheld from the bot, because the prompt forbids stating discounts. Esther’s TrainMore NL Bot Training Guide is where these rules were agreed, but it is not connected to anything. Editing that document changes nothing until someone edits the prompt to match.</w:t>
       </w:r>
     </w:p>
     <w:p>
@@ -2878,7 +2862,7 @@
           <w:sz w:val="26"/>
           <w:szCs w:val="26"/>
         </w:rPr>
-        <w:t xml:space="preserve">Can I buy a day pass, or try the gym first?</w:t>
+        <w:t xml:space="preserve">How much does a membership cost at a particular club?</w:t>
       </w:r>
     </w:p>
     <w:p>
@@ -2899,7 +2883,7 @@
           <w:sz w:val="18"/>
           <w:szCs w:val="18"/>
         </w:rPr>
-        <w:t xml:space="preserve">  ·  asked in at least 357 conversations   </w:t>
+        <w:t xml:space="preserve">  ·  asked in at least 111 conversations   </w:t>
       </w:r>
       <w:r>
         <w:rPr>
@@ -2924,57 +2908,7 @@
           <w:sz w:val="18"/>
           <w:szCs w:val="18"/>
         </w:rPr>
-        <w:t xml:space="preserve">“no, not for membership. it's a free trial”  </w:t>
-      </w:r>
-      <w:hyperlink r:id="rIdL25">
-        <w:r>
-          <w:rPr>
-            <w:rStyle w:val="Hyperlink"/>
-            <w:sz w:val="16"/>
-            <w:szCs w:val="16"/>
-          </w:rPr>
-          <w:t xml:space="preserve">read the conversation</w:t>
-        </w:r>
-      </w:hyperlink>
-    </w:p>
-    <w:p>
-      <w:pPr>
-        <w:spacing w:after="30"/>
-        <w:ind w:left="220"/>
-      </w:pPr>
-      <w:r>
-        <w:rPr>
-          <w:i/>
-          <w:color w:val="55626E"/>
-          <w:sz w:val="18"/>
-          <w:szCs w:val="18"/>
-        </w:rPr>
-        <w:t xml:space="preserve">“No I just want to a change the time of my trial session nothing else”  </w:t>
-      </w:r>
-      <w:hyperlink r:id="rIdL26">
-        <w:r>
-          <w:rPr>
-            <w:rStyle w:val="Hyperlink"/>
-            <w:sz w:val="16"/>
-            <w:szCs w:val="16"/>
-          </w:rPr>
-          <w:t xml:space="preserve">read the conversation</w:t>
-        </w:r>
-      </w:hyperlink>
-    </w:p>
-    <w:p>
-      <w:pPr>
-        <w:spacing w:after="30"/>
-        <w:ind w:left="220"/>
-      </w:pPr>
-      <w:r>
-        <w:rPr>
-          <w:i/>
-          <w:color w:val="55626E"/>
-          <w:sz w:val="18"/>
-          <w:szCs w:val="18"/>
-        </w:rPr>
-        <w:t xml:space="preserve">“Can I pay for one day pass? Do you have a one day pass?”  </w:t>
+        <w:t xml:space="preserve">“Hoeveel kost premium”  </w:t>
       </w:r>
       <w:hyperlink r:id="rIdL27">
         <w:r>
@@ -2989,279 +2923,6 @@
     </w:p>
     <w:p>
       <w:pPr>
-        <w:spacing w:before="80" w:after="40"/>
-      </w:pPr>
-      <w:r>
-        <w:rPr>
-          <w:b/>
-          <w:sz w:val="18"/>
-          <w:szCs w:val="18"/>
-        </w:rPr>
-        <w:t xml:space="preserve">How she decides to answer it.  </w:t>
-      </w:r>
-      <w:r>
-        <w:rPr>
-          <w:sz w:val="18"/>
-          <w:szCs w:val="18"/>
-        </w:rPr>
-        <w:t xml:space="preserve">Answered before login, per club, with the right currency. Day passes are bought at the club with a debit card and never online.</w:t>
-      </w:r>
-    </w:p>
-    <w:p>
-      <w:pPr>
-        <w:spacing w:after="60"/>
-      </w:pPr>
-      <w:r>
-        <w:rPr>
-          <w:b/>
-          <w:sz w:val="18"/>
-          <w:szCs w:val="18"/>
-        </w:rPr>
-        <w:t xml:space="preserve">What she reads.  </w:t>
-      </w:r>
-      <w:r>
-        <w:rPr>
-          <w:rFonts w:ascii="Consolas" w:hAnsi="Consolas"/>
-          <w:sz w:val="18"/>
-          <w:szCs w:val="18"/>
-        </w:rPr>
-        <w:t xml:space="preserve">bot.public_locations</w:t>
-      </w:r>
-    </w:p>
-    <w:p>
-      <w:pPr>
-        <w:spacing w:after="30"/>
-      </w:pPr>
-      <w:r>
-        <w:rPr>
-          <w:b/>
-          <w:smallCaps/>
-          <w:color w:val="7C8792"/>
-          <w:sz w:val="16"/>
-          <w:szCs w:val="16"/>
-        </w:rPr>
-        <w:t xml:space="preserve">How that got populated</w:t>
-      </w:r>
-    </w:p>
-    <w:p>
-      <w:pPr>
-        <w:spacing w:after="20"/>
-        <w:ind w:left="220"/>
-      </w:pPr>
-      <w:r>
-        <w:rPr>
-          <w:b/>
-          <w:color w:val="0E5A62"/>
-          <w:sz w:val="18"/>
-          <w:szCs w:val="18"/>
-        </w:rPr>
-        <w:t xml:space="preserve">1.  </w:t>
-      </w:r>
-      <w:r>
-        <w:rPr>
-          <w:sz w:val="18"/>
-          <w:szCs w:val="18"/>
-        </w:rPr>
-        <w:t xml:space="preserve">The bot reads bot.public_locations — hours, prices and facilities per club.</w:t>
-      </w:r>
-    </w:p>
-    <w:p>
-      <w:pPr>
-        <w:spacing w:after="20"/>
-        <w:ind w:left="220"/>
-      </w:pPr>
-      <w:r>
-        <w:rPr>
-          <w:b/>
-          <w:color w:val="0E5A62"/>
-          <w:sz w:val="18"/>
-          <w:szCs w:val="18"/>
-        </w:rPr>
-        <w:t xml:space="preserve">2.  </w:t>
-      </w:r>
-      <w:r>
-        <w:rPr>
-          <w:sz w:val="18"/>
-          <w:szCs w:val="18"/>
-        </w:rPr>
-        <w:t xml:space="preserve">That is a view over bot.locations, filtered by bot.club_visibility so only clubs meant to be public are visible.</w:t>
-      </w:r>
-    </w:p>
-    <w:p>
-      <w:pPr>
-        <w:spacing w:after="20"/>
-        <w:ind w:left="220"/>
-      </w:pPr>
-      <w:r>
-        <w:rPr>
-          <w:b/>
-          <w:color w:val="0E5A62"/>
-          <w:sz w:val="18"/>
-          <w:szCs w:val="18"/>
-        </w:rPr>
-        <w:t xml:space="preserve">3.  </w:t>
-      </w:r>
-      <w:r>
-        <w:rPr>
-          <w:sz w:val="18"/>
-          <w:szCs w:val="18"/>
-        </w:rPr>
-        <w:t xml:space="preserve">bot.locations is overwritten every day at 10:00 by the n8n workflow "ugg gym data collection" (49ZyB9tbZlqK3wW9), which takes about 5 seconds.</w:t>
-      </w:r>
-    </w:p>
-    <w:p>
-      <w:pPr>
-        <w:spacing w:after="20"/>
-        <w:ind w:left="220"/>
-      </w:pPr>
-      <w:r>
-        <w:rPr>
-          <w:b/>
-          <w:color w:val="0E5A62"/>
-          <w:sz w:val="18"/>
-          <w:szCs w:val="18"/>
-        </w:rPr>
-        <w:t xml:space="preserve">4.  </w:t>
-      </w:r>
-      <w:r>
-        <w:rPr>
-          <w:sz w:val="18"/>
-          <w:szCs w:val="18"/>
-        </w:rPr>
-        <w:t xml:space="preserve">That workflow reads one spreadsheet: UGG_Gym_Data_Collection_4.xlsx.</w:t>
-      </w:r>
-    </w:p>
-    <w:p>
-      <w:pPr>
-        <w:spacing w:before="60" w:after="40"/>
-      </w:pPr>
-      <w:r>
-        <w:rPr>
-          <w:b/>
-          <w:sz w:val="18"/>
-          <w:szCs w:val="18"/>
-        </w:rPr>
-        <w:t xml:space="preserve">Who ultimately types it.  </w:t>
-      </w:r>
-      <w:r>
-        <w:rPr>
-          <w:sz w:val="18"/>
-          <w:szCs w:val="18"/>
-        </w:rPr>
-        <w:t xml:space="preserve">A person edits that workbook by hand. It is the only way to change club data — the bot has no other source.</w:t>
-      </w:r>
-    </w:p>
-    <w:p>
-      <w:pPr>
-        <w:spacing w:after="80"/>
-        <w:ind w:left="160"/>
-        <w:pBdr>
-          <w:left w:val="single" w:sz="18" w:space="8" w:color="B26A00"/>
-        </w:pBdr>
-      </w:pPr>
-      <w:r>
-        <w:rPr>
-          <w:b/>
-          <w:sz w:val="18"/>
-          <w:szCs w:val="18"/>
-        </w:rPr>
-        <w:t xml:space="preserve">Worth knowing.  </w:t>
-      </w:r>
-      <w:r>
-        <w:rPr>
-          <w:sz w:val="18"/>
-          <w:szCs w:val="18"/>
-        </w:rPr>
-        <w:t xml:space="preserve">Free-trial tickets are the one thing the bot routes to a club’s own Freshdesk group rather than a central team — requested by Member Care on 20 Aug 2026. We could not find the workbook. It is not in SharePoint under any search tried on 10 Sep 2026, so its location is configured inside the n8n node and written down nowhere. Worth pinning down.</w:t>
-      </w:r>
-    </w:p>
-    <w:p>
-      <w:pPr>
-        <w:spacing w:before="60" w:after="20"/>
-      </w:pPr>
-      <w:r>
-        <w:rPr>
-          <w:b/>
-          <w:smallCaps/>
-          <w:color w:val="7C8792"/>
-          <w:sz w:val="16"/>
-          <w:szCs w:val="16"/>
-        </w:rPr>
-        <w:t xml:space="preserve">If this is wrong, how should it be answered?</w:t>
-      </w:r>
-    </w:p>
-    <w:p>
-      <w:pPr>
-        <w:spacing w:after="20"/>
-      </w:pPr>
-      <w:r>
-        <w:rPr>
-          <w:color w:val="C8CFD5"/>
-          <w:sz w:val="18"/>
-          <w:szCs w:val="18"/>
-        </w:rPr>
-        <w:t xml:space="preserve">...............................................................................................</w:t>
-      </w:r>
-    </w:p>
-    <w:p>
-      <w:pPr>
-        <w:spacing w:after="160"/>
-      </w:pPr>
-      <w:r>
-        <w:rPr>
-          <w:color w:val="C8CFD5"/>
-          <w:sz w:val="18"/>
-          <w:szCs w:val="18"/>
-        </w:rPr>
-        <w:t xml:space="preserve">...............................................................................................</w:t>
-      </w:r>
-    </w:p>
-    <w:p>
-      <w:pPr>
-        <w:pStyle w:val="Heading2"/>
-      </w:pPr>
-      <w:r>
-        <w:rPr>
-          <w:b/>
-          <w:sz w:val="26"/>
-          <w:szCs w:val="26"/>
-        </w:rPr>
-        <w:t xml:space="preserve">Why was I charged, and when is my next payment?</w:t>
-      </w:r>
-    </w:p>
-    <w:p>
-      <w:pPr>
-        <w:spacing w:after="80"/>
-      </w:pPr>
-      <w:r>
-        <w:rPr>
-          <w:color w:val="7C8792"/>
-          <w:sz w:val="18"/>
-          <w:szCs w:val="18"/>
-        </w:rPr>
-        <w:t xml:space="preserve">Magicline, live</w:t>
-      </w:r>
-      <w:r>
-        <w:rPr>
-          <w:color w:val="7C8792"/>
-          <w:sz w:val="18"/>
-          <w:szCs w:val="18"/>
-        </w:rPr>
-        <w:t xml:space="preserve">  ·  asked in at least 58 conversations   </w:t>
-      </w:r>
-      <w:r>
-        <w:rPr>
-          <w:b/>
-          <w:smallCaps/>
-          <w:color w:val="566372"/>
-          <w:sz w:val="16"/>
-          <w:szCs w:val="16"/>
-        </w:rPr>
-        <w:t xml:space="preserve">NOT OURS</w:t>
-      </w:r>
-    </w:p>
-    <w:p>
-      <w:pPr>
         <w:spacing w:after="30"/>
         <w:ind w:left="220"/>
       </w:pPr>
@@ -3272,7 +2933,7 @@
           <w:sz w:val="18"/>
           <w:szCs w:val="18"/>
         </w:rPr>
-        <w:t xml:space="preserve">“Voor de volgende betaling: Wanneer zie ik dan in m’n account dat m’n check ins worden verwekt?”  </w:t>
+        <w:t xml:space="preserve">“Op welke prijs startte ik mijn abonnement?”  </w:t>
       </w:r>
       <w:hyperlink r:id="rIdL28">
         <w:r>
@@ -3297,7 +2958,7 @@
           <w:sz w:val="18"/>
           <w:szCs w:val="18"/>
         </w:rPr>
-        <w:t xml:space="preserve">“Waarom is de eerstvolgende betaling dan 98?”  </w:t>
+        <w:t xml:space="preserve">“And how much does it cost after january ?”  </w:t>
       </w:r>
       <w:hyperlink r:id="rIdL29">
         <w:r>
@@ -3312,26 +2973,42 @@
     </w:p>
     <w:p>
       <w:pPr>
-        <w:spacing w:after="30"/>
-        <w:ind w:left="220"/>
-      </w:pPr>
-      <w:r>
-        <w:rPr>
-          <w:i/>
-          <w:color w:val="55626E"/>
-          <w:sz w:val="18"/>
-          <w:szCs w:val="18"/>
-        </w:rPr>
-        <w:t xml:space="preserve">“Ga terug naar het vorige bericht! Waarom wordt er nogsteeds geld afgeschreven”  </w:t>
+        <w:spacing w:before="90" w:after="20"/>
+      </w:pPr>
+      <w:r>
+        <w:rPr>
+          <w:b/>
+          <w:smallCaps/>
+          <w:color w:val="7C8792"/>
+          <w:sz w:val="16"/>
+          <w:szCs w:val="16"/>
+        </w:rPr>
+        <w:t xml:space="preserve">Ultimate source</w:t>
+      </w:r>
+    </w:p>
+    <w:p>
+      <w:pPr>
+        <w:spacing w:after="20"/>
+        <w:ind w:left="220"/>
+      </w:pPr>
+      <w:r>
+        <w:rPr>
+          <w:b/>
+          <w:smallCaps/>
+          <w:color w:val="0E5A62"/>
+          <w:sz w:val="16"/>
+          <w:szCs w:val="16"/>
+        </w:rPr>
+        <w:t xml:space="preserve">EXCEL   </w:t>
       </w:r>
       <w:hyperlink r:id="rIdL30">
         <w:r>
           <w:rPr>
             <w:rStyle w:val="Hyperlink"/>
-            <w:sz w:val="16"/>
-            <w:szCs w:val="16"/>
+            <w:sz w:val="18"/>
+            <w:szCs w:val="18"/>
           </w:rPr>
-          <w:t xml:space="preserve">read the conversation</w:t>
+          <w:t xml:space="preserve">The club directory workbook</w:t>
         </w:r>
       </w:hyperlink>
     </w:p>
@@ -3352,7 +3029,7 @@
           <w:sz w:val="18"/>
           <w:szCs w:val="18"/>
         </w:rPr>
-        <w:t xml:space="preserve">After login, the balance and transaction tools read the member’s real payment history and upcoming collection from Magicline.</w:t>
+        <w:t xml:space="preserve">Prices are per club and per access level, read from the directory. If the club is unknown the bot asks which one rather than quoting a range.</w:t>
       </w:r>
     </w:p>
     <w:p>
@@ -3373,7 +3050,7 @@
           <w:sz w:val="18"/>
           <w:szCs w:val="18"/>
         </w:rPr>
-        <w:t xml:space="preserve">the Magicline API, per member</w:t>
+        <w:t xml:space="preserve">bot.public_locations</w:t>
       </w:r>
     </w:p>
     <w:p>
@@ -3410,7 +3087,7 @@
           <w:sz w:val="18"/>
           <w:szCs w:val="18"/>
         </w:rPr>
-        <w:t xml:space="preserve">An account tool calls the Magicline API at the moment the question is asked, for that one member.</w:t>
+        <w:t xml:space="preserve">The bot reads bot.public_locations — hours, prices and facilities per club.</w:t>
       </w:r>
     </w:p>
     <w:p>
@@ -3432,7 +3109,51 @@
           <w:sz w:val="18"/>
           <w:szCs w:val="18"/>
         </w:rPr>
-        <w:t xml:space="preserve">Nothing is stored and nothing is cached — the answer is whatever Magicline returns at that second.</w:t>
+        <w:t xml:space="preserve">That is a view over bot.locations, filtered by bot.club_visibility so only clubs meant to be public are visible.</w:t>
+      </w:r>
+    </w:p>
+    <w:p>
+      <w:pPr>
+        <w:spacing w:after="20"/>
+        <w:ind w:left="220"/>
+      </w:pPr>
+      <w:r>
+        <w:rPr>
+          <w:b/>
+          <w:color w:val="0E5A62"/>
+          <w:sz w:val="18"/>
+          <w:szCs w:val="18"/>
+        </w:rPr>
+        <w:t xml:space="preserve">3.  </w:t>
+      </w:r>
+      <w:r>
+        <w:rPr>
+          <w:sz w:val="18"/>
+          <w:szCs w:val="18"/>
+        </w:rPr>
+        <w:t xml:space="preserve">bot.locations is overwritten every day at 10:00 by the n8n workflow "ugg gym data collection" (49ZyB9tbZlqK3wW9), which takes about 5 seconds.</w:t>
+      </w:r>
+    </w:p>
+    <w:p>
+      <w:pPr>
+        <w:spacing w:after="20"/>
+        <w:ind w:left="220"/>
+      </w:pPr>
+      <w:r>
+        <w:rPr>
+          <w:b/>
+          <w:color w:val="0E5A62"/>
+          <w:sz w:val="18"/>
+          <w:szCs w:val="18"/>
+        </w:rPr>
+        <w:t xml:space="preserve">4.  </w:t>
+      </w:r>
+      <w:r>
+        <w:rPr>
+          <w:sz w:val="18"/>
+          <w:szCs w:val="18"/>
+        </w:rPr>
+        <w:t xml:space="preserve">That workflow reads one spreadsheet: UGG_Gym_Data_Collection_4.xlsx.</w:t>
       </w:r>
     </w:p>
     <w:p>
@@ -3452,7 +3173,7 @@
           <w:sz w:val="18"/>
           <w:szCs w:val="18"/>
         </w:rPr>
-        <w:t xml:space="preserve">Not ours. The answer is the record in Magicline, so if it is wrong, the membership record is wrong.</w:t>
+        <w:t xml:space="preserve">A person edits that workbook by hand. It is the only way to change club data — the bot has no other source.</w:t>
       </w:r>
     </w:p>
     <w:p>
@@ -3476,7 +3197,7 @@
           <w:sz w:val="18"/>
           <w:szCs w:val="18"/>
         </w:rPr>
-        <w:t xml:space="preserve">The collection date cannot be changed — billing runs in 13 periods of 4 weeks — and a guardrail makes the bot say so rather than promise a change.</w:t>
+        <w:t xml:space="preserve">A hardcoded price rule used to be wrong here — it claimed Amsterdam Oost was EUR 30 when the sheet said 25. It is now read per club from the directory. We could not find the workbook. It is not in SharePoint under any search tried on 10 Sep 2026, so its location is configured inside the n8n node and written down nowhere. Worth pinning down.</w:t>
       </w:r>
     </w:p>
     <w:p>
@@ -3530,7 +3251,7 @@
           <w:sz w:val="26"/>
           <w:szCs w:val="26"/>
         </w:rPr>
-        <w:t xml:space="preserve">Can I get an invoice or a payment receipt?</w:t>
+        <w:t xml:space="preserve">Can I buy a day pass, or try the gym first?</w:t>
       </w:r>
     </w:p>
     <w:p>
@@ -3543,15 +3264,15 @@
           <w:sz w:val="18"/>
           <w:szCs w:val="18"/>
         </w:rPr>
-        <w:t xml:space="preserve">Filed as a ticket</w:t>
-      </w:r>
-      <w:r>
-        <w:rPr>
-          <w:color w:val="7C8792"/>
-          <w:sz w:val="18"/>
-          <w:szCs w:val="18"/>
-        </w:rPr>
-        <w:t xml:space="preserve">  ·  asked in at least 248 conversations   </w:t>
+        <w:t xml:space="preserve">The club workbook</w:t>
+      </w:r>
+      <w:r>
+        <w:rPr>
+          <w:color w:val="7C8792"/>
+          <w:sz w:val="18"/>
+          <w:szCs w:val="18"/>
+        </w:rPr>
+        <w:t xml:space="preserve">  ·  asked in at least 357 conversations   </w:t>
       </w:r>
       <w:r>
         <w:rPr>
@@ -3576,7 +3297,7 @@
           <w:sz w:val="18"/>
           <w:szCs w:val="18"/>
         </w:rPr>
-        <w:t xml:space="preserve">“Invoice of membership fee september”  </w:t>
+        <w:t xml:space="preserve">“no, not for membership. it's a free trial”  </w:t>
       </w:r>
       <w:hyperlink r:id="rIdL31">
         <w:r>
@@ -3601,7 +3322,7 @@
           <w:sz w:val="18"/>
           <w:szCs w:val="18"/>
         </w:rPr>
-        <w:t xml:space="preserve">“It’s about an invoice.”  </w:t>
+        <w:t xml:space="preserve">“No I just want to a change the time of my trial session nothing else”  </w:t>
       </w:r>
       <w:hyperlink r:id="rIdL32">
         <w:r>
@@ -3626,7 +3347,7 @@
           <w:sz w:val="18"/>
           <w:szCs w:val="18"/>
         </w:rPr>
-        <w:t xml:space="preserve">“btw slechte ai bot”  </w:t>
+        <w:t xml:space="preserve">“Can I pay for one day pass? Do you have a one day pass?”  </w:t>
       </w:r>
       <w:hyperlink r:id="rIdL33">
         <w:r>
@@ -3641,6 +3362,47 @@
     </w:p>
     <w:p>
       <w:pPr>
+        <w:spacing w:before="90" w:after="20"/>
+      </w:pPr>
+      <w:r>
+        <w:rPr>
+          <w:b/>
+          <w:smallCaps/>
+          <w:color w:val="7C8792"/>
+          <w:sz w:val="16"/>
+          <w:szCs w:val="16"/>
+        </w:rPr>
+        <w:t xml:space="preserve">Ultimate source</w:t>
+      </w:r>
+    </w:p>
+    <w:p>
+      <w:pPr>
+        <w:spacing w:after="20"/>
+        <w:ind w:left="220"/>
+      </w:pPr>
+      <w:r>
+        <w:rPr>
+          <w:b/>
+          <w:smallCaps/>
+          <w:color w:val="0E5A62"/>
+          <w:sz w:val="16"/>
+          <w:szCs w:val="16"/>
+        </w:rPr>
+        <w:t xml:space="preserve">EXCEL   </w:t>
+      </w:r>
+      <w:hyperlink r:id="rIdL34">
+        <w:r>
+          <w:rPr>
+            <w:rStyle w:val="Hyperlink"/>
+            <w:sz w:val="18"/>
+            <w:szCs w:val="18"/>
+          </w:rPr>
+          <w:t xml:space="preserve">The club directory workbook</w:t>
+        </w:r>
+      </w:hyperlink>
+    </w:p>
+    <w:p>
+      <w:pPr>
         <w:spacing w:before="80" w:after="40"/>
       </w:pPr>
       <w:r>
@@ -3656,7 +3418,7 @@
           <w:sz w:val="18"/>
           <w:szCs w:val="18"/>
         </w:rPr>
-        <w:t xml:space="preserve">The bot cannot produce invoices. It collects the period and files a ticket, and the routing rule sends anything naming an invoice period to CC L2 - Invoices.</w:t>
+        <w:t xml:space="preserve">Answered before login, per club, with the right currency. Day passes are bought at the club with a debit card and never online.</w:t>
       </w:r>
     </w:p>
     <w:p>
@@ -3677,7 +3439,7 @@
           <w:sz w:val="18"/>
           <w:szCs w:val="18"/>
         </w:rPr>
-        <w:t xml:space="preserve">nothing — it collects and hands over</w:t>
+        <w:t xml:space="preserve">bot.public_locations</w:t>
       </w:r>
     </w:p>
     <w:p>
@@ -3714,7 +3476,7 @@
           <w:sz w:val="18"/>
           <w:szCs w:val="18"/>
         </w:rPr>
-        <w:t xml:space="preserve">The bot has no answer, so it collects the details, shows a preview, and files a ticket through the Freshdesk API.</w:t>
+        <w:t xml:space="preserve">The bot reads bot.public_locations — hours, prices and facilities per club.</w:t>
       </w:r>
     </w:p>
     <w:p>
@@ -3736,7 +3498,51 @@
           <w:sz w:val="18"/>
           <w:szCs w:val="18"/>
         </w:rPr>
-        <w:t xml:space="preserve">Refine Group Routing in Bot - Ticket creation picks which team it lands in, first match wins.</w:t>
+        <w:t xml:space="preserve">That is a view over bot.locations, filtered by bot.club_visibility so only clubs meant to be public are visible.</w:t>
+      </w:r>
+    </w:p>
+    <w:p>
+      <w:pPr>
+        <w:spacing w:after="20"/>
+        <w:ind w:left="220"/>
+      </w:pPr>
+      <w:r>
+        <w:rPr>
+          <w:b/>
+          <w:color w:val="0E5A62"/>
+          <w:sz w:val="18"/>
+          <w:szCs w:val="18"/>
+        </w:rPr>
+        <w:t xml:space="preserve">3.  </w:t>
+      </w:r>
+      <w:r>
+        <w:rPr>
+          <w:sz w:val="18"/>
+          <w:szCs w:val="18"/>
+        </w:rPr>
+        <w:t xml:space="preserve">bot.locations is overwritten every day at 10:00 by the n8n workflow "ugg gym data collection" (49ZyB9tbZlqK3wW9), which takes about 5 seconds.</w:t>
+      </w:r>
+    </w:p>
+    <w:p>
+      <w:pPr>
+        <w:spacing w:after="20"/>
+        <w:ind w:left="220"/>
+      </w:pPr>
+      <w:r>
+        <w:rPr>
+          <w:b/>
+          <w:color w:val="0E5A62"/>
+          <w:sz w:val="18"/>
+          <w:szCs w:val="18"/>
+        </w:rPr>
+        <w:t xml:space="preserve">4.  </w:t>
+      </w:r>
+      <w:r>
+        <w:rPr>
+          <w:sz w:val="18"/>
+          <w:szCs w:val="18"/>
+        </w:rPr>
+        <w:t xml:space="preserve">That workflow reads one spreadsheet: UGG_Gym_Data_Collection_4.xlsx.</w:t>
       </w:r>
     </w:p>
     <w:p>
@@ -3756,7 +3562,7 @@
           <w:sz w:val="18"/>
           <w:szCs w:val="18"/>
         </w:rPr>
-        <w:t xml:space="preserve">A Member Care agent answers it. The bot’s only decision was which queue it lands in.</w:t>
+        <w:t xml:space="preserve">A person edits that workbook by hand. It is the only way to change club data — the bot has no other source.</w:t>
       </w:r>
     </w:p>
     <w:p>
@@ -3780,7 +3586,7 @@
           <w:sz w:val="18"/>
           <w:szCs w:val="18"/>
         </w:rPr>
-        <w:t xml:space="preserve">Without a period the request cannot be actioned, so the bot asks for one before filing.</w:t>
+        <w:t xml:space="preserve">Free-trial tickets are the one thing the bot routes to a club’s own Freshdesk group rather than a central team — requested by Member Care on 20 Aug 2026. We could not find the workbook. It is not in SharePoint under any search tried on 10 Sep 2026, so its location is configured inside the n8n node and written down nowhere. Worth pinning down.</w:t>
       </w:r>
     </w:p>
     <w:p>
@@ -3834,7 +3640,7 @@
           <w:sz w:val="26"/>
           <w:szCs w:val="26"/>
         </w:rPr>
-        <w:t xml:space="preserve">Can I freeze or pause my membership?</w:t>
+        <w:t xml:space="preserve">Why was I charged, and when is my next payment?</w:t>
       </w:r>
     </w:p>
     <w:p>
@@ -3847,25 +3653,25 @@
           <w:sz w:val="18"/>
           <w:szCs w:val="18"/>
         </w:rPr>
-        <w:t xml:space="preserve">A guardrail overrides the model</w:t>
-      </w:r>
-      <w:r>
-        <w:rPr>
-          <w:color w:val="7C8792"/>
-          <w:sz w:val="18"/>
-          <w:szCs w:val="18"/>
-        </w:rPr>
-        <w:t xml:space="preserve">  ·  asked in at least 180 conversations   </w:t>
-      </w:r>
-      <w:r>
-        <w:rPr>
-          <w:b/>
-          <w:smallCaps/>
-          <w:color w:val="96570E"/>
-          <w:sz w:val="16"/>
-          <w:szCs w:val="16"/>
-        </w:rPr>
-        <w:t xml:space="preserve">NEEDS A DEPLOY</w:t>
+        <w:t xml:space="preserve">Magicline, live</w:t>
+      </w:r>
+      <w:r>
+        <w:rPr>
+          <w:color w:val="7C8792"/>
+          <w:sz w:val="18"/>
+          <w:szCs w:val="18"/>
+        </w:rPr>
+        <w:t xml:space="preserve">  ·  asked in at least 58 conversations   </w:t>
+      </w:r>
+      <w:r>
+        <w:rPr>
+          <w:b/>
+          <w:smallCaps/>
+          <w:color w:val="566372"/>
+          <w:sz w:val="16"/>
+          <w:szCs w:val="16"/>
+        </w:rPr>
+        <w:t xml:space="preserve">NOT OURS</w:t>
       </w:r>
     </w:p>
     <w:p>
@@ -3880,32 +3686,7 @@
           <w:sz w:val="18"/>
           <w:szCs w:val="18"/>
         </w:rPr>
-        <w:t xml:space="preserve">“Ja dus 60,2 met korting en daarnaast dat van bevriezen toevoegen”  </w:t>
-      </w:r>
-      <w:hyperlink r:id="rIdL34">
-        <w:r>
-          <w:rPr>
-            <w:rStyle w:val="Hyperlink"/>
-            <w:sz w:val="16"/>
-            <w:szCs w:val="16"/>
-          </w:rPr>
-          <w:t xml:space="preserve">read the conversation</w:t>
-        </w:r>
-      </w:hyperlink>
-    </w:p>
-    <w:p>
-      <w:pPr>
-        <w:spacing w:after="30"/>
-        <w:ind w:left="220"/>
-      </w:pPr>
-      <w:r>
-        <w:rPr>
-          <w:i/>
-          <w:color w:val="55626E"/>
-          <w:sz w:val="18"/>
-          <w:szCs w:val="18"/>
-        </w:rPr>
-        <w:t xml:space="preserve">“I would like to pause my membership for 3 months as I am out of the country. Please can I talk to someon about this”  </w:t>
+        <w:t xml:space="preserve">“Voor de volgende betaling: Wanneer zie ik dan in m’n account dat m’n check ins worden verwekt?”  </w:t>
       </w:r>
       <w:hyperlink r:id="rIdL35">
         <w:r>
@@ -3930,7 +3711,7 @@
           <w:sz w:val="18"/>
           <w:szCs w:val="18"/>
         </w:rPr>
-        <w:t xml:space="preserve">“Membership freeze”  </w:t>
+        <w:t xml:space="preserve">“Waarom is de eerstvolgende betaling dan 98?”  </w:t>
       </w:r>
       <w:hyperlink r:id="rIdL36">
         <w:r>
@@ -3945,257 +3726,6 @@
     </w:p>
     <w:p>
       <w:pPr>
-        <w:spacing w:before="80" w:after="40"/>
-      </w:pPr>
-      <w:r>
-        <w:rPr>
-          <w:b/>
-          <w:sz w:val="18"/>
-          <w:szCs w:val="18"/>
-        </w:rPr>
-        <w:t xml:space="preserve">How she decides to answer it.  </w:t>
-      </w:r>
-      <w:r>
-        <w:rPr>
-          <w:sz w:val="18"/>
-          <w:szCs w:val="18"/>
-        </w:rPr>
-        <w:t xml:space="preserve">A guardrail overrides whatever the model would otherwise say: freezing is medical only, requested through the app under Self-service &gt; Idle Period. Travel does not qualify.</w:t>
-      </w:r>
-    </w:p>
-    <w:p>
-      <w:pPr>
-        <w:spacing w:after="60"/>
-      </w:pPr>
-      <w:r>
-        <w:rPr>
-          <w:b/>
-          <w:sz w:val="18"/>
-          <w:szCs w:val="18"/>
-        </w:rPr>
-        <w:t xml:space="preserve">What she reads.  </w:t>
-      </w:r>
-      <w:r>
-        <w:rPr>
-          <w:rFonts w:ascii="Consolas" w:hAnsi="Consolas"/>
-          <w:sz w:val="18"/>
-          <w:szCs w:val="18"/>
-        </w:rPr>
-        <w:t xml:space="preserve">a code node that injects an instruction</w:t>
-      </w:r>
-    </w:p>
-    <w:p>
-      <w:pPr>
-        <w:spacing w:after="30"/>
-      </w:pPr>
-      <w:r>
-        <w:rPr>
-          <w:b/>
-          <w:smallCaps/>
-          <w:color w:val="7C8792"/>
-          <w:sz w:val="16"/>
-          <w:szCs w:val="16"/>
-        </w:rPr>
-        <w:t xml:space="preserve">How that got populated</w:t>
-      </w:r>
-    </w:p>
-    <w:p>
-      <w:pPr>
-        <w:spacing w:after="20"/>
-        <w:ind w:left="220"/>
-      </w:pPr>
-      <w:r>
-        <w:rPr>
-          <w:b/>
-          <w:color w:val="0E5A62"/>
-          <w:sz w:val="18"/>
-          <w:szCs w:val="18"/>
-        </w:rPr>
-        <w:t xml:space="preserve">1.  </w:t>
-      </w:r>
-      <w:r>
-        <w:rPr>
-          <w:sz w:val="18"/>
-          <w:szCs w:val="18"/>
-        </w:rPr>
-        <w:t xml:space="preserve">Before the model replies, a code node checks the turn and, when it matches, injects an instruction telling the model what it may and may not say.</w:t>
-      </w:r>
-    </w:p>
-    <w:p>
-      <w:pPr>
-        <w:spacing w:after="20"/>
-        <w:ind w:left="220"/>
-      </w:pPr>
-      <w:r>
-        <w:rPr>
-          <w:b/>
-          <w:color w:val="0E5A62"/>
-          <w:sz w:val="18"/>
-          <w:szCs w:val="18"/>
-        </w:rPr>
-        <w:t xml:space="preserve">2.  </w:t>
-      </w:r>
-      <w:r>
-        <w:rPr>
-          <w:sz w:val="18"/>
-          <w:szCs w:val="18"/>
-        </w:rPr>
-        <w:t xml:space="preserve">These are dated in their node names — Cancel Honesty 2026-09-04, Feedback Overrides 2026-08-26, Guardrail Patches 2026-08-26.</w:t>
-      </w:r>
-    </w:p>
-    <w:p>
-      <w:pPr>
-        <w:spacing w:after="20"/>
-        <w:ind w:left="220"/>
-      </w:pPr>
-      <w:r>
-        <w:rPr>
-          <w:b/>
-          <w:color w:val="0E5A62"/>
-          <w:sz w:val="18"/>
-          <w:szCs w:val="18"/>
-        </w:rPr>
-        <w:t xml:space="preserve">3.  </w:t>
-      </w:r>
-      <w:r>
-        <w:rPr>
-          <w:sz w:val="18"/>
-          <w:szCs w:val="18"/>
-        </w:rPr>
-        <w:t xml:space="preserve">They are deliberately narrow: the cancel guardrail fires on about 1.2% of turns, and returns its input untouched on the rest.</w:t>
-      </w:r>
-    </w:p>
-    <w:p>
-      <w:pPr>
-        <w:spacing w:before="60" w:after="40"/>
-      </w:pPr>
-      <w:r>
-        <w:rPr>
-          <w:b/>
-          <w:sz w:val="18"/>
-          <w:szCs w:val="18"/>
-        </w:rPr>
-        <w:t xml:space="preserve">Who ultimately types it.  </w:t>
-      </w:r>
-      <w:r>
-        <w:rPr>
-          <w:sz w:val="18"/>
-          <w:szCs w:val="18"/>
-        </w:rPr>
-        <w:t xml:space="preserve">Engineering. Each guardrail is code, and changing one is a deploy.</w:t>
-      </w:r>
-    </w:p>
-    <w:p>
-      <w:pPr>
-        <w:spacing w:after="80"/>
-        <w:ind w:left="160"/>
-        <w:pBdr>
-          <w:left w:val="single" w:sz="18" w:space="8" w:color="B26A00"/>
-        </w:pBdr>
-      </w:pPr>
-      <w:r>
-        <w:rPr>
-          <w:b/>
-          <w:sz w:val="18"/>
-          <w:szCs w:val="18"/>
-        </w:rPr>
-        <w:t xml:space="preserve">Worth knowing.  </w:t>
-      </w:r>
-      <w:r>
-        <w:rPr>
-          <w:sz w:val="18"/>
-          <w:szCs w:val="18"/>
-        </w:rPr>
-        <w:t xml:space="preserve">This is the rule most likely to be softened by the model if the guardrail ever stops firing, because members ask for travel freezes constantly.</w:t>
-      </w:r>
-    </w:p>
-    <w:p>
-      <w:pPr>
-        <w:spacing w:before="60" w:after="20"/>
-      </w:pPr>
-      <w:r>
-        <w:rPr>
-          <w:b/>
-          <w:smallCaps/>
-          <w:color w:val="7C8792"/>
-          <w:sz w:val="16"/>
-          <w:szCs w:val="16"/>
-        </w:rPr>
-        <w:t xml:space="preserve">If this is wrong, how should it be answered?</w:t>
-      </w:r>
-    </w:p>
-    <w:p>
-      <w:pPr>
-        <w:spacing w:after="20"/>
-      </w:pPr>
-      <w:r>
-        <w:rPr>
-          <w:color w:val="C8CFD5"/>
-          <w:sz w:val="18"/>
-          <w:szCs w:val="18"/>
-        </w:rPr>
-        <w:t xml:space="preserve">...............................................................................................</w:t>
-      </w:r>
-    </w:p>
-    <w:p>
-      <w:pPr>
-        <w:spacing w:after="160"/>
-      </w:pPr>
-      <w:r>
-        <w:rPr>
-          <w:color w:val="C8CFD5"/>
-          <w:sz w:val="18"/>
-          <w:szCs w:val="18"/>
-        </w:rPr>
-        <w:t xml:space="preserve">...............................................................................................</w:t>
-      </w:r>
-    </w:p>
-    <w:p>
-      <w:pPr>
-        <w:pStyle w:val="Heading2"/>
-      </w:pPr>
-      <w:r>
-        <w:rPr>
-          <w:b/>
-          <w:sz w:val="26"/>
-          <w:szCs w:val="26"/>
-        </w:rPr>
-        <w:t xml:space="preserve">Does a club have a sauna, parking, lockers or showers?</w:t>
-      </w:r>
-    </w:p>
-    <w:p>
-      <w:pPr>
-        <w:spacing w:after="80"/>
-      </w:pPr>
-      <w:r>
-        <w:rPr>
-          <w:color w:val="7C8792"/>
-          <w:sz w:val="18"/>
-          <w:szCs w:val="18"/>
-        </w:rPr>
-        <w:t xml:space="preserve">The club workbook</w:t>
-      </w:r>
-      <w:r>
-        <w:rPr>
-          <w:color w:val="7C8792"/>
-          <w:sz w:val="18"/>
-          <w:szCs w:val="18"/>
-        </w:rPr>
-        <w:t xml:space="preserve">  ·  asked in at least 128 conversations   </w:t>
-      </w:r>
-      <w:r>
-        <w:rPr>
-          <w:b/>
-          <w:smallCaps/>
-          <w:color w:val="1D6B54"/>
-          <w:sz w:val="16"/>
-          <w:szCs w:val="16"/>
-        </w:rPr>
-        <w:t xml:space="preserve">NO DEPLOY</w:t>
-      </w:r>
-    </w:p>
-    <w:p>
-      <w:pPr>
         <w:spacing w:after="30"/>
         <w:ind w:left="220"/>
       </w:pPr>
@@ -4206,7 +3736,7 @@
           <w:sz w:val="18"/>
           <w:szCs w:val="18"/>
         </w:rPr>
-        <w:t xml:space="preserve">“Hoi, zijn de pilat3s lessen virtual of in person bij locatie Eindhoven lichttoren?”  </w:t>
+        <w:t xml:space="preserve">“Ga terug naar het vorige bericht! Waarom wordt er nogsteeds geld afgeschreven”  </w:t>
       </w:r>
       <w:hyperlink r:id="rIdL37">
         <w:r>
@@ -4221,6 +3751,274 @@
     </w:p>
     <w:p>
       <w:pPr>
+        <w:spacing w:before="90" w:after="20"/>
+      </w:pPr>
+      <w:r>
+        <w:rPr>
+          <w:b/>
+          <w:smallCaps/>
+          <w:color w:val="7C8792"/>
+          <w:sz w:val="16"/>
+          <w:szCs w:val="16"/>
+        </w:rPr>
+        <w:t xml:space="preserve">Ultimate source</w:t>
+      </w:r>
+    </w:p>
+    <w:p>
+      <w:pPr>
+        <w:spacing w:after="20"/>
+        <w:ind w:left="220"/>
+      </w:pPr>
+      <w:r>
+        <w:rPr>
+          <w:b/>
+          <w:smallCaps/>
+          <w:color w:val="0E5A62"/>
+          <w:sz w:val="16"/>
+          <w:szCs w:val="16"/>
+        </w:rPr>
+        <w:t xml:space="preserve">LIVE API   </w:t>
+      </w:r>
+      <w:r>
+        <w:rPr>
+          <w:b/>
+          <w:sz w:val="18"/>
+          <w:szCs w:val="18"/>
+        </w:rPr>
+        <w:t xml:space="preserve">Magicline</w:t>
+      </w:r>
+    </w:p>
+    <w:p>
+      <w:pPr>
+        <w:spacing w:before="80" w:after="40"/>
+      </w:pPr>
+      <w:r>
+        <w:rPr>
+          <w:b/>
+          <w:sz w:val="18"/>
+          <w:szCs w:val="18"/>
+        </w:rPr>
+        <w:t xml:space="preserve">How she decides to answer it.  </w:t>
+      </w:r>
+      <w:r>
+        <w:rPr>
+          <w:sz w:val="18"/>
+          <w:szCs w:val="18"/>
+        </w:rPr>
+        <w:t xml:space="preserve">After login, the balance and transaction tools read the member’s real payment history and upcoming collection from Magicline.</w:t>
+      </w:r>
+    </w:p>
+    <w:p>
+      <w:pPr>
+        <w:spacing w:after="60"/>
+      </w:pPr>
+      <w:r>
+        <w:rPr>
+          <w:b/>
+          <w:sz w:val="18"/>
+          <w:szCs w:val="18"/>
+        </w:rPr>
+        <w:t xml:space="preserve">What she reads.  </w:t>
+      </w:r>
+      <w:r>
+        <w:rPr>
+          <w:rFonts w:ascii="Consolas" w:hAnsi="Consolas"/>
+          <w:sz w:val="18"/>
+          <w:szCs w:val="18"/>
+        </w:rPr>
+        <w:t xml:space="preserve">the Magicline API, per member</w:t>
+      </w:r>
+    </w:p>
+    <w:p>
+      <w:pPr>
+        <w:spacing w:after="30"/>
+      </w:pPr>
+      <w:r>
+        <w:rPr>
+          <w:b/>
+          <w:smallCaps/>
+          <w:color w:val="7C8792"/>
+          <w:sz w:val="16"/>
+          <w:szCs w:val="16"/>
+        </w:rPr>
+        <w:t xml:space="preserve">How that got populated</w:t>
+      </w:r>
+    </w:p>
+    <w:p>
+      <w:pPr>
+        <w:spacing w:after="20"/>
+        <w:ind w:left="220"/>
+      </w:pPr>
+      <w:r>
+        <w:rPr>
+          <w:b/>
+          <w:color w:val="0E5A62"/>
+          <w:sz w:val="18"/>
+          <w:szCs w:val="18"/>
+        </w:rPr>
+        <w:t xml:space="preserve">1.  </w:t>
+      </w:r>
+      <w:r>
+        <w:rPr>
+          <w:sz w:val="18"/>
+          <w:szCs w:val="18"/>
+        </w:rPr>
+        <w:t xml:space="preserve">An account tool calls the Magicline API at the moment the question is asked, for that one member.</w:t>
+      </w:r>
+    </w:p>
+    <w:p>
+      <w:pPr>
+        <w:spacing w:after="20"/>
+        <w:ind w:left="220"/>
+      </w:pPr>
+      <w:r>
+        <w:rPr>
+          <w:b/>
+          <w:color w:val="0E5A62"/>
+          <w:sz w:val="18"/>
+          <w:szCs w:val="18"/>
+        </w:rPr>
+        <w:t xml:space="preserve">2.  </w:t>
+      </w:r>
+      <w:r>
+        <w:rPr>
+          <w:sz w:val="18"/>
+          <w:szCs w:val="18"/>
+        </w:rPr>
+        <w:t xml:space="preserve">Nothing is stored and nothing is cached — the answer is whatever Magicline returns at that second.</w:t>
+      </w:r>
+    </w:p>
+    <w:p>
+      <w:pPr>
+        <w:spacing w:before="60" w:after="40"/>
+      </w:pPr>
+      <w:r>
+        <w:rPr>
+          <w:b/>
+          <w:sz w:val="18"/>
+          <w:szCs w:val="18"/>
+        </w:rPr>
+        <w:t xml:space="preserve">Who ultimately types it.  </w:t>
+      </w:r>
+      <w:r>
+        <w:rPr>
+          <w:sz w:val="18"/>
+          <w:szCs w:val="18"/>
+        </w:rPr>
+        <w:t xml:space="preserve">Not ours. The answer is the record in Magicline, so if it is wrong, the membership record is wrong.</w:t>
+      </w:r>
+    </w:p>
+    <w:p>
+      <w:pPr>
+        <w:spacing w:after="80"/>
+        <w:ind w:left="160"/>
+        <w:pBdr>
+          <w:left w:val="single" w:sz="18" w:space="8" w:color="B26A00"/>
+        </w:pBdr>
+      </w:pPr>
+      <w:r>
+        <w:rPr>
+          <w:b/>
+          <w:sz w:val="18"/>
+          <w:szCs w:val="18"/>
+        </w:rPr>
+        <w:t xml:space="preserve">Worth knowing.  </w:t>
+      </w:r>
+      <w:r>
+        <w:rPr>
+          <w:sz w:val="18"/>
+          <w:szCs w:val="18"/>
+        </w:rPr>
+        <w:t xml:space="preserve">The collection date cannot be changed — billing runs in 13 periods of 4 weeks — and a guardrail makes the bot say so rather than promise a change.</w:t>
+      </w:r>
+    </w:p>
+    <w:p>
+      <w:pPr>
+        <w:spacing w:before="60" w:after="20"/>
+      </w:pPr>
+      <w:r>
+        <w:rPr>
+          <w:b/>
+          <w:smallCaps/>
+          <w:color w:val="7C8792"/>
+          <w:sz w:val="16"/>
+          <w:szCs w:val="16"/>
+        </w:rPr>
+        <w:t xml:space="preserve">If this is wrong, how should it be answered?</w:t>
+      </w:r>
+    </w:p>
+    <w:p>
+      <w:pPr>
+        <w:spacing w:after="20"/>
+      </w:pPr>
+      <w:r>
+        <w:rPr>
+          <w:color w:val="C8CFD5"/>
+          <w:sz w:val="18"/>
+          <w:szCs w:val="18"/>
+        </w:rPr>
+        <w:t xml:space="preserve">...............................................................................................</w:t>
+      </w:r>
+    </w:p>
+    <w:p>
+      <w:pPr>
+        <w:spacing w:after="160"/>
+      </w:pPr>
+      <w:r>
+        <w:rPr>
+          <w:color w:val="C8CFD5"/>
+          <w:sz w:val="18"/>
+          <w:szCs w:val="18"/>
+        </w:rPr>
+        <w:t xml:space="preserve">...............................................................................................</w:t>
+      </w:r>
+    </w:p>
+    <w:p>
+      <w:pPr>
+        <w:pStyle w:val="Heading2"/>
+      </w:pPr>
+      <w:r>
+        <w:rPr>
+          <w:b/>
+          <w:sz w:val="26"/>
+          <w:szCs w:val="26"/>
+        </w:rPr>
+        <w:t xml:space="preserve">Can I get an invoice or a payment receipt?</w:t>
+      </w:r>
+    </w:p>
+    <w:p>
+      <w:pPr>
+        <w:spacing w:after="80"/>
+      </w:pPr>
+      <w:r>
+        <w:rPr>
+          <w:color w:val="7C8792"/>
+          <w:sz w:val="18"/>
+          <w:szCs w:val="18"/>
+        </w:rPr>
+        <w:t xml:space="preserve">Filed as a ticket</w:t>
+      </w:r>
+      <w:r>
+        <w:rPr>
+          <w:color w:val="7C8792"/>
+          <w:sz w:val="18"/>
+          <w:szCs w:val="18"/>
+        </w:rPr>
+        <w:t xml:space="preserve">  ·  asked in at least 248 conversations   </w:t>
+      </w:r>
+      <w:r>
+        <w:rPr>
+          <w:b/>
+          <w:smallCaps/>
+          <w:color w:val="1D6B54"/>
+          <w:sz w:val="16"/>
+          <w:szCs w:val="16"/>
+        </w:rPr>
+        <w:t xml:space="preserve">NO DEPLOY</w:t>
+      </w:r>
+    </w:p>
+    <w:p>
+      <w:pPr>
         <w:spacing w:after="30"/>
         <w:ind w:left="220"/>
       </w:pPr>
@@ -4231,7 +4029,7 @@
           <w:sz w:val="18"/>
           <w:szCs w:val="18"/>
         </w:rPr>
-        <w:t xml:space="preserve">“Supposedly there should be a sauna.”  </w:t>
+        <w:t xml:space="preserve">“Invoice of membership fee september”  </w:t>
       </w:r>
       <w:hyperlink r:id="rIdL38">
         <w:r>
@@ -4256,7 +4054,7 @@
           <w:sz w:val="18"/>
           <w:szCs w:val="18"/>
         </w:rPr>
-        <w:t xml:space="preserve">“Can I go to one of those places and enjoy the sauna?”  </w:t>
+        <w:t xml:space="preserve">“It’s about an invoice.”  </w:t>
       </w:r>
       <w:hyperlink r:id="rIdL39">
         <w:r>
@@ -4271,279 +4069,6 @@
     </w:p>
     <w:p>
       <w:pPr>
-        <w:spacing w:before="80" w:after="40"/>
-      </w:pPr>
-      <w:r>
-        <w:rPr>
-          <w:b/>
-          <w:sz w:val="18"/>
-          <w:szCs w:val="18"/>
-        </w:rPr>
-        <w:t xml:space="preserve">How she decides to answer it.  </w:t>
-      </w:r>
-      <w:r>
-        <w:rPr>
-          <w:sz w:val="18"/>
-          <w:szCs w:val="18"/>
-        </w:rPr>
-        <w:t xml:space="preserve">Answered before login from 25 facility columns in the club directory, per club.</w:t>
-      </w:r>
-    </w:p>
-    <w:p>
-      <w:pPr>
-        <w:spacing w:after="60"/>
-      </w:pPr>
-      <w:r>
-        <w:rPr>
-          <w:b/>
-          <w:sz w:val="18"/>
-          <w:szCs w:val="18"/>
-        </w:rPr>
-        <w:t xml:space="preserve">What she reads.  </w:t>
-      </w:r>
-      <w:r>
-        <w:rPr>
-          <w:rFonts w:ascii="Consolas" w:hAnsi="Consolas"/>
-          <w:sz w:val="18"/>
-          <w:szCs w:val="18"/>
-        </w:rPr>
-        <w:t xml:space="preserve">bot.public_locations</w:t>
-      </w:r>
-    </w:p>
-    <w:p>
-      <w:pPr>
-        <w:spacing w:after="30"/>
-      </w:pPr>
-      <w:r>
-        <w:rPr>
-          <w:b/>
-          <w:smallCaps/>
-          <w:color w:val="7C8792"/>
-          <w:sz w:val="16"/>
-          <w:szCs w:val="16"/>
-        </w:rPr>
-        <w:t xml:space="preserve">How that got populated</w:t>
-      </w:r>
-    </w:p>
-    <w:p>
-      <w:pPr>
-        <w:spacing w:after="20"/>
-        <w:ind w:left="220"/>
-      </w:pPr>
-      <w:r>
-        <w:rPr>
-          <w:b/>
-          <w:color w:val="0E5A62"/>
-          <w:sz w:val="18"/>
-          <w:szCs w:val="18"/>
-        </w:rPr>
-        <w:t xml:space="preserve">1.  </w:t>
-      </w:r>
-      <w:r>
-        <w:rPr>
-          <w:sz w:val="18"/>
-          <w:szCs w:val="18"/>
-        </w:rPr>
-        <w:t xml:space="preserve">The bot reads bot.public_locations — hours, prices and facilities per club.</w:t>
-      </w:r>
-    </w:p>
-    <w:p>
-      <w:pPr>
-        <w:spacing w:after="20"/>
-        <w:ind w:left="220"/>
-      </w:pPr>
-      <w:r>
-        <w:rPr>
-          <w:b/>
-          <w:color w:val="0E5A62"/>
-          <w:sz w:val="18"/>
-          <w:szCs w:val="18"/>
-        </w:rPr>
-        <w:t xml:space="preserve">2.  </w:t>
-      </w:r>
-      <w:r>
-        <w:rPr>
-          <w:sz w:val="18"/>
-          <w:szCs w:val="18"/>
-        </w:rPr>
-        <w:t xml:space="preserve">That is a view over bot.locations, filtered by bot.club_visibility so only clubs meant to be public are visible.</w:t>
-      </w:r>
-    </w:p>
-    <w:p>
-      <w:pPr>
-        <w:spacing w:after="20"/>
-        <w:ind w:left="220"/>
-      </w:pPr>
-      <w:r>
-        <w:rPr>
-          <w:b/>
-          <w:color w:val="0E5A62"/>
-          <w:sz w:val="18"/>
-          <w:szCs w:val="18"/>
-        </w:rPr>
-        <w:t xml:space="preserve">3.  </w:t>
-      </w:r>
-      <w:r>
-        <w:rPr>
-          <w:sz w:val="18"/>
-          <w:szCs w:val="18"/>
-        </w:rPr>
-        <w:t xml:space="preserve">bot.locations is overwritten every day at 10:00 by the n8n workflow "ugg gym data collection" (49ZyB9tbZlqK3wW9), which takes about 5 seconds.</w:t>
-      </w:r>
-    </w:p>
-    <w:p>
-      <w:pPr>
-        <w:spacing w:after="20"/>
-        <w:ind w:left="220"/>
-      </w:pPr>
-      <w:r>
-        <w:rPr>
-          <w:b/>
-          <w:color w:val="0E5A62"/>
-          <w:sz w:val="18"/>
-          <w:szCs w:val="18"/>
-        </w:rPr>
-        <w:t xml:space="preserve">4.  </w:t>
-      </w:r>
-      <w:r>
-        <w:rPr>
-          <w:sz w:val="18"/>
-          <w:szCs w:val="18"/>
-        </w:rPr>
-        <w:t xml:space="preserve">That workflow reads one spreadsheet: UGG_Gym_Data_Collection_4.xlsx.</w:t>
-      </w:r>
-    </w:p>
-    <w:p>
-      <w:pPr>
-        <w:spacing w:before="60" w:after="40"/>
-      </w:pPr>
-      <w:r>
-        <w:rPr>
-          <w:b/>
-          <w:sz w:val="18"/>
-          <w:szCs w:val="18"/>
-        </w:rPr>
-        <w:t xml:space="preserve">Who ultimately types it.  </w:t>
-      </w:r>
-      <w:r>
-        <w:rPr>
-          <w:sz w:val="18"/>
-          <w:szCs w:val="18"/>
-        </w:rPr>
-        <w:t xml:space="preserve">A person edits that workbook by hand. It is the only way to change club data — the bot has no other source.</w:t>
-      </w:r>
-    </w:p>
-    <w:p>
-      <w:pPr>
-        <w:spacing w:after="80"/>
-        <w:ind w:left="160"/>
-        <w:pBdr>
-          <w:left w:val="single" w:sz="18" w:space="8" w:color="B26A00"/>
-        </w:pBdr>
-      </w:pPr>
-      <w:r>
-        <w:rPr>
-          <w:b/>
-          <w:sz w:val="18"/>
-          <w:szCs w:val="18"/>
-        </w:rPr>
-        <w:t xml:space="preserve">Worth knowing.  </w:t>
-      </w:r>
-      <w:r>
-        <w:rPr>
-          <w:sz w:val="18"/>
-          <w:szCs w:val="18"/>
-        </w:rPr>
-        <w:t xml:space="preserve">We could not find the workbook. It is not in SharePoint under any search tried on 10 Sep 2026, so its location is configured inside the n8n node and written down nowhere. Worth pinning down.</w:t>
-      </w:r>
-    </w:p>
-    <w:p>
-      <w:pPr>
-        <w:spacing w:before="60" w:after="20"/>
-      </w:pPr>
-      <w:r>
-        <w:rPr>
-          <w:b/>
-          <w:smallCaps/>
-          <w:color w:val="7C8792"/>
-          <w:sz w:val="16"/>
-          <w:szCs w:val="16"/>
-        </w:rPr>
-        <w:t xml:space="preserve">If this is wrong, how should it be answered?</w:t>
-      </w:r>
-    </w:p>
-    <w:p>
-      <w:pPr>
-        <w:spacing w:after="20"/>
-      </w:pPr>
-      <w:r>
-        <w:rPr>
-          <w:color w:val="C8CFD5"/>
-          <w:sz w:val="18"/>
-          <w:szCs w:val="18"/>
-        </w:rPr>
-        <w:t xml:space="preserve">...............................................................................................</w:t>
-      </w:r>
-    </w:p>
-    <w:p>
-      <w:pPr>
-        <w:spacing w:after="160"/>
-      </w:pPr>
-      <w:r>
-        <w:rPr>
-          <w:color w:val="C8CFD5"/>
-          <w:sz w:val="18"/>
-          <w:szCs w:val="18"/>
-        </w:rPr>
-        <w:t xml:space="preserve">...............................................................................................</w:t>
-      </w:r>
-    </w:p>
-    <w:p>
-      <w:pPr>
-        <w:pStyle w:val="Heading2"/>
-      </w:pPr>
-      <w:r>
-        <w:rPr>
-          <w:b/>
-          <w:sz w:val="26"/>
-          <w:szCs w:val="26"/>
-        </w:rPr>
-        <w:t xml:space="preserve">What is my membership number?</w:t>
-      </w:r>
-    </w:p>
-    <w:p>
-      <w:pPr>
-        <w:spacing w:after="80"/>
-      </w:pPr>
-      <w:r>
-        <w:rPr>
-          <w:color w:val="7C8792"/>
-          <w:sz w:val="18"/>
-          <w:szCs w:val="18"/>
-        </w:rPr>
-        <w:t xml:space="preserve">Magicline, live</w:t>
-      </w:r>
-      <w:r>
-        <w:rPr>
-          <w:color w:val="7C8792"/>
-          <w:sz w:val="18"/>
-          <w:szCs w:val="18"/>
-        </w:rPr>
-        <w:t xml:space="preserve">  ·  asked in at least 170 conversations   </w:t>
-      </w:r>
-      <w:r>
-        <w:rPr>
-          <w:b/>
-          <w:smallCaps/>
-          <w:color w:val="566372"/>
-          <w:sz w:val="16"/>
-          <w:szCs w:val="16"/>
-        </w:rPr>
-        <w:t xml:space="preserve">NOT OURS</w:t>
-      </w:r>
-    </w:p>
-    <w:p>
-      <w:pPr>
         <w:spacing w:after="30"/>
         <w:ind w:left="220"/>
       </w:pPr>
@@ -4554,7 +4079,7 @@
           <w:sz w:val="18"/>
           <w:szCs w:val="18"/>
         </w:rPr>
-        <w:t xml:space="preserve">“I have my membership number”  </w:t>
+        <w:t xml:space="preserve">“btw slechte ai bot”  </w:t>
       </w:r>
       <w:hyperlink r:id="rIdL40">
         <w:r>
@@ -4569,6 +4094,263 @@
     </w:p>
     <w:p>
       <w:pPr>
+        <w:spacing w:before="90" w:after="20"/>
+      </w:pPr>
+      <w:r>
+        <w:rPr>
+          <w:b/>
+          <w:smallCaps/>
+          <w:color w:val="7C8792"/>
+          <w:sz w:val="16"/>
+          <w:szCs w:val="16"/>
+        </w:rPr>
+        <w:t xml:space="preserve">Ultimate source</w:t>
+      </w:r>
+    </w:p>
+    <w:p>
+      <w:pPr>
+        <w:spacing w:after="40"/>
+        <w:ind w:left="220"/>
+      </w:pPr>
+      <w:r>
+        <w:rPr>
+          <w:sz w:val="18"/>
+          <w:szCs w:val="18"/>
+        </w:rPr>
+        <w:t xml:space="preserve">No document. Nothing is looked up — a Member Care agent writes the answer.</w:t>
+      </w:r>
+    </w:p>
+    <w:p>
+      <w:pPr>
+        <w:spacing w:before="80" w:after="40"/>
+      </w:pPr>
+      <w:r>
+        <w:rPr>
+          <w:b/>
+          <w:sz w:val="18"/>
+          <w:szCs w:val="18"/>
+        </w:rPr>
+        <w:t xml:space="preserve">How she decides to answer it.  </w:t>
+      </w:r>
+      <w:r>
+        <w:rPr>
+          <w:sz w:val="18"/>
+          <w:szCs w:val="18"/>
+        </w:rPr>
+        <w:t xml:space="preserve">The bot cannot produce invoices. It collects the period and files a ticket, and the routing rule sends anything naming an invoice period to CC L2 - Invoices.</w:t>
+      </w:r>
+    </w:p>
+    <w:p>
+      <w:pPr>
+        <w:spacing w:after="60"/>
+      </w:pPr>
+      <w:r>
+        <w:rPr>
+          <w:b/>
+          <w:sz w:val="18"/>
+          <w:szCs w:val="18"/>
+        </w:rPr>
+        <w:t xml:space="preserve">What she reads.  </w:t>
+      </w:r>
+      <w:r>
+        <w:rPr>
+          <w:rFonts w:ascii="Consolas" w:hAnsi="Consolas"/>
+          <w:sz w:val="18"/>
+          <w:szCs w:val="18"/>
+        </w:rPr>
+        <w:t xml:space="preserve">nothing — it collects and hands over</w:t>
+      </w:r>
+    </w:p>
+    <w:p>
+      <w:pPr>
+        <w:spacing w:after="30"/>
+      </w:pPr>
+      <w:r>
+        <w:rPr>
+          <w:b/>
+          <w:smallCaps/>
+          <w:color w:val="7C8792"/>
+          <w:sz w:val="16"/>
+          <w:szCs w:val="16"/>
+        </w:rPr>
+        <w:t xml:space="preserve">How that got populated</w:t>
+      </w:r>
+    </w:p>
+    <w:p>
+      <w:pPr>
+        <w:spacing w:after="20"/>
+        <w:ind w:left="220"/>
+      </w:pPr>
+      <w:r>
+        <w:rPr>
+          <w:b/>
+          <w:color w:val="0E5A62"/>
+          <w:sz w:val="18"/>
+          <w:szCs w:val="18"/>
+        </w:rPr>
+        <w:t xml:space="preserve">1.  </w:t>
+      </w:r>
+      <w:r>
+        <w:rPr>
+          <w:sz w:val="18"/>
+          <w:szCs w:val="18"/>
+        </w:rPr>
+        <w:t xml:space="preserve">The bot has no answer, so it collects the details, shows a preview, and files a ticket through the Freshdesk API.</w:t>
+      </w:r>
+    </w:p>
+    <w:p>
+      <w:pPr>
+        <w:spacing w:after="20"/>
+        <w:ind w:left="220"/>
+      </w:pPr>
+      <w:r>
+        <w:rPr>
+          <w:b/>
+          <w:color w:val="0E5A62"/>
+          <w:sz w:val="18"/>
+          <w:szCs w:val="18"/>
+        </w:rPr>
+        <w:t xml:space="preserve">2.  </w:t>
+      </w:r>
+      <w:r>
+        <w:rPr>
+          <w:sz w:val="18"/>
+          <w:szCs w:val="18"/>
+        </w:rPr>
+        <w:t xml:space="preserve">Refine Group Routing in Bot - Ticket creation picks which team it lands in, first match wins.</w:t>
+      </w:r>
+    </w:p>
+    <w:p>
+      <w:pPr>
+        <w:spacing w:before="60" w:after="40"/>
+      </w:pPr>
+      <w:r>
+        <w:rPr>
+          <w:b/>
+          <w:sz w:val="18"/>
+          <w:szCs w:val="18"/>
+        </w:rPr>
+        <w:t xml:space="preserve">Who ultimately types it.  </w:t>
+      </w:r>
+      <w:r>
+        <w:rPr>
+          <w:sz w:val="18"/>
+          <w:szCs w:val="18"/>
+        </w:rPr>
+        <w:t xml:space="preserve">A Member Care agent answers it. The bot’s only decision was which queue it lands in.</w:t>
+      </w:r>
+    </w:p>
+    <w:p>
+      <w:pPr>
+        <w:spacing w:after="80"/>
+        <w:ind w:left="160"/>
+        <w:pBdr>
+          <w:left w:val="single" w:sz="18" w:space="8" w:color="B26A00"/>
+        </w:pBdr>
+      </w:pPr>
+      <w:r>
+        <w:rPr>
+          <w:b/>
+          <w:sz w:val="18"/>
+          <w:szCs w:val="18"/>
+        </w:rPr>
+        <w:t xml:space="preserve">Worth knowing.  </w:t>
+      </w:r>
+      <w:r>
+        <w:rPr>
+          <w:sz w:val="18"/>
+          <w:szCs w:val="18"/>
+        </w:rPr>
+        <w:t xml:space="preserve">Without a period the request cannot be actioned, so the bot asks for one before filing.</w:t>
+      </w:r>
+    </w:p>
+    <w:p>
+      <w:pPr>
+        <w:spacing w:before="60" w:after="20"/>
+      </w:pPr>
+      <w:r>
+        <w:rPr>
+          <w:b/>
+          <w:smallCaps/>
+          <w:color w:val="7C8792"/>
+          <w:sz w:val="16"/>
+          <w:szCs w:val="16"/>
+        </w:rPr>
+        <w:t xml:space="preserve">If this is wrong, how should it be answered?</w:t>
+      </w:r>
+    </w:p>
+    <w:p>
+      <w:pPr>
+        <w:spacing w:after="20"/>
+      </w:pPr>
+      <w:r>
+        <w:rPr>
+          <w:color w:val="C8CFD5"/>
+          <w:sz w:val="18"/>
+          <w:szCs w:val="18"/>
+        </w:rPr>
+        <w:t xml:space="preserve">...............................................................................................</w:t>
+      </w:r>
+    </w:p>
+    <w:p>
+      <w:pPr>
+        <w:spacing w:after="160"/>
+      </w:pPr>
+      <w:r>
+        <w:rPr>
+          <w:color w:val="C8CFD5"/>
+          <w:sz w:val="18"/>
+          <w:szCs w:val="18"/>
+        </w:rPr>
+        <w:t xml:space="preserve">...............................................................................................</w:t>
+      </w:r>
+    </w:p>
+    <w:p>
+      <w:pPr>
+        <w:pStyle w:val="Heading2"/>
+      </w:pPr>
+      <w:r>
+        <w:rPr>
+          <w:b/>
+          <w:sz w:val="26"/>
+          <w:szCs w:val="26"/>
+        </w:rPr>
+        <w:t xml:space="preserve">Can I freeze or pause my membership?</w:t>
+      </w:r>
+    </w:p>
+    <w:p>
+      <w:pPr>
+        <w:spacing w:after="80"/>
+      </w:pPr>
+      <w:r>
+        <w:rPr>
+          <w:color w:val="7C8792"/>
+          <w:sz w:val="18"/>
+          <w:szCs w:val="18"/>
+        </w:rPr>
+        <w:t xml:space="preserve">A guardrail overrides the model</w:t>
+      </w:r>
+      <w:r>
+        <w:rPr>
+          <w:color w:val="7C8792"/>
+          <w:sz w:val="18"/>
+          <w:szCs w:val="18"/>
+        </w:rPr>
+        <w:t xml:space="preserve">  ·  asked in at least 180 conversations   </w:t>
+      </w:r>
+      <w:r>
+        <w:rPr>
+          <w:b/>
+          <w:smallCaps/>
+          <w:color w:val="96570E"/>
+          <w:sz w:val="16"/>
+          <w:szCs w:val="16"/>
+        </w:rPr>
+        <w:t xml:space="preserve">NEEDS A DEPLOY</w:t>
+      </w:r>
+    </w:p>
+    <w:p>
+      <w:pPr>
         <w:spacing w:after="30"/>
         <w:ind w:left="220"/>
       </w:pPr>
@@ -4579,7 +4361,7 @@
           <w:sz w:val="18"/>
           <w:szCs w:val="18"/>
         </w:rPr>
-        <w:t xml:space="preserve">“my member number: 0007-[number]”  </w:t>
+        <w:t xml:space="preserve">“Ja dus 60,2 met korting en daarnaast dat van bevriezen toevoegen”  </w:t>
       </w:r>
       <w:hyperlink r:id="rIdL41">
         <w:r>
@@ -4604,7 +4386,7 @@
           <w:sz w:val="18"/>
           <w:szCs w:val="18"/>
         </w:rPr>
-        <w:t xml:space="preserve">“Lidmaatschapsnummer 0025-[number]”  </w:t>
+        <w:t xml:space="preserve">“I would like to pause my membership for 3 months as I am out of the country. Please can I talk to someon about this”  </w:t>
       </w:r>
       <w:hyperlink r:id="rIdL42">
         <w:r>
@@ -4619,235 +4401,6 @@
     </w:p>
     <w:p>
       <w:pPr>
-        <w:spacing w:before="80" w:after="40"/>
-      </w:pPr>
-      <w:r>
-        <w:rPr>
-          <w:b/>
-          <w:sz w:val="18"/>
-          <w:szCs w:val="18"/>
-        </w:rPr>
-        <w:t xml:space="preserve">How she decides to answer it.  </w:t>
-      </w:r>
-      <w:r>
-        <w:rPr>
-          <w:sz w:val="18"/>
-          <w:szCs w:val="18"/>
-        </w:rPr>
-        <w:t xml:space="preserve">Returned from Magicline after login, for the account the verified e-mail belongs to.</w:t>
-      </w:r>
-    </w:p>
-    <w:p>
-      <w:pPr>
-        <w:spacing w:after="60"/>
-      </w:pPr>
-      <w:r>
-        <w:rPr>
-          <w:b/>
-          <w:sz w:val="18"/>
-          <w:szCs w:val="18"/>
-        </w:rPr>
-        <w:t xml:space="preserve">What she reads.  </w:t>
-      </w:r>
-      <w:r>
-        <w:rPr>
-          <w:rFonts w:ascii="Consolas" w:hAnsi="Consolas"/>
-          <w:sz w:val="18"/>
-          <w:szCs w:val="18"/>
-        </w:rPr>
-        <w:t xml:space="preserve">the Magicline API, per member</w:t>
-      </w:r>
-    </w:p>
-    <w:p>
-      <w:pPr>
-        <w:spacing w:after="30"/>
-      </w:pPr>
-      <w:r>
-        <w:rPr>
-          <w:b/>
-          <w:smallCaps/>
-          <w:color w:val="7C8792"/>
-          <w:sz w:val="16"/>
-          <w:szCs w:val="16"/>
-        </w:rPr>
-        <w:t xml:space="preserve">How that got populated</w:t>
-      </w:r>
-    </w:p>
-    <w:p>
-      <w:pPr>
-        <w:spacing w:after="20"/>
-        <w:ind w:left="220"/>
-      </w:pPr>
-      <w:r>
-        <w:rPr>
-          <w:b/>
-          <w:color w:val="0E5A62"/>
-          <w:sz w:val="18"/>
-          <w:szCs w:val="18"/>
-        </w:rPr>
-        <w:t xml:space="preserve">1.  </w:t>
-      </w:r>
-      <w:r>
-        <w:rPr>
-          <w:sz w:val="18"/>
-          <w:szCs w:val="18"/>
-        </w:rPr>
-        <w:t xml:space="preserve">An account tool calls the Magicline API at the moment the question is asked, for that one member.</w:t>
-      </w:r>
-    </w:p>
-    <w:p>
-      <w:pPr>
-        <w:spacing w:after="20"/>
-        <w:ind w:left="220"/>
-      </w:pPr>
-      <w:r>
-        <w:rPr>
-          <w:b/>
-          <w:color w:val="0E5A62"/>
-          <w:sz w:val="18"/>
-          <w:szCs w:val="18"/>
-        </w:rPr>
-        <w:t xml:space="preserve">2.  </w:t>
-      </w:r>
-      <w:r>
-        <w:rPr>
-          <w:sz w:val="18"/>
-          <w:szCs w:val="18"/>
-        </w:rPr>
-        <w:t xml:space="preserve">Nothing is stored and nothing is cached — the answer is whatever Magicline returns at that second.</w:t>
-      </w:r>
-    </w:p>
-    <w:p>
-      <w:pPr>
-        <w:spacing w:before="60" w:after="40"/>
-      </w:pPr>
-      <w:r>
-        <w:rPr>
-          <w:b/>
-          <w:sz w:val="18"/>
-          <w:szCs w:val="18"/>
-        </w:rPr>
-        <w:t xml:space="preserve">Who ultimately types it.  </w:t>
-      </w:r>
-      <w:r>
-        <w:rPr>
-          <w:sz w:val="18"/>
-          <w:szCs w:val="18"/>
-        </w:rPr>
-        <w:t xml:space="preserve">Not ours. The answer is the record in Magicline, so if it is wrong, the membership record is wrong.</w:t>
-      </w:r>
-    </w:p>
-    <w:p>
-      <w:pPr>
-        <w:spacing w:after="80"/>
-        <w:ind w:left="160"/>
-        <w:pBdr>
-          <w:left w:val="single" w:sz="18" w:space="8" w:color="B26A00"/>
-        </w:pBdr>
-      </w:pPr>
-      <w:r>
-        <w:rPr>
-          <w:b/>
-          <w:sz w:val="18"/>
-          <w:szCs w:val="18"/>
-        </w:rPr>
-        <w:t xml:space="preserve">Worth knowing.  </w:t>
-      </w:r>
-      <w:r>
-        <w:rPr>
-          <w:sz w:val="18"/>
-          <w:szCs w:val="18"/>
-        </w:rPr>
-        <w:t xml:space="preserve">A member with two memberships on one e-mail has to be asked which one, which is a separate flow.</w:t>
-      </w:r>
-    </w:p>
-    <w:p>
-      <w:pPr>
-        <w:spacing w:before="60" w:after="20"/>
-      </w:pPr>
-      <w:r>
-        <w:rPr>
-          <w:b/>
-          <w:smallCaps/>
-          <w:color w:val="7C8792"/>
-          <w:sz w:val="16"/>
-          <w:szCs w:val="16"/>
-        </w:rPr>
-        <w:t xml:space="preserve">If this is wrong, how should it be answered?</w:t>
-      </w:r>
-    </w:p>
-    <w:p>
-      <w:pPr>
-        <w:spacing w:after="20"/>
-      </w:pPr>
-      <w:r>
-        <w:rPr>
-          <w:color w:val="C8CFD5"/>
-          <w:sz w:val="18"/>
-          <w:szCs w:val="18"/>
-        </w:rPr>
-        <w:t xml:space="preserve">...............................................................................................</w:t>
-      </w:r>
-    </w:p>
-    <w:p>
-      <w:pPr>
-        <w:spacing w:after="160"/>
-      </w:pPr>
-      <w:r>
-        <w:rPr>
-          <w:color w:val="C8CFD5"/>
-          <w:sz w:val="18"/>
-          <w:szCs w:val="18"/>
-        </w:rPr>
-        <w:t xml:space="preserve">...............................................................................................</w:t>
-      </w:r>
-    </w:p>
-    <w:p>
-      <w:pPr>
-        <w:pStyle w:val="Heading2"/>
-      </w:pPr>
-      <w:r>
-        <w:rPr>
-          <w:b/>
-          <w:sz w:val="26"/>
-          <w:szCs w:val="26"/>
-        </w:rPr>
-        <w:t xml:space="preserve">Which clubs can I get into with my membership?</w:t>
-      </w:r>
-    </w:p>
-    <w:p>
-      <w:pPr>
-        <w:spacing w:after="80"/>
-      </w:pPr>
-      <w:r>
-        <w:rPr>
-          <w:color w:val="7C8792"/>
-          <w:sz w:val="18"/>
-          <w:szCs w:val="18"/>
-        </w:rPr>
-        <w:t xml:space="preserve">The club workbook</w:t>
-      </w:r>
-      <w:r>
-        <w:rPr>
-          <w:color w:val="7C8792"/>
-          <w:sz w:val="18"/>
-          <w:szCs w:val="18"/>
-        </w:rPr>
-        <w:t xml:space="preserve">  ·  asked in at least 65 conversations   </w:t>
-      </w:r>
-      <w:r>
-        <w:rPr>
-          <w:b/>
-          <w:smallCaps/>
-          <w:color w:val="1D6B54"/>
-          <w:sz w:val="16"/>
-          <w:szCs w:val="16"/>
-        </w:rPr>
-        <w:t xml:space="preserve">NO DEPLOY</w:t>
-      </w:r>
-    </w:p>
-    <w:p>
-      <w:pPr>
         <w:spacing w:after="30"/>
         <w:ind w:left="220"/>
       </w:pPr>
@@ -4858,7 +4411,7 @@
           <w:sz w:val="18"/>
           <w:szCs w:val="18"/>
         </w:rPr>
-        <w:t xml:space="preserve">“I want access to all black label clubs, and to the club where it will cost the least”  </w:t>
+        <w:t xml:space="preserve">“Membership freeze”  </w:t>
       </w:r>
       <w:hyperlink r:id="rIdL43">
         <w:r>
@@ -4873,51 +4426,78 @@
     </w:p>
     <w:p>
       <w:pPr>
-        <w:spacing w:after="30"/>
-        <w:ind w:left="220"/>
-      </w:pPr>
-      <w:r>
-        <w:rPr>
-          <w:i/>
-          <w:color w:val="55626E"/>
-          <w:sz w:val="18"/>
-          <w:szCs w:val="18"/>
-        </w:rPr>
-        <w:t xml:space="preserve">“What other gyms will I be able to use as a member of delftse poort at basic level”  </w:t>
+        <w:spacing w:before="90" w:after="20"/>
+      </w:pPr>
+      <w:r>
+        <w:rPr>
+          <w:b/>
+          <w:smallCaps/>
+          <w:color w:val="7C8792"/>
+          <w:sz w:val="16"/>
+          <w:szCs w:val="16"/>
+        </w:rPr>
+        <w:t xml:space="preserve">Ultimate source</w:t>
+      </w:r>
+    </w:p>
+    <w:p>
+      <w:pPr>
+        <w:spacing w:after="20"/>
+        <w:ind w:left="220"/>
+      </w:pPr>
+      <w:r>
+        <w:rPr>
+          <w:b/>
+          <w:smallCaps/>
+          <w:color w:val="0E5A62"/>
+          <w:sz w:val="16"/>
+          <w:szCs w:val="16"/>
+        </w:rPr>
+        <w:t xml:space="preserve">WORD   </w:t>
       </w:r>
       <w:hyperlink r:id="rIdL44">
         <w:r>
           <w:rPr>
             <w:rStyle w:val="Hyperlink"/>
-            <w:sz w:val="16"/>
-            <w:szCs w:val="16"/>
+            <w:sz w:val="18"/>
+            <w:szCs w:val="18"/>
           </w:rPr>
-          <w:t xml:space="preserve">read the conversation</w:t>
+          <w:t xml:space="preserve">TrainMore NL Bot Training Guide</w:t>
         </w:r>
       </w:hyperlink>
-    </w:p>
-    <w:p>
-      <w:pPr>
-        <w:spacing w:after="30"/>
-        <w:ind w:left="220"/>
-      </w:pPr>
-      <w:r>
-        <w:rPr>
-          <w:i/>
-          <w:color w:val="55626E"/>
-          <w:sz w:val="18"/>
-          <w:szCs w:val="18"/>
-        </w:rPr>
-        <w:t xml:space="preserve">“What new gym in opent in the North of Amsterdam?”  </w:t>
+      <w:r>
+        <w:rPr>
+          <w:b/>
+          <w:smallCaps/>
+          <w:color w:val="8E3B3B"/>
+          <w:sz w:val="16"/>
+          <w:szCs w:val="16"/>
+        </w:rPr>
+        <w:t xml:space="preserve">   NOTHING READS IT</w:t>
+      </w:r>
+    </w:p>
+    <w:p>
+      <w:pPr>
+        <w:spacing w:after="20"/>
+        <w:ind w:left="220"/>
+      </w:pPr>
+      <w:r>
+        <w:rPr>
+          <w:b/>
+          <w:smallCaps/>
+          <w:color w:val="0E5A62"/>
+          <w:sz w:val="16"/>
+          <w:szCs w:val="16"/>
+        </w:rPr>
+        <w:t xml:space="preserve">N8N PROMPT   </w:t>
       </w:r>
       <w:hyperlink r:id="rIdL45">
         <w:r>
           <w:rPr>
             <w:rStyle w:val="Hyperlink"/>
-            <w:sz w:val="16"/>
-            <w:szCs w:val="16"/>
+            <w:sz w:val="18"/>
+            <w:szCs w:val="18"/>
           </w:rPr>
-          <w:t xml:space="preserve">read the conversation</w:t>
+          <w:t xml:space="preserve">Knowledge written straight into prompts</w:t>
         </w:r>
       </w:hyperlink>
     </w:p>
@@ -4938,7 +4518,7 @@
           <w:sz w:val="18"/>
           <w:szCs w:val="18"/>
         </w:rPr>
-        <w:t xml:space="preserve">The club’s label (Red, Black or regular) comes from the directory; the member’s own access level comes from Magicline after login. A guardrail added on 8 Sep 2026 stops the model naming an access level or a club that is not in the data.</w:t>
+        <w:t xml:space="preserve">A guardrail overrides whatever the model would otherwise say: freezing is medical only, requested through the app under Self-service &gt; Idle Period. Travel does not qualify.</w:t>
       </w:r>
     </w:p>
     <w:p>
@@ -4959,7 +4539,7 @@
           <w:sz w:val="18"/>
           <w:szCs w:val="18"/>
         </w:rPr>
-        <w:t xml:space="preserve">bot.public_locations</w:t>
+        <w:t xml:space="preserve">a code node that injects an instruction</w:t>
       </w:r>
     </w:p>
     <w:p>
@@ -4996,7 +4576,7 @@
           <w:sz w:val="18"/>
           <w:szCs w:val="18"/>
         </w:rPr>
-        <w:t xml:space="preserve">The bot reads bot.public_locations — hours, prices and facilities per club.</w:t>
+        <w:t xml:space="preserve">Before the model replies, a code node checks the turn and, when it matches, injects an instruction telling the model what it may and may not say.</w:t>
       </w:r>
     </w:p>
     <w:p>
@@ -5018,7 +4598,7 @@
           <w:sz w:val="18"/>
           <w:szCs w:val="18"/>
         </w:rPr>
-        <w:t xml:space="preserve">That is a view over bot.locations, filtered by bot.club_visibility so only clubs meant to be public are visible.</w:t>
+        <w:t xml:space="preserve">These are dated in their node names — Cancel Honesty 2026-09-04, Feedback Overrides 2026-08-26, Guardrail Patches 2026-08-26.</w:t>
       </w:r>
     </w:p>
     <w:p>
@@ -5040,29 +4620,7 @@
           <w:sz w:val="18"/>
           <w:szCs w:val="18"/>
         </w:rPr>
-        <w:t xml:space="preserve">bot.locations is overwritten every day at 10:00 by the n8n workflow "ugg gym data collection" (49ZyB9tbZlqK3wW9), which takes about 5 seconds.</w:t>
-      </w:r>
-    </w:p>
-    <w:p>
-      <w:pPr>
-        <w:spacing w:after="20"/>
-        <w:ind w:left="220"/>
-      </w:pPr>
-      <w:r>
-        <w:rPr>
-          <w:b/>
-          <w:color w:val="0E5A62"/>
-          <w:sz w:val="18"/>
-          <w:szCs w:val="18"/>
-        </w:rPr>
-        <w:t xml:space="preserve">4.  </w:t>
-      </w:r>
-      <w:r>
-        <w:rPr>
-          <w:sz w:val="18"/>
-          <w:szCs w:val="18"/>
-        </w:rPr>
-        <w:t xml:space="preserve">That workflow reads one spreadsheet: UGG_Gym_Data_Collection_4.xlsx.</w:t>
+        <w:t xml:space="preserve">They are deliberately narrow: the cancel guardrail fires on about 1.2% of turns, and returns its input untouched on the rest.</w:t>
       </w:r>
     </w:p>
     <w:p>
@@ -5082,7 +4640,7 @@
           <w:sz w:val="18"/>
           <w:szCs w:val="18"/>
         </w:rPr>
-        <w:t xml:space="preserve">A person edits that workbook by hand. It is the only way to change club data — the bot has no other source.</w:t>
+        <w:t xml:space="preserve">Engineering. Each guardrail is code, and changing one is a deploy.</w:t>
       </w:r>
     </w:p>
     <w:p>
@@ -5106,7 +4664,7 @@
           <w:sz w:val="18"/>
           <w:szCs w:val="18"/>
         </w:rPr>
-        <w:t xml:space="preserve">Before that guardrail the bot invented both — it offered a member "Basic, Premium, Home+" at a club that only sells Premium, and once confirmed a club that appeared nowhere in the request. Asking a one-answer question is what gave the model room to invent. We could not find the workbook. It is not in SharePoint under any search tried on 10 Sep 2026, so its location is configured inside the n8n node and written down nowhere. Worth pinning down.</w:t>
+        <w:t xml:space="preserve">This is the rule most likely to be softened by the model if the guardrail ever stops firing, because members ask for travel freezes constantly.</w:t>
       </w:r>
     </w:p>
     <w:p>
@@ -5160,7 +4718,7 @@
           <w:sz w:val="26"/>
           <w:szCs w:val="26"/>
         </w:rPr>
-        <w:t xml:space="preserve">I want to become a member</w:t>
+        <w:t xml:space="preserve">Does a club have a sauna, parking, lockers or showers?</w:t>
       </w:r>
     </w:p>
     <w:p>
@@ -5173,15 +4731,15 @@
           <w:sz w:val="18"/>
           <w:szCs w:val="18"/>
         </w:rPr>
-        <w:t xml:space="preserve">Filed as a ticket</w:t>
-      </w:r>
-      <w:r>
-        <w:rPr>
-          <w:color w:val="7C8792"/>
-          <w:sz w:val="18"/>
-          <w:szCs w:val="18"/>
-        </w:rPr>
-        <w:t xml:space="preserve">  ·  asked in at least 172 conversations   </w:t>
+        <w:t xml:space="preserve">The club workbook</w:t>
+      </w:r>
+      <w:r>
+        <w:rPr>
+          <w:color w:val="7C8792"/>
+          <w:sz w:val="18"/>
+          <w:szCs w:val="18"/>
+        </w:rPr>
+        <w:t xml:space="preserve">  ·  asked in at least 128 conversations   </w:t>
       </w:r>
       <w:r>
         <w:rPr>
@@ -5206,7 +4764,7 @@
           <w:sz w:val="18"/>
           <w:szCs w:val="18"/>
         </w:rPr>
-        <w:t xml:space="preserve">“Ik heb een dochter van 16 jaar en wil haar graag inschrijven”  </w:t>
+        <w:t xml:space="preserve">“Hoi, zijn de pilat3s lessen virtual of in person bij locatie Eindhoven lichttoren?”  </w:t>
       </w:r>
       <w:hyperlink r:id="rIdL46">
         <w:r>
@@ -5231,7 +4789,7 @@
           <w:sz w:val="18"/>
           <w:szCs w:val="18"/>
         </w:rPr>
-        <w:t xml:space="preserve">“Hi ik werk bij Ahold en heb deze code TM_AHOLD alleen als ik me wil inschrijven via de reguliere weg dan lukt dit niet”  </w:t>
+        <w:t xml:space="preserve">“Supposedly there should be a sauna.”  </w:t>
       </w:r>
       <w:hyperlink r:id="rIdL47">
         <w:r>
@@ -5256,7 +4814,7 @@
           <w:sz w:val="18"/>
           <w:szCs w:val="18"/>
         </w:rPr>
-        <w:t xml:space="preserve">“Ik wil lid worden maar referral werkt niet”  </w:t>
+        <w:t xml:space="preserve">“Can I go to one of those places and enjoy the sauna?”  </w:t>
       </w:r>
       <w:hyperlink r:id="rIdL48">
         <w:r>
@@ -5271,236 +4829,320 @@
     </w:p>
     <w:p>
       <w:pPr>
-        <w:spacing w:before="80" w:after="40"/>
-      </w:pPr>
-      <w:r>
-        <w:rPr>
-          <w:b/>
-          <w:sz w:val="18"/>
-          <w:szCs w:val="18"/>
-        </w:rPr>
-        <w:t xml:space="preserve">How she decides to answer it.  </w:t>
-      </w:r>
-      <w:r>
-        <w:rPr>
-          <w:sz w:val="18"/>
-          <w:szCs w:val="18"/>
-        </w:rPr>
-        <w:t xml:space="preserve">Treated as a sales lead rather than a support question: the details are collected and the ticket is routed to Outbound.</w:t>
-      </w:r>
-    </w:p>
-    <w:p>
-      <w:pPr>
-        <w:spacing w:after="60"/>
-      </w:pPr>
-      <w:r>
-        <w:rPr>
-          <w:b/>
-          <w:sz w:val="18"/>
-          <w:szCs w:val="18"/>
-        </w:rPr>
-        <w:t xml:space="preserve">What she reads.  </w:t>
-      </w:r>
-      <w:r>
-        <w:rPr>
-          <w:rFonts w:ascii="Consolas" w:hAnsi="Consolas"/>
-          <w:sz w:val="18"/>
-          <w:szCs w:val="18"/>
-        </w:rPr>
-        <w:t xml:space="preserve">nothing — it collects and hands over</w:t>
-      </w:r>
-    </w:p>
-    <w:p>
-      <w:pPr>
-        <w:spacing w:after="30"/>
-      </w:pPr>
-      <w:r>
-        <w:rPr>
-          <w:b/>
-          <w:smallCaps/>
-          <w:color w:val="7C8792"/>
-          <w:sz w:val="16"/>
-          <w:szCs w:val="16"/>
-        </w:rPr>
-        <w:t xml:space="preserve">How that got populated</w:t>
-      </w:r>
-    </w:p>
-    <w:p>
-      <w:pPr>
-        <w:spacing w:after="20"/>
-        <w:ind w:left="220"/>
-      </w:pPr>
-      <w:r>
-        <w:rPr>
-          <w:b/>
+        <w:spacing w:before="90" w:after="20"/>
+      </w:pPr>
+      <w:r>
+        <w:rPr>
+          <w:b/>
+          <w:smallCaps/>
+          <w:color w:val="7C8792"/>
+          <w:sz w:val="16"/>
+          <w:szCs w:val="16"/>
+        </w:rPr>
+        <w:t xml:space="preserve">Ultimate source</w:t>
+      </w:r>
+    </w:p>
+    <w:p>
+      <w:pPr>
+        <w:spacing w:after="20"/>
+        <w:ind w:left="220"/>
+      </w:pPr>
+      <w:r>
+        <w:rPr>
+          <w:b/>
+          <w:smallCaps/>
           <w:color w:val="0E5A62"/>
-          <w:sz w:val="18"/>
-          <w:szCs w:val="18"/>
-        </w:rPr>
-        <w:t xml:space="preserve">1.  </w:t>
-      </w:r>
-      <w:r>
-        <w:rPr>
-          <w:sz w:val="18"/>
-          <w:szCs w:val="18"/>
-        </w:rPr>
-        <w:t xml:space="preserve">The bot has no answer, so it collects the details, shows a preview, and files a ticket through the Freshdesk API.</w:t>
-      </w:r>
-    </w:p>
-    <w:p>
-      <w:pPr>
-        <w:spacing w:after="20"/>
-        <w:ind w:left="220"/>
-      </w:pPr>
-      <w:r>
-        <w:rPr>
-          <w:b/>
-          <w:color w:val="0E5A62"/>
-          <w:sz w:val="18"/>
-          <w:szCs w:val="18"/>
-        </w:rPr>
-        <w:t xml:space="preserve">2.  </w:t>
-      </w:r>
-      <w:r>
-        <w:rPr>
-          <w:sz w:val="18"/>
-          <w:szCs w:val="18"/>
-        </w:rPr>
-        <w:t xml:space="preserve">Refine Group Routing in Bot - Ticket creation picks which team it lands in, first match wins.</w:t>
-      </w:r>
-    </w:p>
-    <w:p>
-      <w:pPr>
-        <w:spacing w:before="60" w:after="40"/>
-      </w:pPr>
-      <w:r>
-        <w:rPr>
-          <w:b/>
-          <w:sz w:val="18"/>
-          <w:szCs w:val="18"/>
-        </w:rPr>
-        <w:t xml:space="preserve">Who ultimately types it.  </w:t>
-      </w:r>
-      <w:r>
-        <w:rPr>
-          <w:sz w:val="18"/>
-          <w:szCs w:val="18"/>
-        </w:rPr>
-        <w:t xml:space="preserve">A Member Care agent answers it. The bot’s only decision was which queue it lands in.</w:t>
-      </w:r>
-    </w:p>
-    <w:p>
-      <w:pPr>
-        <w:spacing w:before="60" w:after="20"/>
-      </w:pPr>
-      <w:r>
-        <w:rPr>
-          <w:b/>
-          <w:smallCaps/>
-          <w:color w:val="7C8792"/>
-          <w:sz w:val="16"/>
-          <w:szCs w:val="16"/>
-        </w:rPr>
-        <w:t xml:space="preserve">If this is wrong, how should it be answered?</w:t>
-      </w:r>
-    </w:p>
-    <w:p>
-      <w:pPr>
-        <w:spacing w:after="20"/>
-      </w:pPr>
-      <w:r>
-        <w:rPr>
-          <w:color w:val="C8CFD5"/>
-          <w:sz w:val="18"/>
-          <w:szCs w:val="18"/>
-        </w:rPr>
-        <w:t xml:space="preserve">...............................................................................................</w:t>
-      </w:r>
-    </w:p>
-    <w:p>
-      <w:pPr>
-        <w:spacing w:after="160"/>
-      </w:pPr>
-      <w:r>
-        <w:rPr>
-          <w:color w:val="C8CFD5"/>
-          <w:sz w:val="18"/>
-          <w:szCs w:val="18"/>
-        </w:rPr>
-        <w:t xml:space="preserve">...............................................................................................</w:t>
-      </w:r>
-    </w:p>
-    <w:p>
-      <w:pPr>
-        <w:pStyle w:val="Heading2"/>
-      </w:pPr>
-      <w:r>
-        <w:rPr>
-          <w:b/>
-          <w:sz w:val="26"/>
-          <w:szCs w:val="26"/>
-        </w:rPr>
-        <w:t xml:space="preserve">Do I owe anything?</w:t>
-      </w:r>
-    </w:p>
-    <w:p>
-      <w:pPr>
-        <w:spacing w:after="80"/>
-      </w:pPr>
-      <w:r>
-        <w:rPr>
-          <w:color w:val="7C8792"/>
-          <w:sz w:val="18"/>
-          <w:szCs w:val="18"/>
-        </w:rPr>
-        <w:t xml:space="preserve">Magicline, live</w:t>
-      </w:r>
-      <w:r>
-        <w:rPr>
-          <w:color w:val="7C8792"/>
-          <w:sz w:val="18"/>
-          <w:szCs w:val="18"/>
-        </w:rPr>
-        <w:t xml:space="preserve">  ·  asked in at least 163 conversations   </w:t>
-      </w:r>
-      <w:r>
-        <w:rPr>
-          <w:b/>
-          <w:smallCaps/>
-          <w:color w:val="566372"/>
-          <w:sz w:val="16"/>
-          <w:szCs w:val="16"/>
-        </w:rPr>
-        <w:t xml:space="preserve">NOT OURS</w:t>
-      </w:r>
-    </w:p>
-    <w:p>
-      <w:pPr>
-        <w:spacing w:after="30"/>
-        <w:ind w:left="220"/>
-      </w:pPr>
-      <w:r>
-        <w:rPr>
-          <w:i/>
-          <w:color w:val="55626E"/>
-          <w:sz w:val="18"/>
-          <w:szCs w:val="18"/>
-        </w:rPr>
-        <w:t xml:space="preserve">“How will I have outstanding balance is I already cancelled does it sounds Normal to you?”  </w:t>
+          <w:sz w:val="16"/>
+          <w:szCs w:val="16"/>
+        </w:rPr>
+        <w:t xml:space="preserve">EXCEL   </w:t>
       </w:r>
       <w:hyperlink r:id="rIdL49">
         <w:r>
           <w:rPr>
             <w:rStyle w:val="Hyperlink"/>
-            <w:sz w:val="16"/>
-            <w:szCs w:val="16"/>
+            <w:sz w:val="18"/>
+            <w:szCs w:val="18"/>
           </w:rPr>
-          <w:t xml:space="preserve">read the conversation</w:t>
+          <w:t xml:space="preserve">The club directory workbook</w:t>
         </w:r>
       </w:hyperlink>
     </w:p>
     <w:p>
       <w:pPr>
+        <w:spacing w:before="80" w:after="40"/>
+      </w:pPr>
+      <w:r>
+        <w:rPr>
+          <w:b/>
+          <w:sz w:val="18"/>
+          <w:szCs w:val="18"/>
+        </w:rPr>
+        <w:t xml:space="preserve">How she decides to answer it.  </w:t>
+      </w:r>
+      <w:r>
+        <w:rPr>
+          <w:sz w:val="18"/>
+          <w:szCs w:val="18"/>
+        </w:rPr>
+        <w:t xml:space="preserve">Answered before login from 25 facility columns in the club directory, per club.</w:t>
+      </w:r>
+    </w:p>
+    <w:p>
+      <w:pPr>
+        <w:spacing w:after="60"/>
+      </w:pPr>
+      <w:r>
+        <w:rPr>
+          <w:b/>
+          <w:sz w:val="18"/>
+          <w:szCs w:val="18"/>
+        </w:rPr>
+        <w:t xml:space="preserve">What she reads.  </w:t>
+      </w:r>
+      <w:r>
+        <w:rPr>
+          <w:rFonts w:ascii="Consolas" w:hAnsi="Consolas"/>
+          <w:sz w:val="18"/>
+          <w:szCs w:val="18"/>
+        </w:rPr>
+        <w:t xml:space="preserve">bot.public_locations</w:t>
+      </w:r>
+    </w:p>
+    <w:p>
+      <w:pPr>
+        <w:spacing w:after="30"/>
+      </w:pPr>
+      <w:r>
+        <w:rPr>
+          <w:b/>
+          <w:smallCaps/>
+          <w:color w:val="7C8792"/>
+          <w:sz w:val="16"/>
+          <w:szCs w:val="16"/>
+        </w:rPr>
+        <w:t xml:space="preserve">How that got populated</w:t>
+      </w:r>
+    </w:p>
+    <w:p>
+      <w:pPr>
+        <w:spacing w:after="20"/>
+        <w:ind w:left="220"/>
+      </w:pPr>
+      <w:r>
+        <w:rPr>
+          <w:b/>
+          <w:color w:val="0E5A62"/>
+          <w:sz w:val="18"/>
+          <w:szCs w:val="18"/>
+        </w:rPr>
+        <w:t xml:space="preserve">1.  </w:t>
+      </w:r>
+      <w:r>
+        <w:rPr>
+          <w:sz w:val="18"/>
+          <w:szCs w:val="18"/>
+        </w:rPr>
+        <w:t xml:space="preserve">The bot reads bot.public_locations — hours, prices and facilities per club.</w:t>
+      </w:r>
+    </w:p>
+    <w:p>
+      <w:pPr>
+        <w:spacing w:after="20"/>
+        <w:ind w:left="220"/>
+      </w:pPr>
+      <w:r>
+        <w:rPr>
+          <w:b/>
+          <w:color w:val="0E5A62"/>
+          <w:sz w:val="18"/>
+          <w:szCs w:val="18"/>
+        </w:rPr>
+        <w:t xml:space="preserve">2.  </w:t>
+      </w:r>
+      <w:r>
+        <w:rPr>
+          <w:sz w:val="18"/>
+          <w:szCs w:val="18"/>
+        </w:rPr>
+        <w:t xml:space="preserve">That is a view over bot.locations, filtered by bot.club_visibility so only clubs meant to be public are visible.</w:t>
+      </w:r>
+    </w:p>
+    <w:p>
+      <w:pPr>
+        <w:spacing w:after="20"/>
+        <w:ind w:left="220"/>
+      </w:pPr>
+      <w:r>
+        <w:rPr>
+          <w:b/>
+          <w:color w:val="0E5A62"/>
+          <w:sz w:val="18"/>
+          <w:szCs w:val="18"/>
+        </w:rPr>
+        <w:t xml:space="preserve">3.  </w:t>
+      </w:r>
+      <w:r>
+        <w:rPr>
+          <w:sz w:val="18"/>
+          <w:szCs w:val="18"/>
+        </w:rPr>
+        <w:t xml:space="preserve">bot.locations is overwritten every day at 10:00 by the n8n workflow "ugg gym data collection" (49ZyB9tbZlqK3wW9), which takes about 5 seconds.</w:t>
+      </w:r>
+    </w:p>
+    <w:p>
+      <w:pPr>
+        <w:spacing w:after="20"/>
+        <w:ind w:left="220"/>
+      </w:pPr>
+      <w:r>
+        <w:rPr>
+          <w:b/>
+          <w:color w:val="0E5A62"/>
+          <w:sz w:val="18"/>
+          <w:szCs w:val="18"/>
+        </w:rPr>
+        <w:t xml:space="preserve">4.  </w:t>
+      </w:r>
+      <w:r>
+        <w:rPr>
+          <w:sz w:val="18"/>
+          <w:szCs w:val="18"/>
+        </w:rPr>
+        <w:t xml:space="preserve">That workflow reads one spreadsheet: UGG_Gym_Data_Collection_4.xlsx.</w:t>
+      </w:r>
+    </w:p>
+    <w:p>
+      <w:pPr>
+        <w:spacing w:before="60" w:after="40"/>
+      </w:pPr>
+      <w:r>
+        <w:rPr>
+          <w:b/>
+          <w:sz w:val="18"/>
+          <w:szCs w:val="18"/>
+        </w:rPr>
+        <w:t xml:space="preserve">Who ultimately types it.  </w:t>
+      </w:r>
+      <w:r>
+        <w:rPr>
+          <w:sz w:val="18"/>
+          <w:szCs w:val="18"/>
+        </w:rPr>
+        <w:t xml:space="preserve">A person edits that workbook by hand. It is the only way to change club data — the bot has no other source.</w:t>
+      </w:r>
+    </w:p>
+    <w:p>
+      <w:pPr>
+        <w:spacing w:after="80"/>
+        <w:ind w:left="160"/>
+        <w:pBdr>
+          <w:left w:val="single" w:sz="18" w:space="8" w:color="B26A00"/>
+        </w:pBdr>
+      </w:pPr>
+      <w:r>
+        <w:rPr>
+          <w:b/>
+          <w:sz w:val="18"/>
+          <w:szCs w:val="18"/>
+        </w:rPr>
+        <w:t xml:space="preserve">Worth knowing.  </w:t>
+      </w:r>
+      <w:r>
+        <w:rPr>
+          <w:sz w:val="18"/>
+          <w:szCs w:val="18"/>
+        </w:rPr>
+        <w:t xml:space="preserve">We could not find the workbook. It is not in SharePoint under any search tried on 10 Sep 2026, so its location is configured inside the n8n node and written down nowhere. Worth pinning down.</w:t>
+      </w:r>
+    </w:p>
+    <w:p>
+      <w:pPr>
+        <w:spacing w:before="60" w:after="20"/>
+      </w:pPr>
+      <w:r>
+        <w:rPr>
+          <w:b/>
+          <w:smallCaps/>
+          <w:color w:val="7C8792"/>
+          <w:sz w:val="16"/>
+          <w:szCs w:val="16"/>
+        </w:rPr>
+        <w:t xml:space="preserve">If this is wrong, how should it be answered?</w:t>
+      </w:r>
+    </w:p>
+    <w:p>
+      <w:pPr>
+        <w:spacing w:after="20"/>
+      </w:pPr>
+      <w:r>
+        <w:rPr>
+          <w:color w:val="C8CFD5"/>
+          <w:sz w:val="18"/>
+          <w:szCs w:val="18"/>
+        </w:rPr>
+        <w:t xml:space="preserve">...............................................................................................</w:t>
+      </w:r>
+    </w:p>
+    <w:p>
+      <w:pPr>
+        <w:spacing w:after="160"/>
+      </w:pPr>
+      <w:r>
+        <w:rPr>
+          <w:color w:val="C8CFD5"/>
+          <w:sz w:val="18"/>
+          <w:szCs w:val="18"/>
+        </w:rPr>
+        <w:t xml:space="preserve">...............................................................................................</w:t>
+      </w:r>
+    </w:p>
+    <w:p>
+      <w:pPr>
+        <w:pStyle w:val="Heading2"/>
+      </w:pPr>
+      <w:r>
+        <w:rPr>
+          <w:b/>
+          <w:sz w:val="26"/>
+          <w:szCs w:val="26"/>
+        </w:rPr>
+        <w:t xml:space="preserve">What is my membership number?</w:t>
+      </w:r>
+    </w:p>
+    <w:p>
+      <w:pPr>
+        <w:spacing w:after="80"/>
+      </w:pPr>
+      <w:r>
+        <w:rPr>
+          <w:color w:val="7C8792"/>
+          <w:sz w:val="18"/>
+          <w:szCs w:val="18"/>
+        </w:rPr>
+        <w:t xml:space="preserve">Magicline, live</w:t>
+      </w:r>
+      <w:r>
+        <w:rPr>
+          <w:color w:val="7C8792"/>
+          <w:sz w:val="18"/>
+          <w:szCs w:val="18"/>
+        </w:rPr>
+        <w:t xml:space="preserve">  ·  asked in at least 170 conversations   </w:t>
+      </w:r>
+      <w:r>
+        <w:rPr>
+          <w:b/>
+          <w:smallCaps/>
+          <w:color w:val="566372"/>
+          <w:sz w:val="16"/>
+          <w:szCs w:val="16"/>
+        </w:rPr>
+        <w:t xml:space="preserve">NOT OURS</w:t>
+      </w:r>
+    </w:p>
+    <w:p>
+      <w:pPr>
         <w:spacing w:after="30"/>
         <w:ind w:left="220"/>
       </w:pPr>
@@ -5511,7 +5153,7 @@
           <w:sz w:val="18"/>
           <w:szCs w:val="18"/>
         </w:rPr>
-        <w:t xml:space="preserve">“Een specificatie van het openstaand bedrag van €31,18 en waarom staat dit open?”  </w:t>
+        <w:t xml:space="preserve">“I have my membership number”  </w:t>
       </w:r>
       <w:hyperlink r:id="rIdL50">
         <w:r>
@@ -5536,7 +5178,7 @@
           <w:sz w:val="18"/>
           <w:szCs w:val="18"/>
         </w:rPr>
-        <w:t xml:space="preserve">“I need to speak with a manager regarding a debt”  </w:t>
+        <w:t xml:space="preserve">“my member number: 0007-[number]”  </w:t>
       </w:r>
       <w:hyperlink r:id="rIdL51">
         <w:r>
@@ -5551,235 +5193,6 @@
     </w:p>
     <w:p>
       <w:pPr>
-        <w:spacing w:before="80" w:after="40"/>
-      </w:pPr>
-      <w:r>
-        <w:rPr>
-          <w:b/>
-          <w:sz w:val="18"/>
-          <w:szCs w:val="18"/>
-        </w:rPr>
-        <w:t xml:space="preserve">How she decides to answer it.  </w:t>
-      </w:r>
-      <w:r>
-        <w:rPr>
-          <w:sz w:val="18"/>
-          <w:szCs w:val="18"/>
-        </w:rPr>
-        <w:t xml:space="preserve">The balance tool reads the real outstanding amount, dunning level and debt-collection status from Magicline after login.</w:t>
-      </w:r>
-    </w:p>
-    <w:p>
-      <w:pPr>
-        <w:spacing w:after="60"/>
-      </w:pPr>
-      <w:r>
-        <w:rPr>
-          <w:b/>
-          <w:sz w:val="18"/>
-          <w:szCs w:val="18"/>
-        </w:rPr>
-        <w:t xml:space="preserve">What she reads.  </w:t>
-      </w:r>
-      <w:r>
-        <w:rPr>
-          <w:rFonts w:ascii="Consolas" w:hAnsi="Consolas"/>
-          <w:sz w:val="18"/>
-          <w:szCs w:val="18"/>
-        </w:rPr>
-        <w:t xml:space="preserve">the Magicline API, per member</w:t>
-      </w:r>
-    </w:p>
-    <w:p>
-      <w:pPr>
-        <w:spacing w:after="30"/>
-      </w:pPr>
-      <w:r>
-        <w:rPr>
-          <w:b/>
-          <w:smallCaps/>
-          <w:color w:val="7C8792"/>
-          <w:sz w:val="16"/>
-          <w:szCs w:val="16"/>
-        </w:rPr>
-        <w:t xml:space="preserve">How that got populated</w:t>
-      </w:r>
-    </w:p>
-    <w:p>
-      <w:pPr>
-        <w:spacing w:after="20"/>
-        <w:ind w:left="220"/>
-      </w:pPr>
-      <w:r>
-        <w:rPr>
-          <w:b/>
-          <w:color w:val="0E5A62"/>
-          <w:sz w:val="18"/>
-          <w:szCs w:val="18"/>
-        </w:rPr>
-        <w:t xml:space="preserve">1.  </w:t>
-      </w:r>
-      <w:r>
-        <w:rPr>
-          <w:sz w:val="18"/>
-          <w:szCs w:val="18"/>
-        </w:rPr>
-        <w:t xml:space="preserve">An account tool calls the Magicline API at the moment the question is asked, for that one member.</w:t>
-      </w:r>
-    </w:p>
-    <w:p>
-      <w:pPr>
-        <w:spacing w:after="20"/>
-        <w:ind w:left="220"/>
-      </w:pPr>
-      <w:r>
-        <w:rPr>
-          <w:b/>
-          <w:color w:val="0E5A62"/>
-          <w:sz w:val="18"/>
-          <w:szCs w:val="18"/>
-        </w:rPr>
-        <w:t xml:space="preserve">2.  </w:t>
-      </w:r>
-      <w:r>
-        <w:rPr>
-          <w:sz w:val="18"/>
-          <w:szCs w:val="18"/>
-        </w:rPr>
-        <w:t xml:space="preserve">Nothing is stored and nothing is cached — the answer is whatever Magicline returns at that second.</w:t>
-      </w:r>
-    </w:p>
-    <w:p>
-      <w:pPr>
-        <w:spacing w:before="60" w:after="40"/>
-      </w:pPr>
-      <w:r>
-        <w:rPr>
-          <w:b/>
-          <w:sz w:val="18"/>
-          <w:szCs w:val="18"/>
-        </w:rPr>
-        <w:t xml:space="preserve">Who ultimately types it.  </w:t>
-      </w:r>
-      <w:r>
-        <w:rPr>
-          <w:sz w:val="18"/>
-          <w:szCs w:val="18"/>
-        </w:rPr>
-        <w:t xml:space="preserve">Not ours. The answer is the record in Magicline, so if it is wrong, the membership record is wrong.</w:t>
-      </w:r>
-    </w:p>
-    <w:p>
-      <w:pPr>
-        <w:spacing w:after="80"/>
-        <w:ind w:left="160"/>
-        <w:pBdr>
-          <w:left w:val="single" w:sz="18" w:space="8" w:color="B26A00"/>
-        </w:pBdr>
-      </w:pPr>
-      <w:r>
-        <w:rPr>
-          <w:b/>
-          <w:sz w:val="18"/>
-          <w:szCs w:val="18"/>
-        </w:rPr>
-        <w:t xml:space="preserve">Worth knowing.  </w:t>
-      </w:r>
-      <w:r>
-        <w:rPr>
-          <w:sz w:val="18"/>
-          <w:szCs w:val="18"/>
-        </w:rPr>
-        <w:t xml:space="preserve">Wording about dunning or debt collection routes the ticket to CC L1 - Billing, but the bot does not yet route on Magicline’s own dunningLevel field.</w:t>
-      </w:r>
-    </w:p>
-    <w:p>
-      <w:pPr>
-        <w:spacing w:before="60" w:after="20"/>
-      </w:pPr>
-      <w:r>
-        <w:rPr>
-          <w:b/>
-          <w:smallCaps/>
-          <w:color w:val="7C8792"/>
-          <w:sz w:val="16"/>
-          <w:szCs w:val="16"/>
-        </w:rPr>
-        <w:t xml:space="preserve">If this is wrong, how should it be answered?</w:t>
-      </w:r>
-    </w:p>
-    <w:p>
-      <w:pPr>
-        <w:spacing w:after="20"/>
-      </w:pPr>
-      <w:r>
-        <w:rPr>
-          <w:color w:val="C8CFD5"/>
-          <w:sz w:val="18"/>
-          <w:szCs w:val="18"/>
-        </w:rPr>
-        <w:t xml:space="preserve">...............................................................................................</w:t>
-      </w:r>
-    </w:p>
-    <w:p>
-      <w:pPr>
-        <w:spacing w:after="160"/>
-      </w:pPr>
-      <w:r>
-        <w:rPr>
-          <w:color w:val="C8CFD5"/>
-          <w:sz w:val="18"/>
-          <w:szCs w:val="18"/>
-        </w:rPr>
-        <w:t xml:space="preserve">...............................................................................................</w:t>
-      </w:r>
-    </w:p>
-    <w:p>
-      <w:pPr>
-        <w:pStyle w:val="Heading2"/>
-      </w:pPr>
-      <w:r>
-        <w:rPr>
-          <w:b/>
-          <w:sz w:val="26"/>
-          <w:szCs w:val="26"/>
-        </w:rPr>
-        <w:t xml:space="preserve">I got a no-show warning but I was there</w:t>
-      </w:r>
-    </w:p>
-    <w:p>
-      <w:pPr>
-        <w:spacing w:after="80"/>
-      </w:pPr>
-      <w:r>
-        <w:rPr>
-          <w:color w:val="7C8792"/>
-          <w:sz w:val="18"/>
-          <w:szCs w:val="18"/>
-        </w:rPr>
-        <w:t xml:space="preserve">A guardrail overrides the model</w:t>
-      </w:r>
-      <w:r>
-        <w:rPr>
-          <w:color w:val="7C8792"/>
-          <w:sz w:val="18"/>
-          <w:szCs w:val="18"/>
-        </w:rPr>
-        <w:t xml:space="preserve">  ·  asked in at least 68 conversations   </w:t>
-      </w:r>
-      <w:r>
-        <w:rPr>
-          <w:b/>
-          <w:smallCaps/>
-          <w:color w:val="96570E"/>
-          <w:sz w:val="16"/>
-          <w:szCs w:val="16"/>
-        </w:rPr>
-        <w:t xml:space="preserve">NEEDS A DEPLOY</w:t>
-      </w:r>
-    </w:p>
-    <w:p>
-      <w:pPr>
         <w:spacing w:after="30"/>
         <w:ind w:left="220"/>
       </w:pPr>
@@ -5790,7 +5203,7 @@
           <w:sz w:val="18"/>
           <w:szCs w:val="18"/>
         </w:rPr>
-        <w:t xml:space="preserve">“Ik heb gister een pilates tone les gevolgd en nu kreeg ik een email dat ruk een no show was”  </w:t>
+        <w:t xml:space="preserve">“Lidmaatschapsnummer 0025-[number]”  </w:t>
       </w:r>
       <w:hyperlink r:id="rIdL52">
         <w:r>
@@ -5805,6 +5218,274 @@
     </w:p>
     <w:p>
       <w:pPr>
+        <w:spacing w:before="90" w:after="20"/>
+      </w:pPr>
+      <w:r>
+        <w:rPr>
+          <w:b/>
+          <w:smallCaps/>
+          <w:color w:val="7C8792"/>
+          <w:sz w:val="16"/>
+          <w:szCs w:val="16"/>
+        </w:rPr>
+        <w:t xml:space="preserve">Ultimate source</w:t>
+      </w:r>
+    </w:p>
+    <w:p>
+      <w:pPr>
+        <w:spacing w:after="20"/>
+        <w:ind w:left="220"/>
+      </w:pPr>
+      <w:r>
+        <w:rPr>
+          <w:b/>
+          <w:smallCaps/>
+          <w:color w:val="0E5A62"/>
+          <w:sz w:val="16"/>
+          <w:szCs w:val="16"/>
+        </w:rPr>
+        <w:t xml:space="preserve">LIVE API   </w:t>
+      </w:r>
+      <w:r>
+        <w:rPr>
+          <w:b/>
+          <w:sz w:val="18"/>
+          <w:szCs w:val="18"/>
+        </w:rPr>
+        <w:t xml:space="preserve">Magicline</w:t>
+      </w:r>
+    </w:p>
+    <w:p>
+      <w:pPr>
+        <w:spacing w:before="80" w:after="40"/>
+      </w:pPr>
+      <w:r>
+        <w:rPr>
+          <w:b/>
+          <w:sz w:val="18"/>
+          <w:szCs w:val="18"/>
+        </w:rPr>
+        <w:t xml:space="preserve">How she decides to answer it.  </w:t>
+      </w:r>
+      <w:r>
+        <w:rPr>
+          <w:sz w:val="18"/>
+          <w:szCs w:val="18"/>
+        </w:rPr>
+        <w:t xml:space="preserve">Returned from Magicline after login, for the account the verified e-mail belongs to.</w:t>
+      </w:r>
+    </w:p>
+    <w:p>
+      <w:pPr>
+        <w:spacing w:after="60"/>
+      </w:pPr>
+      <w:r>
+        <w:rPr>
+          <w:b/>
+          <w:sz w:val="18"/>
+          <w:szCs w:val="18"/>
+        </w:rPr>
+        <w:t xml:space="preserve">What she reads.  </w:t>
+      </w:r>
+      <w:r>
+        <w:rPr>
+          <w:rFonts w:ascii="Consolas" w:hAnsi="Consolas"/>
+          <w:sz w:val="18"/>
+          <w:szCs w:val="18"/>
+        </w:rPr>
+        <w:t xml:space="preserve">the Magicline API, per member</w:t>
+      </w:r>
+    </w:p>
+    <w:p>
+      <w:pPr>
+        <w:spacing w:after="30"/>
+      </w:pPr>
+      <w:r>
+        <w:rPr>
+          <w:b/>
+          <w:smallCaps/>
+          <w:color w:val="7C8792"/>
+          <w:sz w:val="16"/>
+          <w:szCs w:val="16"/>
+        </w:rPr>
+        <w:t xml:space="preserve">How that got populated</w:t>
+      </w:r>
+    </w:p>
+    <w:p>
+      <w:pPr>
+        <w:spacing w:after="20"/>
+        <w:ind w:left="220"/>
+      </w:pPr>
+      <w:r>
+        <w:rPr>
+          <w:b/>
+          <w:color w:val="0E5A62"/>
+          <w:sz w:val="18"/>
+          <w:szCs w:val="18"/>
+        </w:rPr>
+        <w:t xml:space="preserve">1.  </w:t>
+      </w:r>
+      <w:r>
+        <w:rPr>
+          <w:sz w:val="18"/>
+          <w:szCs w:val="18"/>
+        </w:rPr>
+        <w:t xml:space="preserve">An account tool calls the Magicline API at the moment the question is asked, for that one member.</w:t>
+      </w:r>
+    </w:p>
+    <w:p>
+      <w:pPr>
+        <w:spacing w:after="20"/>
+        <w:ind w:left="220"/>
+      </w:pPr>
+      <w:r>
+        <w:rPr>
+          <w:b/>
+          <w:color w:val="0E5A62"/>
+          <w:sz w:val="18"/>
+          <w:szCs w:val="18"/>
+        </w:rPr>
+        <w:t xml:space="preserve">2.  </w:t>
+      </w:r>
+      <w:r>
+        <w:rPr>
+          <w:sz w:val="18"/>
+          <w:szCs w:val="18"/>
+        </w:rPr>
+        <w:t xml:space="preserve">Nothing is stored and nothing is cached — the answer is whatever Magicline returns at that second.</w:t>
+      </w:r>
+    </w:p>
+    <w:p>
+      <w:pPr>
+        <w:spacing w:before="60" w:after="40"/>
+      </w:pPr>
+      <w:r>
+        <w:rPr>
+          <w:b/>
+          <w:sz w:val="18"/>
+          <w:szCs w:val="18"/>
+        </w:rPr>
+        <w:t xml:space="preserve">Who ultimately types it.  </w:t>
+      </w:r>
+      <w:r>
+        <w:rPr>
+          <w:sz w:val="18"/>
+          <w:szCs w:val="18"/>
+        </w:rPr>
+        <w:t xml:space="preserve">Not ours. The answer is the record in Magicline, so if it is wrong, the membership record is wrong.</w:t>
+      </w:r>
+    </w:p>
+    <w:p>
+      <w:pPr>
+        <w:spacing w:after="80"/>
+        <w:ind w:left="160"/>
+        <w:pBdr>
+          <w:left w:val="single" w:sz="18" w:space="8" w:color="B26A00"/>
+        </w:pBdr>
+      </w:pPr>
+      <w:r>
+        <w:rPr>
+          <w:b/>
+          <w:sz w:val="18"/>
+          <w:szCs w:val="18"/>
+        </w:rPr>
+        <w:t xml:space="preserve">Worth knowing.  </w:t>
+      </w:r>
+      <w:r>
+        <w:rPr>
+          <w:sz w:val="18"/>
+          <w:szCs w:val="18"/>
+        </w:rPr>
+        <w:t xml:space="preserve">A member with two memberships on one e-mail has to be asked which one, which is a separate flow.</w:t>
+      </w:r>
+    </w:p>
+    <w:p>
+      <w:pPr>
+        <w:spacing w:before="60" w:after="20"/>
+      </w:pPr>
+      <w:r>
+        <w:rPr>
+          <w:b/>
+          <w:smallCaps/>
+          <w:color w:val="7C8792"/>
+          <w:sz w:val="16"/>
+          <w:szCs w:val="16"/>
+        </w:rPr>
+        <w:t xml:space="preserve">If this is wrong, how should it be answered?</w:t>
+      </w:r>
+    </w:p>
+    <w:p>
+      <w:pPr>
+        <w:spacing w:after="20"/>
+      </w:pPr>
+      <w:r>
+        <w:rPr>
+          <w:color w:val="C8CFD5"/>
+          <w:sz w:val="18"/>
+          <w:szCs w:val="18"/>
+        </w:rPr>
+        <w:t xml:space="preserve">...............................................................................................</w:t>
+      </w:r>
+    </w:p>
+    <w:p>
+      <w:pPr>
+        <w:spacing w:after="160"/>
+      </w:pPr>
+      <w:r>
+        <w:rPr>
+          <w:color w:val="C8CFD5"/>
+          <w:sz w:val="18"/>
+          <w:szCs w:val="18"/>
+        </w:rPr>
+        <w:t xml:space="preserve">...............................................................................................</w:t>
+      </w:r>
+    </w:p>
+    <w:p>
+      <w:pPr>
+        <w:pStyle w:val="Heading2"/>
+      </w:pPr>
+      <w:r>
+        <w:rPr>
+          <w:b/>
+          <w:sz w:val="26"/>
+          <w:szCs w:val="26"/>
+        </w:rPr>
+        <w:t xml:space="preserve">Which clubs can I get into with my membership?</w:t>
+      </w:r>
+    </w:p>
+    <w:p>
+      <w:pPr>
+        <w:spacing w:after="80"/>
+      </w:pPr>
+      <w:r>
+        <w:rPr>
+          <w:color w:val="7C8792"/>
+          <w:sz w:val="18"/>
+          <w:szCs w:val="18"/>
+        </w:rPr>
+        <w:t xml:space="preserve">The club workbook</w:t>
+      </w:r>
+      <w:r>
+        <w:rPr>
+          <w:color w:val="7C8792"/>
+          <w:sz w:val="18"/>
+          <w:szCs w:val="18"/>
+        </w:rPr>
+        <w:t xml:space="preserve">  ·  asked in at least 65 conversations   </w:t>
+      </w:r>
+      <w:r>
+        <w:rPr>
+          <w:b/>
+          <w:smallCaps/>
+          <w:color w:val="1D6B54"/>
+          <w:sz w:val="16"/>
+          <w:szCs w:val="16"/>
+        </w:rPr>
+        <w:t xml:space="preserve">NO DEPLOY</w:t>
+      </w:r>
+    </w:p>
+    <w:p>
+      <w:pPr>
         <w:spacing w:after="30"/>
         <w:ind w:left="220"/>
       </w:pPr>
@@ -5815,7 +5496,7 @@
           <w:sz w:val="18"/>
           <w:szCs w:val="18"/>
         </w:rPr>
-        <w:t xml:space="preserve">“ja dus over de no-show en over de juiste studio in de app”  </w:t>
+        <w:t xml:space="preserve">“I want access to all black label clubs, and to the club where it will cost the least”  </w:t>
       </w:r>
       <w:hyperlink r:id="rIdL53">
         <w:r>
@@ -5840,7 +5521,7 @@
           <w:sz w:val="18"/>
           <w:szCs w:val="18"/>
         </w:rPr>
-        <w:t xml:space="preserve">“No show onrecht”  </w:t>
+        <w:t xml:space="preserve">“What other gyms will I be able to use as a member of delftse poort at basic level”  </w:t>
       </w:r>
       <w:hyperlink r:id="rIdL54">
         <w:r>
@@ -5855,257 +5536,6 @@
     </w:p>
     <w:p>
       <w:pPr>
-        <w:spacing w:before="80" w:after="40"/>
-      </w:pPr>
-      <w:r>
-        <w:rPr>
-          <w:b/>
-          <w:sz w:val="18"/>
-          <w:szCs w:val="18"/>
-        </w:rPr>
-        <w:t xml:space="preserve">How she decides to answer it.  </w:t>
-      </w:r>
-      <w:r>
-        <w:rPr>
-          <w:sz w:val="18"/>
-          <w:szCs w:val="18"/>
-        </w:rPr>
-        <w:t xml:space="preserve">A guardrail (ATTEND_RE) recognises an attendance dispute and stops it being handled as a booking or a payment question. The ticket is routed to CC L1 - General.</w:t>
-      </w:r>
-    </w:p>
-    <w:p>
-      <w:pPr>
-        <w:spacing w:after="60"/>
-      </w:pPr>
-      <w:r>
-        <w:rPr>
-          <w:b/>
-          <w:sz w:val="18"/>
-          <w:szCs w:val="18"/>
-        </w:rPr>
-        <w:t xml:space="preserve">What she reads.  </w:t>
-      </w:r>
-      <w:r>
-        <w:rPr>
-          <w:rFonts w:ascii="Consolas" w:hAnsi="Consolas"/>
-          <w:sz w:val="18"/>
-          <w:szCs w:val="18"/>
-        </w:rPr>
-        <w:t xml:space="preserve">a code node that injects an instruction</w:t>
-      </w:r>
-    </w:p>
-    <w:p>
-      <w:pPr>
-        <w:spacing w:after="30"/>
-      </w:pPr>
-      <w:r>
-        <w:rPr>
-          <w:b/>
-          <w:smallCaps/>
-          <w:color w:val="7C8792"/>
-          <w:sz w:val="16"/>
-          <w:szCs w:val="16"/>
-        </w:rPr>
-        <w:t xml:space="preserve">How that got populated</w:t>
-      </w:r>
-    </w:p>
-    <w:p>
-      <w:pPr>
-        <w:spacing w:after="20"/>
-        <w:ind w:left="220"/>
-      </w:pPr>
-      <w:r>
-        <w:rPr>
-          <w:b/>
-          <w:color w:val="0E5A62"/>
-          <w:sz w:val="18"/>
-          <w:szCs w:val="18"/>
-        </w:rPr>
-        <w:t xml:space="preserve">1.  </w:t>
-      </w:r>
-      <w:r>
-        <w:rPr>
-          <w:sz w:val="18"/>
-          <w:szCs w:val="18"/>
-        </w:rPr>
-        <w:t xml:space="preserve">Before the model replies, a code node checks the turn and, when it matches, injects an instruction telling the model what it may and may not say.</w:t>
-      </w:r>
-    </w:p>
-    <w:p>
-      <w:pPr>
-        <w:spacing w:after="20"/>
-        <w:ind w:left="220"/>
-      </w:pPr>
-      <w:r>
-        <w:rPr>
-          <w:b/>
-          <w:color w:val="0E5A62"/>
-          <w:sz w:val="18"/>
-          <w:szCs w:val="18"/>
-        </w:rPr>
-        <w:t xml:space="preserve">2.  </w:t>
-      </w:r>
-      <w:r>
-        <w:rPr>
-          <w:sz w:val="18"/>
-          <w:szCs w:val="18"/>
-        </w:rPr>
-        <w:t xml:space="preserve">These are dated in their node names — Cancel Honesty 2026-09-04, Feedback Overrides 2026-08-26, Guardrail Patches 2026-08-26.</w:t>
-      </w:r>
-    </w:p>
-    <w:p>
-      <w:pPr>
-        <w:spacing w:after="20"/>
-        <w:ind w:left="220"/>
-      </w:pPr>
-      <w:r>
-        <w:rPr>
-          <w:b/>
-          <w:color w:val="0E5A62"/>
-          <w:sz w:val="18"/>
-          <w:szCs w:val="18"/>
-        </w:rPr>
-        <w:t xml:space="preserve">3.  </w:t>
-      </w:r>
-      <w:r>
-        <w:rPr>
-          <w:sz w:val="18"/>
-          <w:szCs w:val="18"/>
-        </w:rPr>
-        <w:t xml:space="preserve">They are deliberately narrow: the cancel guardrail fires on about 1.2% of turns, and returns its input untouched on the rest.</w:t>
-      </w:r>
-    </w:p>
-    <w:p>
-      <w:pPr>
-        <w:spacing w:before="60" w:after="40"/>
-      </w:pPr>
-      <w:r>
-        <w:rPr>
-          <w:b/>
-          <w:sz w:val="18"/>
-          <w:szCs w:val="18"/>
-        </w:rPr>
-        <w:t xml:space="preserve">Who ultimately types it.  </w:t>
-      </w:r>
-      <w:r>
-        <w:rPr>
-          <w:sz w:val="18"/>
-          <w:szCs w:val="18"/>
-        </w:rPr>
-        <w:t xml:space="preserve">Engineering. Each guardrail is code, and changing one is a deploy.</w:t>
-      </w:r>
-    </w:p>
-    <w:p>
-      <w:pPr>
-        <w:spacing w:after="80"/>
-        <w:ind w:left="160"/>
-        <w:pBdr>
-          <w:left w:val="single" w:sz="18" w:space="8" w:color="B26A00"/>
-        </w:pBdr>
-      </w:pPr>
-      <w:r>
-        <w:rPr>
-          <w:b/>
-          <w:sz w:val="18"/>
-          <w:szCs w:val="18"/>
-        </w:rPr>
-        <w:t xml:space="preserve">Worth knowing.  </w:t>
-      </w:r>
-      <w:r>
-        <w:rPr>
-          <w:sz w:val="18"/>
-          <w:szCs w:val="18"/>
-        </w:rPr>
-        <w:t xml:space="preserve">The bot cannot check whether the member actually attended — that is a Magicline record an agent has to look at — so it collects the dispute rather than resolving it.</w:t>
-      </w:r>
-    </w:p>
-    <w:p>
-      <w:pPr>
-        <w:spacing w:before="60" w:after="20"/>
-      </w:pPr>
-      <w:r>
-        <w:rPr>
-          <w:b/>
-          <w:smallCaps/>
-          <w:color w:val="7C8792"/>
-          <w:sz w:val="16"/>
-          <w:szCs w:val="16"/>
-        </w:rPr>
-        <w:t xml:space="preserve">If this is wrong, how should it be answered?</w:t>
-      </w:r>
-    </w:p>
-    <w:p>
-      <w:pPr>
-        <w:spacing w:after="20"/>
-      </w:pPr>
-      <w:r>
-        <w:rPr>
-          <w:color w:val="C8CFD5"/>
-          <w:sz w:val="18"/>
-          <w:szCs w:val="18"/>
-        </w:rPr>
-        <w:t xml:space="preserve">...............................................................................................</w:t>
-      </w:r>
-    </w:p>
-    <w:p>
-      <w:pPr>
-        <w:spacing w:after="160"/>
-      </w:pPr>
-      <w:r>
-        <w:rPr>
-          <w:color w:val="C8CFD5"/>
-          <w:sz w:val="18"/>
-          <w:szCs w:val="18"/>
-        </w:rPr>
-        <w:t xml:space="preserve">...............................................................................................</w:t>
-      </w:r>
-    </w:p>
-    <w:p>
-      <w:pPr>
-        <w:pStyle w:val="Heading2"/>
-      </w:pPr>
-      <w:r>
-        <w:rPr>
-          <w:b/>
-          <w:sz w:val="26"/>
-          <w:szCs w:val="26"/>
-        </w:rPr>
-        <w:t xml:space="preserve">I want to extend or renew my membership</w:t>
-      </w:r>
-    </w:p>
-    <w:p>
-      <w:pPr>
-        <w:spacing w:after="80"/>
-      </w:pPr>
-      <w:r>
-        <w:rPr>
-          <w:color w:val="7C8792"/>
-          <w:sz w:val="18"/>
-          <w:szCs w:val="18"/>
-        </w:rPr>
-        <w:t xml:space="preserve">Handed to a Freshdesk form</w:t>
-      </w:r>
-      <w:r>
-        <w:rPr>
-          <w:color w:val="7C8792"/>
-          <w:sz w:val="18"/>
-          <w:szCs w:val="18"/>
-        </w:rPr>
-        <w:t xml:space="preserve">  ·  asked in at least 140 conversations   </w:t>
-      </w:r>
-      <w:r>
-        <w:rPr>
-          <w:b/>
-          <w:smallCaps/>
-          <w:color w:val="1D6B54"/>
-          <w:sz w:val="16"/>
-          <w:szCs w:val="16"/>
-        </w:rPr>
-        <w:t xml:space="preserve">NO DEPLOY</w:t>
-      </w:r>
-    </w:p>
-    <w:p>
-      <w:pPr>
         <w:spacing w:after="30"/>
         <w:ind w:left="220"/>
       </w:pPr>
@@ -6116,7 +5546,7 @@
           <w:sz w:val="18"/>
           <w:szCs w:val="18"/>
         </w:rPr>
-        <w:t xml:space="preserve">“i want a refund because i didnt even go, but they extended the membership”  </w:t>
+        <w:t xml:space="preserve">“What new gym in opent in the North of Amsterdam?”  </w:t>
       </w:r>
       <w:hyperlink r:id="rIdL55">
         <w:r>
@@ -6131,31 +5561,320 @@
     </w:p>
     <w:p>
       <w:pPr>
-        <w:spacing w:after="30"/>
-        <w:ind w:left="220"/>
-      </w:pPr>
-      <w:r>
-        <w:rPr>
-          <w:i/>
-          <w:color w:val="55626E"/>
-          <w:sz w:val="18"/>
-          <w:szCs w:val="18"/>
-        </w:rPr>
-        <w:t xml:space="preserve">“I am happy to extend my contract with you 2 months if you waive the months that I have not paid”  </w:t>
+        <w:spacing w:before="90" w:after="20"/>
+      </w:pPr>
+      <w:r>
+        <w:rPr>
+          <w:b/>
+          <w:smallCaps/>
+          <w:color w:val="7C8792"/>
+          <w:sz w:val="16"/>
+          <w:szCs w:val="16"/>
+        </w:rPr>
+        <w:t xml:space="preserve">Ultimate source</w:t>
+      </w:r>
+    </w:p>
+    <w:p>
+      <w:pPr>
+        <w:spacing w:after="20"/>
+        <w:ind w:left="220"/>
+      </w:pPr>
+      <w:r>
+        <w:rPr>
+          <w:b/>
+          <w:smallCaps/>
+          <w:color w:val="0E5A62"/>
+          <w:sz w:val="16"/>
+          <w:szCs w:val="16"/>
+        </w:rPr>
+        <w:t xml:space="preserve">EXCEL   </w:t>
       </w:r>
       <w:hyperlink r:id="rIdL56">
         <w:r>
           <w:rPr>
             <w:rStyle w:val="Hyperlink"/>
-            <w:sz w:val="16"/>
-            <w:szCs w:val="16"/>
+            <w:sz w:val="18"/>
+            <w:szCs w:val="18"/>
           </w:rPr>
-          <w:t xml:space="preserve">read the conversation</w:t>
+          <w:t xml:space="preserve">The club directory workbook</w:t>
         </w:r>
       </w:hyperlink>
     </w:p>
     <w:p>
       <w:pPr>
+        <w:spacing w:before="80" w:after="40"/>
+      </w:pPr>
+      <w:r>
+        <w:rPr>
+          <w:b/>
+          <w:sz w:val="18"/>
+          <w:szCs w:val="18"/>
+        </w:rPr>
+        <w:t xml:space="preserve">How she decides to answer it.  </w:t>
+      </w:r>
+      <w:r>
+        <w:rPr>
+          <w:sz w:val="18"/>
+          <w:szCs w:val="18"/>
+        </w:rPr>
+        <w:t xml:space="preserve">The club’s label (Red, Black or regular) comes from the directory; the member’s own access level comes from Magicline after login. A guardrail added on 8 Sep 2026 stops the model naming an access level or a club that is not in the data.</w:t>
+      </w:r>
+    </w:p>
+    <w:p>
+      <w:pPr>
+        <w:spacing w:after="60"/>
+      </w:pPr>
+      <w:r>
+        <w:rPr>
+          <w:b/>
+          <w:sz w:val="18"/>
+          <w:szCs w:val="18"/>
+        </w:rPr>
+        <w:t xml:space="preserve">What she reads.  </w:t>
+      </w:r>
+      <w:r>
+        <w:rPr>
+          <w:rFonts w:ascii="Consolas" w:hAnsi="Consolas"/>
+          <w:sz w:val="18"/>
+          <w:szCs w:val="18"/>
+        </w:rPr>
+        <w:t xml:space="preserve">bot.public_locations</w:t>
+      </w:r>
+    </w:p>
+    <w:p>
+      <w:pPr>
+        <w:spacing w:after="30"/>
+      </w:pPr>
+      <w:r>
+        <w:rPr>
+          <w:b/>
+          <w:smallCaps/>
+          <w:color w:val="7C8792"/>
+          <w:sz w:val="16"/>
+          <w:szCs w:val="16"/>
+        </w:rPr>
+        <w:t xml:space="preserve">How that got populated</w:t>
+      </w:r>
+    </w:p>
+    <w:p>
+      <w:pPr>
+        <w:spacing w:after="20"/>
+        <w:ind w:left="220"/>
+      </w:pPr>
+      <w:r>
+        <w:rPr>
+          <w:b/>
+          <w:color w:val="0E5A62"/>
+          <w:sz w:val="18"/>
+          <w:szCs w:val="18"/>
+        </w:rPr>
+        <w:t xml:space="preserve">1.  </w:t>
+      </w:r>
+      <w:r>
+        <w:rPr>
+          <w:sz w:val="18"/>
+          <w:szCs w:val="18"/>
+        </w:rPr>
+        <w:t xml:space="preserve">The bot reads bot.public_locations — hours, prices and facilities per club.</w:t>
+      </w:r>
+    </w:p>
+    <w:p>
+      <w:pPr>
+        <w:spacing w:after="20"/>
+        <w:ind w:left="220"/>
+      </w:pPr>
+      <w:r>
+        <w:rPr>
+          <w:b/>
+          <w:color w:val="0E5A62"/>
+          <w:sz w:val="18"/>
+          <w:szCs w:val="18"/>
+        </w:rPr>
+        <w:t xml:space="preserve">2.  </w:t>
+      </w:r>
+      <w:r>
+        <w:rPr>
+          <w:sz w:val="18"/>
+          <w:szCs w:val="18"/>
+        </w:rPr>
+        <w:t xml:space="preserve">That is a view over bot.locations, filtered by bot.club_visibility so only clubs meant to be public are visible.</w:t>
+      </w:r>
+    </w:p>
+    <w:p>
+      <w:pPr>
+        <w:spacing w:after="20"/>
+        <w:ind w:left="220"/>
+      </w:pPr>
+      <w:r>
+        <w:rPr>
+          <w:b/>
+          <w:color w:val="0E5A62"/>
+          <w:sz w:val="18"/>
+          <w:szCs w:val="18"/>
+        </w:rPr>
+        <w:t xml:space="preserve">3.  </w:t>
+      </w:r>
+      <w:r>
+        <w:rPr>
+          <w:sz w:val="18"/>
+          <w:szCs w:val="18"/>
+        </w:rPr>
+        <w:t xml:space="preserve">bot.locations is overwritten every day at 10:00 by the n8n workflow "ugg gym data collection" (49ZyB9tbZlqK3wW9), which takes about 5 seconds.</w:t>
+      </w:r>
+    </w:p>
+    <w:p>
+      <w:pPr>
+        <w:spacing w:after="20"/>
+        <w:ind w:left="220"/>
+      </w:pPr>
+      <w:r>
+        <w:rPr>
+          <w:b/>
+          <w:color w:val="0E5A62"/>
+          <w:sz w:val="18"/>
+          <w:szCs w:val="18"/>
+        </w:rPr>
+        <w:t xml:space="preserve">4.  </w:t>
+      </w:r>
+      <w:r>
+        <w:rPr>
+          <w:sz w:val="18"/>
+          <w:szCs w:val="18"/>
+        </w:rPr>
+        <w:t xml:space="preserve">That workflow reads one spreadsheet: UGG_Gym_Data_Collection_4.xlsx.</w:t>
+      </w:r>
+    </w:p>
+    <w:p>
+      <w:pPr>
+        <w:spacing w:before="60" w:after="40"/>
+      </w:pPr>
+      <w:r>
+        <w:rPr>
+          <w:b/>
+          <w:sz w:val="18"/>
+          <w:szCs w:val="18"/>
+        </w:rPr>
+        <w:t xml:space="preserve">Who ultimately types it.  </w:t>
+      </w:r>
+      <w:r>
+        <w:rPr>
+          <w:sz w:val="18"/>
+          <w:szCs w:val="18"/>
+        </w:rPr>
+        <w:t xml:space="preserve">A person edits that workbook by hand. It is the only way to change club data — the bot has no other source.</w:t>
+      </w:r>
+    </w:p>
+    <w:p>
+      <w:pPr>
+        <w:spacing w:after="80"/>
+        <w:ind w:left="160"/>
+        <w:pBdr>
+          <w:left w:val="single" w:sz="18" w:space="8" w:color="B26A00"/>
+        </w:pBdr>
+      </w:pPr>
+      <w:r>
+        <w:rPr>
+          <w:b/>
+          <w:sz w:val="18"/>
+          <w:szCs w:val="18"/>
+        </w:rPr>
+        <w:t xml:space="preserve">Worth knowing.  </w:t>
+      </w:r>
+      <w:r>
+        <w:rPr>
+          <w:sz w:val="18"/>
+          <w:szCs w:val="18"/>
+        </w:rPr>
+        <w:t xml:space="preserve">Before that guardrail the bot invented both — it offered a member "Basic, Premium, Home+" at a club that only sells Premium, and once confirmed a club that appeared nowhere in the request. Asking a one-answer question is what gave the model room to invent. We could not find the workbook. It is not in SharePoint under any search tried on 10 Sep 2026, so its location is configured inside the n8n node and written down nowhere. Worth pinning down.</w:t>
+      </w:r>
+    </w:p>
+    <w:p>
+      <w:pPr>
+        <w:spacing w:before="60" w:after="20"/>
+      </w:pPr>
+      <w:r>
+        <w:rPr>
+          <w:b/>
+          <w:smallCaps/>
+          <w:color w:val="7C8792"/>
+          <w:sz w:val="16"/>
+          <w:szCs w:val="16"/>
+        </w:rPr>
+        <w:t xml:space="preserve">If this is wrong, how should it be answered?</w:t>
+      </w:r>
+    </w:p>
+    <w:p>
+      <w:pPr>
+        <w:spacing w:after="20"/>
+      </w:pPr>
+      <w:r>
+        <w:rPr>
+          <w:color w:val="C8CFD5"/>
+          <w:sz w:val="18"/>
+          <w:szCs w:val="18"/>
+        </w:rPr>
+        <w:t xml:space="preserve">...............................................................................................</w:t>
+      </w:r>
+    </w:p>
+    <w:p>
+      <w:pPr>
+        <w:spacing w:after="160"/>
+      </w:pPr>
+      <w:r>
+        <w:rPr>
+          <w:color w:val="C8CFD5"/>
+          <w:sz w:val="18"/>
+          <w:szCs w:val="18"/>
+        </w:rPr>
+        <w:t xml:space="preserve">...............................................................................................</w:t>
+      </w:r>
+    </w:p>
+    <w:p>
+      <w:pPr>
+        <w:pStyle w:val="Heading2"/>
+      </w:pPr>
+      <w:r>
+        <w:rPr>
+          <w:b/>
+          <w:sz w:val="26"/>
+          <w:szCs w:val="26"/>
+        </w:rPr>
+        <w:t xml:space="preserve">I want to become a member</w:t>
+      </w:r>
+    </w:p>
+    <w:p>
+      <w:pPr>
+        <w:spacing w:after="80"/>
+      </w:pPr>
+      <w:r>
+        <w:rPr>
+          <w:color w:val="7C8792"/>
+          <w:sz w:val="18"/>
+          <w:szCs w:val="18"/>
+        </w:rPr>
+        <w:t xml:space="preserve">Filed as a ticket</w:t>
+      </w:r>
+      <w:r>
+        <w:rPr>
+          <w:color w:val="7C8792"/>
+          <w:sz w:val="18"/>
+          <w:szCs w:val="18"/>
+        </w:rPr>
+        <w:t xml:space="preserve">  ·  asked in at least 172 conversations   </w:t>
+      </w:r>
+      <w:r>
+        <w:rPr>
+          <w:b/>
+          <w:smallCaps/>
+          <w:color w:val="1D6B54"/>
+          <w:sz w:val="16"/>
+          <w:szCs w:val="16"/>
+        </w:rPr>
+        <w:t xml:space="preserve">NO DEPLOY</w:t>
+      </w:r>
+    </w:p>
+    <w:p>
+      <w:pPr>
         <w:spacing w:after="30"/>
         <w:ind w:left="220"/>
       </w:pPr>
@@ -6166,7 +5885,7 @@
           <w:sz w:val="18"/>
           <w:szCs w:val="18"/>
         </w:rPr>
-        <w:t xml:space="preserve">“Escalation renewal contract”  </w:t>
+        <w:t xml:space="preserve">“Ik heb een dochter van 16 jaar en wil haar graag inschrijven”  </w:t>
       </w:r>
       <w:hyperlink r:id="rIdL57">
         <w:r>
@@ -6181,235 +5900,6 @@
     </w:p>
     <w:p>
       <w:pPr>
-        <w:spacing w:before="80" w:after="40"/>
-      </w:pPr>
-      <w:r>
-        <w:rPr>
-          <w:b/>
-          <w:sz w:val="18"/>
-          <w:szCs w:val="18"/>
-        </w:rPr>
-        <w:t xml:space="preserve">How she decides to answer it.  </w:t>
-      </w:r>
-      <w:r>
-        <w:rPr>
-          <w:sz w:val="18"/>
-          <w:szCs w:val="18"/>
-        </w:rPr>
-        <w:t xml:space="preserve">Checked before "change" in the classifier, so an extension never reads as a switch. The member is sent the extension form.</w:t>
-      </w:r>
-    </w:p>
-    <w:p>
-      <w:pPr>
-        <w:spacing w:after="60"/>
-      </w:pPr>
-      <w:r>
-        <w:rPr>
-          <w:b/>
-          <w:sz w:val="18"/>
-          <w:szCs w:val="18"/>
-        </w:rPr>
-        <w:t xml:space="preserve">What she reads.  </w:t>
-      </w:r>
-      <w:r>
-        <w:rPr>
-          <w:rFonts w:ascii="Consolas" w:hAnsi="Consolas"/>
-          <w:sz w:val="18"/>
-          <w:szCs w:val="18"/>
-        </w:rPr>
-        <w:t xml:space="preserve">a support.trainmore.com form URL</w:t>
-      </w:r>
-    </w:p>
-    <w:p>
-      <w:pPr>
-        <w:spacing w:after="30"/>
-      </w:pPr>
-      <w:r>
-        <w:rPr>
-          <w:b/>
-          <w:smallCaps/>
-          <w:color w:val="7C8792"/>
-          <w:sz w:val="16"/>
-          <w:szCs w:val="16"/>
-        </w:rPr>
-        <w:t xml:space="preserve">How that got populated</w:t>
-      </w:r>
-    </w:p>
-    <w:p>
-      <w:pPr>
-        <w:spacing w:after="20"/>
-        <w:ind w:left="220"/>
-      </w:pPr>
-      <w:r>
-        <w:rPr>
-          <w:b/>
-          <w:color w:val="0E5A62"/>
-          <w:sz w:val="18"/>
-          <w:szCs w:val="18"/>
-        </w:rPr>
-        <w:t xml:space="preserve">1.  </w:t>
-      </w:r>
-      <w:r>
-        <w:rPr>
-          <w:sz w:val="18"/>
-          <w:szCs w:val="18"/>
-        </w:rPr>
-        <w:t xml:space="preserve">The bot does not answer. It sends a link to a customer-facing Freshdesk form and stops.</w:t>
-      </w:r>
-    </w:p>
-    <w:p>
-      <w:pPr>
-        <w:spacing w:after="20"/>
-        <w:ind w:left="220"/>
-      </w:pPr>
-      <w:r>
-        <w:rPr>
-          <w:b/>
-          <w:color w:val="0E5A62"/>
-          <w:sz w:val="18"/>
-          <w:szCs w:val="18"/>
-        </w:rPr>
-        <w:t xml:space="preserve">2.  </w:t>
-      </w:r>
-      <w:r>
-        <w:rPr>
-          <w:sz w:val="18"/>
-          <w:szCs w:val="18"/>
-        </w:rPr>
-        <w:t xml:space="preserve">The form itself — its fields, its routing, its confirmation e-mail — is configured in Freshdesk.</w:t>
-      </w:r>
-    </w:p>
-    <w:p>
-      <w:pPr>
-        <w:spacing w:before="60" w:after="40"/>
-      </w:pPr>
-      <w:r>
-        <w:rPr>
-          <w:b/>
-          <w:sz w:val="18"/>
-          <w:szCs w:val="18"/>
-        </w:rPr>
-        <w:t xml:space="preserve">Who ultimately types it.  </w:t>
-      </w:r>
-      <w:r>
-        <w:rPr>
-          <w:sz w:val="18"/>
-          <w:szCs w:val="18"/>
-        </w:rPr>
-        <w:t xml:space="preserve">Member Care and the Freshdesk admins own the form.</w:t>
-      </w:r>
-    </w:p>
-    <w:p>
-      <w:pPr>
-        <w:spacing w:after="80"/>
-        <w:ind w:left="160"/>
-        <w:pBdr>
-          <w:left w:val="single" w:sz="18" w:space="8" w:color="B26A00"/>
-        </w:pBdr>
-      </w:pPr>
-      <w:r>
-        <w:rPr>
-          <w:b/>
-          <w:sz w:val="18"/>
-          <w:szCs w:val="18"/>
-        </w:rPr>
-        <w:t xml:space="preserve">Worth knowing.  </w:t>
-      </w:r>
-      <w:r>
-        <w:rPr>
-          <w:sz w:val="18"/>
-          <w:szCs w:val="18"/>
-        </w:rPr>
-        <w:t xml:space="preserve">Member Care has flagged the bot for raising extension requests too readily. The bot hardcodes the form slug in the URL, so renaming a form in Freshdesk breaks the link silently.</w:t>
-      </w:r>
-    </w:p>
-    <w:p>
-      <w:pPr>
-        <w:spacing w:before="60" w:after="20"/>
-      </w:pPr>
-      <w:r>
-        <w:rPr>
-          <w:b/>
-          <w:smallCaps/>
-          <w:color w:val="7C8792"/>
-          <w:sz w:val="16"/>
-          <w:szCs w:val="16"/>
-        </w:rPr>
-        <w:t xml:space="preserve">If this is wrong, how should it be answered?</w:t>
-      </w:r>
-    </w:p>
-    <w:p>
-      <w:pPr>
-        <w:spacing w:after="20"/>
-      </w:pPr>
-      <w:r>
-        <w:rPr>
-          <w:color w:val="C8CFD5"/>
-          <w:sz w:val="18"/>
-          <w:szCs w:val="18"/>
-        </w:rPr>
-        <w:t xml:space="preserve">...............................................................................................</w:t>
-      </w:r>
-    </w:p>
-    <w:p>
-      <w:pPr>
-        <w:spacing w:after="160"/>
-      </w:pPr>
-      <w:r>
-        <w:rPr>
-          <w:color w:val="C8CFD5"/>
-          <w:sz w:val="18"/>
-          <w:szCs w:val="18"/>
-        </w:rPr>
-        <w:t xml:space="preserve">...............................................................................................</w:t>
-      </w:r>
-    </w:p>
-    <w:p>
-      <w:pPr>
-        <w:pStyle w:val="Heading2"/>
-      </w:pPr>
-      <w:r>
-        <w:rPr>
-          <w:b/>
-          <w:sz w:val="26"/>
-          <w:szCs w:val="26"/>
-        </w:rPr>
-        <w:t xml:space="preserve">What can I do myself in the app?</w:t>
-      </w:r>
-    </w:p>
-    <w:p>
-      <w:pPr>
-        <w:spacing w:after="80"/>
-      </w:pPr>
-      <w:r>
-        <w:rPr>
-          <w:color w:val="7C8792"/>
-          <w:sz w:val="18"/>
-          <w:szCs w:val="18"/>
-        </w:rPr>
-        <w:t xml:space="preserve">Written into a prompt</w:t>
-      </w:r>
-      <w:r>
-        <w:rPr>
-          <w:color w:val="7C8792"/>
-          <w:sz w:val="18"/>
-          <w:szCs w:val="18"/>
-        </w:rPr>
-        <w:t xml:space="preserve">  ·  asked in at least 215 conversations   </w:t>
-      </w:r>
-      <w:r>
-        <w:rPr>
-          <w:b/>
-          <w:smallCaps/>
-          <w:color w:val="96570E"/>
-          <w:sz w:val="16"/>
-          <w:szCs w:val="16"/>
-        </w:rPr>
-        <w:t xml:space="preserve">NEEDS A DEPLOY</w:t>
-      </w:r>
-    </w:p>
-    <w:p>
-      <w:pPr>
         <w:spacing w:after="30"/>
         <w:ind w:left="220"/>
       </w:pPr>
@@ -6420,7 +5910,7 @@
           <w:sz w:val="18"/>
           <w:szCs w:val="18"/>
         </w:rPr>
-        <w:t xml:space="preserve">“I have selected Kraanspoor in the app.”  </w:t>
+        <w:t xml:space="preserve">“Hi ik werk bij Ahold en heb deze code TM_AHOLD alleen als ik me wil inschrijven via de reguliere weg dan lukt dit niet”  </w:t>
       </w:r>
       <w:hyperlink r:id="rIdL58">
         <w:r>
@@ -6445,7 +5935,7 @@
           <w:sz w:val="18"/>
           <w:szCs w:val="18"/>
         </w:rPr>
-        <w:t xml:space="preserve">“wil een ticket maken dat ik perongelijk vooruit heb betaald en dat er nog niet in de app staat dat ik heb betaald”  </w:t>
+        <w:t xml:space="preserve">“Ik wil lid worden maar referral werkt niet”  </w:t>
       </w:r>
       <w:hyperlink r:id="rIdL59">
         <w:r>
@@ -6460,6 +5950,239 @@
     </w:p>
     <w:p>
       <w:pPr>
+        <w:spacing w:before="90" w:after="20"/>
+      </w:pPr>
+      <w:r>
+        <w:rPr>
+          <w:b/>
+          <w:smallCaps/>
+          <w:color w:val="7C8792"/>
+          <w:sz w:val="16"/>
+          <w:szCs w:val="16"/>
+        </w:rPr>
+        <w:t xml:space="preserve">Ultimate source</w:t>
+      </w:r>
+    </w:p>
+    <w:p>
+      <w:pPr>
+        <w:spacing w:after="40"/>
+        <w:ind w:left="220"/>
+      </w:pPr>
+      <w:r>
+        <w:rPr>
+          <w:sz w:val="18"/>
+          <w:szCs w:val="18"/>
+        </w:rPr>
+        <w:t xml:space="preserve">No document. Nothing is looked up — a Member Care agent writes the answer.</w:t>
+      </w:r>
+    </w:p>
+    <w:p>
+      <w:pPr>
+        <w:spacing w:before="80" w:after="40"/>
+      </w:pPr>
+      <w:r>
+        <w:rPr>
+          <w:b/>
+          <w:sz w:val="18"/>
+          <w:szCs w:val="18"/>
+        </w:rPr>
+        <w:t xml:space="preserve">How she decides to answer it.  </w:t>
+      </w:r>
+      <w:r>
+        <w:rPr>
+          <w:sz w:val="18"/>
+          <w:szCs w:val="18"/>
+        </w:rPr>
+        <w:t xml:space="preserve">Treated as a sales lead rather than a support question: the details are collected and the ticket is routed to Outbound.</w:t>
+      </w:r>
+    </w:p>
+    <w:p>
+      <w:pPr>
+        <w:spacing w:after="60"/>
+      </w:pPr>
+      <w:r>
+        <w:rPr>
+          <w:b/>
+          <w:sz w:val="18"/>
+          <w:szCs w:val="18"/>
+        </w:rPr>
+        <w:t xml:space="preserve">What she reads.  </w:t>
+      </w:r>
+      <w:r>
+        <w:rPr>
+          <w:rFonts w:ascii="Consolas" w:hAnsi="Consolas"/>
+          <w:sz w:val="18"/>
+          <w:szCs w:val="18"/>
+        </w:rPr>
+        <w:t xml:space="preserve">nothing — it collects and hands over</w:t>
+      </w:r>
+    </w:p>
+    <w:p>
+      <w:pPr>
+        <w:spacing w:after="30"/>
+      </w:pPr>
+      <w:r>
+        <w:rPr>
+          <w:b/>
+          <w:smallCaps/>
+          <w:color w:val="7C8792"/>
+          <w:sz w:val="16"/>
+          <w:szCs w:val="16"/>
+        </w:rPr>
+        <w:t xml:space="preserve">How that got populated</w:t>
+      </w:r>
+    </w:p>
+    <w:p>
+      <w:pPr>
+        <w:spacing w:after="20"/>
+        <w:ind w:left="220"/>
+      </w:pPr>
+      <w:r>
+        <w:rPr>
+          <w:b/>
+          <w:color w:val="0E5A62"/>
+          <w:sz w:val="18"/>
+          <w:szCs w:val="18"/>
+        </w:rPr>
+        <w:t xml:space="preserve">1.  </w:t>
+      </w:r>
+      <w:r>
+        <w:rPr>
+          <w:sz w:val="18"/>
+          <w:szCs w:val="18"/>
+        </w:rPr>
+        <w:t xml:space="preserve">The bot has no answer, so it collects the details, shows a preview, and files a ticket through the Freshdesk API.</w:t>
+      </w:r>
+    </w:p>
+    <w:p>
+      <w:pPr>
+        <w:spacing w:after="20"/>
+        <w:ind w:left="220"/>
+      </w:pPr>
+      <w:r>
+        <w:rPr>
+          <w:b/>
+          <w:color w:val="0E5A62"/>
+          <w:sz w:val="18"/>
+          <w:szCs w:val="18"/>
+        </w:rPr>
+        <w:t xml:space="preserve">2.  </w:t>
+      </w:r>
+      <w:r>
+        <w:rPr>
+          <w:sz w:val="18"/>
+          <w:szCs w:val="18"/>
+        </w:rPr>
+        <w:t xml:space="preserve">Refine Group Routing in Bot - Ticket creation picks which team it lands in, first match wins.</w:t>
+      </w:r>
+    </w:p>
+    <w:p>
+      <w:pPr>
+        <w:spacing w:before="60" w:after="40"/>
+      </w:pPr>
+      <w:r>
+        <w:rPr>
+          <w:b/>
+          <w:sz w:val="18"/>
+          <w:szCs w:val="18"/>
+        </w:rPr>
+        <w:t xml:space="preserve">Who ultimately types it.  </w:t>
+      </w:r>
+      <w:r>
+        <w:rPr>
+          <w:sz w:val="18"/>
+          <w:szCs w:val="18"/>
+        </w:rPr>
+        <w:t xml:space="preserve">A Member Care agent answers it. The bot’s only decision was which queue it lands in.</w:t>
+      </w:r>
+    </w:p>
+    <w:p>
+      <w:pPr>
+        <w:spacing w:before="60" w:after="20"/>
+      </w:pPr>
+      <w:r>
+        <w:rPr>
+          <w:b/>
+          <w:smallCaps/>
+          <w:color w:val="7C8792"/>
+          <w:sz w:val="16"/>
+          <w:szCs w:val="16"/>
+        </w:rPr>
+        <w:t xml:space="preserve">If this is wrong, how should it be answered?</w:t>
+      </w:r>
+    </w:p>
+    <w:p>
+      <w:pPr>
+        <w:spacing w:after="20"/>
+      </w:pPr>
+      <w:r>
+        <w:rPr>
+          <w:color w:val="C8CFD5"/>
+          <w:sz w:val="18"/>
+          <w:szCs w:val="18"/>
+        </w:rPr>
+        <w:t xml:space="preserve">...............................................................................................</w:t>
+      </w:r>
+    </w:p>
+    <w:p>
+      <w:pPr>
+        <w:spacing w:after="160"/>
+      </w:pPr>
+      <w:r>
+        <w:rPr>
+          <w:color w:val="C8CFD5"/>
+          <w:sz w:val="18"/>
+          <w:szCs w:val="18"/>
+        </w:rPr>
+        <w:t xml:space="preserve">...............................................................................................</w:t>
+      </w:r>
+    </w:p>
+    <w:p>
+      <w:pPr>
+        <w:pStyle w:val="Heading2"/>
+      </w:pPr>
+      <w:r>
+        <w:rPr>
+          <w:b/>
+          <w:sz w:val="26"/>
+          <w:szCs w:val="26"/>
+        </w:rPr>
+        <w:t xml:space="preserve">Do I owe anything?</w:t>
+      </w:r>
+    </w:p>
+    <w:p>
+      <w:pPr>
+        <w:spacing w:after="80"/>
+      </w:pPr>
+      <w:r>
+        <w:rPr>
+          <w:color w:val="7C8792"/>
+          <w:sz w:val="18"/>
+          <w:szCs w:val="18"/>
+        </w:rPr>
+        <w:t xml:space="preserve">Magicline, live</w:t>
+      </w:r>
+      <w:r>
+        <w:rPr>
+          <w:color w:val="7C8792"/>
+          <w:sz w:val="18"/>
+          <w:szCs w:val="18"/>
+        </w:rPr>
+        <w:t xml:space="preserve">  ·  asked in at least 163 conversations   </w:t>
+      </w:r>
+      <w:r>
+        <w:rPr>
+          <w:b/>
+          <w:smallCaps/>
+          <w:color w:val="566372"/>
+          <w:sz w:val="16"/>
+          <w:szCs w:val="16"/>
+        </w:rPr>
+        <w:t xml:space="preserve">NOT OURS</w:t>
+      </w:r>
+    </w:p>
+    <w:p>
+      <w:pPr>
         <w:spacing w:after="30"/>
         <w:ind w:left="220"/>
       </w:pPr>
@@ -6470,7 +6193,7 @@
           <w:sz w:val="18"/>
           <w:szCs w:val="18"/>
         </w:rPr>
-        <w:t xml:space="preserve">“Opzeggen lukt niet via de app, account is niet gekoppeld”  </w:t>
+        <w:t xml:space="preserve">“How will I have outstanding balance is I already cancelled does it sounds Normal to you?”  </w:t>
       </w:r>
       <w:hyperlink r:id="rIdL60">
         <w:r>
@@ -6485,6 +6208,95 @@
     </w:p>
     <w:p>
       <w:pPr>
+        <w:spacing w:after="30"/>
+        <w:ind w:left="220"/>
+      </w:pPr>
+      <w:r>
+        <w:rPr>
+          <w:i/>
+          <w:color w:val="55626E"/>
+          <w:sz w:val="18"/>
+          <w:szCs w:val="18"/>
+        </w:rPr>
+        <w:t xml:space="preserve">“Een specificatie van het openstaand bedrag van €31,18 en waarom staat dit open?”  </w:t>
+      </w:r>
+      <w:hyperlink r:id="rIdL61">
+        <w:r>
+          <w:rPr>
+            <w:rStyle w:val="Hyperlink"/>
+            <w:sz w:val="16"/>
+            <w:szCs w:val="16"/>
+          </w:rPr>
+          <w:t xml:space="preserve">read the conversation</w:t>
+        </w:r>
+      </w:hyperlink>
+    </w:p>
+    <w:p>
+      <w:pPr>
+        <w:spacing w:after="30"/>
+        <w:ind w:left="220"/>
+      </w:pPr>
+      <w:r>
+        <w:rPr>
+          <w:i/>
+          <w:color w:val="55626E"/>
+          <w:sz w:val="18"/>
+          <w:szCs w:val="18"/>
+        </w:rPr>
+        <w:t xml:space="preserve">“I need to speak with a manager regarding a debt”  </w:t>
+      </w:r>
+      <w:hyperlink r:id="rIdL62">
+        <w:r>
+          <w:rPr>
+            <w:rStyle w:val="Hyperlink"/>
+            <w:sz w:val="16"/>
+            <w:szCs w:val="16"/>
+          </w:rPr>
+          <w:t xml:space="preserve">read the conversation</w:t>
+        </w:r>
+      </w:hyperlink>
+    </w:p>
+    <w:p>
+      <w:pPr>
+        <w:spacing w:before="90" w:after="20"/>
+      </w:pPr>
+      <w:r>
+        <w:rPr>
+          <w:b/>
+          <w:smallCaps/>
+          <w:color w:val="7C8792"/>
+          <w:sz w:val="16"/>
+          <w:szCs w:val="16"/>
+        </w:rPr>
+        <w:t xml:space="preserve">Ultimate source</w:t>
+      </w:r>
+    </w:p>
+    <w:p>
+      <w:pPr>
+        <w:spacing w:after="20"/>
+        <w:ind w:left="220"/>
+      </w:pPr>
+      <w:r>
+        <w:rPr>
+          <w:b/>
+          <w:smallCaps/>
+          <w:color w:val="0E5A62"/>
+          <w:sz w:val="16"/>
+          <w:szCs w:val="16"/>
+        </w:rPr>
+        <w:t xml:space="preserve">LIVE API   </w:t>
+      </w:r>
+      <w:r>
+        <w:rPr>
+          <w:b/>
+          <w:sz w:val="18"/>
+          <w:szCs w:val="18"/>
+        </w:rPr>
+        <w:t xml:space="preserve">Magicline</w:t>
+      </w:r>
+    </w:p>
+    <w:p>
+      <w:pPr>
         <w:spacing w:before="80" w:after="40"/>
       </w:pPr>
       <w:r>
@@ -6500,7 +6312,7 @@
           <w:sz w:val="18"/>
           <w:szCs w:val="18"/>
         </w:rPr>
-        <w:t xml:space="preserve">Answered from the prompt, and deliberately precise in both directions: the app CAN take a notice of cancellation and a medical idle period; it CANNOT change home club or access level.</w:t>
+        <w:t xml:space="preserve">The balance tool reads the real outstanding amount, dunning level and debt-collection status from Magicline after login.</w:t>
       </w:r>
     </w:p>
     <w:p>
@@ -6521,7 +6333,7 @@
           <w:sz w:val="18"/>
           <w:szCs w:val="18"/>
         </w:rPr>
-        <w:t xml:space="preserve">the system prompt of an n8n node</w:t>
+        <w:t xml:space="preserve">the Magicline API, per member</w:t>
       </w:r>
     </w:p>
     <w:p>
@@ -6558,7 +6370,7 @@
           <w:sz w:val="18"/>
           <w:szCs w:val="18"/>
         </w:rPr>
-        <w:t xml:space="preserve">There is no lookup. The answer is typed into the system prompt of an n8n node and the model repeats it.</w:t>
+        <w:t xml:space="preserve">An account tool calls the Magicline API at the moment the question is asked, for that one member.</w:t>
       </w:r>
     </w:p>
     <w:p>
@@ -6580,7 +6392,7 @@
           <w:sz w:val="18"/>
           <w:szCs w:val="18"/>
         </w:rPr>
-        <w:t xml:space="preserve">A developer put it there; the n8n nodes carry their date in their own name, which is the only dated record of such a change.</w:t>
+        <w:t xml:space="preserve">Nothing is stored and nothing is cached — the answer is whatever Magicline returns at that second.</w:t>
       </w:r>
     </w:p>
     <w:p>
@@ -6600,7 +6412,7 @@
           <w:sz w:val="18"/>
           <w:szCs w:val="18"/>
         </w:rPr>
-        <w:t xml:space="preserve">Engineering. Changing this answer means editing the node and publishing the workflow.</w:t>
+        <w:t xml:space="preserve">Not ours. The answer is the record in Magicline, so if it is wrong, the membership record is wrong.</w:t>
       </w:r>
     </w:p>
     <w:p>
@@ -6624,6 +6436,1122 @@
           <w:sz w:val="18"/>
           <w:szCs w:val="18"/>
         </w:rPr>
+        <w:t xml:space="preserve">Wording about dunning or debt collection routes the ticket to CC L1 - Billing, but the bot does not yet route on Magicline’s own dunningLevel field.</w:t>
+      </w:r>
+    </w:p>
+    <w:p>
+      <w:pPr>
+        <w:spacing w:before="60" w:after="20"/>
+      </w:pPr>
+      <w:r>
+        <w:rPr>
+          <w:b/>
+          <w:smallCaps/>
+          <w:color w:val="7C8792"/>
+          <w:sz w:val="16"/>
+          <w:szCs w:val="16"/>
+        </w:rPr>
+        <w:t xml:space="preserve">If this is wrong, how should it be answered?</w:t>
+      </w:r>
+    </w:p>
+    <w:p>
+      <w:pPr>
+        <w:spacing w:after="20"/>
+      </w:pPr>
+      <w:r>
+        <w:rPr>
+          <w:color w:val="C8CFD5"/>
+          <w:sz w:val="18"/>
+          <w:szCs w:val="18"/>
+        </w:rPr>
+        <w:t xml:space="preserve">...............................................................................................</w:t>
+      </w:r>
+    </w:p>
+    <w:p>
+      <w:pPr>
+        <w:spacing w:after="160"/>
+      </w:pPr>
+      <w:r>
+        <w:rPr>
+          <w:color w:val="C8CFD5"/>
+          <w:sz w:val="18"/>
+          <w:szCs w:val="18"/>
+        </w:rPr>
+        <w:t xml:space="preserve">...............................................................................................</w:t>
+      </w:r>
+    </w:p>
+    <w:p>
+      <w:pPr>
+        <w:pStyle w:val="Heading2"/>
+      </w:pPr>
+      <w:r>
+        <w:rPr>
+          <w:b/>
+          <w:sz w:val="26"/>
+          <w:szCs w:val="26"/>
+        </w:rPr>
+        <w:t xml:space="preserve">I got a no-show warning but I was there</w:t>
+      </w:r>
+    </w:p>
+    <w:p>
+      <w:pPr>
+        <w:spacing w:after="80"/>
+      </w:pPr>
+      <w:r>
+        <w:rPr>
+          <w:color w:val="7C8792"/>
+          <w:sz w:val="18"/>
+          <w:szCs w:val="18"/>
+        </w:rPr>
+        <w:t xml:space="preserve">A guardrail overrides the model</w:t>
+      </w:r>
+      <w:r>
+        <w:rPr>
+          <w:color w:val="7C8792"/>
+          <w:sz w:val="18"/>
+          <w:szCs w:val="18"/>
+        </w:rPr>
+        <w:t xml:space="preserve">  ·  asked in at least 68 conversations   </w:t>
+      </w:r>
+      <w:r>
+        <w:rPr>
+          <w:b/>
+          <w:smallCaps/>
+          <w:color w:val="96570E"/>
+          <w:sz w:val="16"/>
+          <w:szCs w:val="16"/>
+        </w:rPr>
+        <w:t xml:space="preserve">NEEDS A DEPLOY</w:t>
+      </w:r>
+    </w:p>
+    <w:p>
+      <w:pPr>
+        <w:spacing w:after="30"/>
+        <w:ind w:left="220"/>
+      </w:pPr>
+      <w:r>
+        <w:rPr>
+          <w:i/>
+          <w:color w:val="55626E"/>
+          <w:sz w:val="18"/>
+          <w:szCs w:val="18"/>
+        </w:rPr>
+        <w:t xml:space="preserve">“Ik heb gister een pilates tone les gevolgd en nu kreeg ik een email dat ruk een no show was”  </w:t>
+      </w:r>
+      <w:hyperlink r:id="rIdL63">
+        <w:r>
+          <w:rPr>
+            <w:rStyle w:val="Hyperlink"/>
+            <w:sz w:val="16"/>
+            <w:szCs w:val="16"/>
+          </w:rPr>
+          <w:t xml:space="preserve">read the conversation</w:t>
+        </w:r>
+      </w:hyperlink>
+    </w:p>
+    <w:p>
+      <w:pPr>
+        <w:spacing w:after="30"/>
+        <w:ind w:left="220"/>
+      </w:pPr>
+      <w:r>
+        <w:rPr>
+          <w:i/>
+          <w:color w:val="55626E"/>
+          <w:sz w:val="18"/>
+          <w:szCs w:val="18"/>
+        </w:rPr>
+        <w:t xml:space="preserve">“ja dus over de no-show en over de juiste studio in de app”  </w:t>
+      </w:r>
+      <w:hyperlink r:id="rIdL64">
+        <w:r>
+          <w:rPr>
+            <w:rStyle w:val="Hyperlink"/>
+            <w:sz w:val="16"/>
+            <w:szCs w:val="16"/>
+          </w:rPr>
+          <w:t xml:space="preserve">read the conversation</w:t>
+        </w:r>
+      </w:hyperlink>
+    </w:p>
+    <w:p>
+      <w:pPr>
+        <w:spacing w:after="30"/>
+        <w:ind w:left="220"/>
+      </w:pPr>
+      <w:r>
+        <w:rPr>
+          <w:i/>
+          <w:color w:val="55626E"/>
+          <w:sz w:val="18"/>
+          <w:szCs w:val="18"/>
+        </w:rPr>
+        <w:t xml:space="preserve">“No show onrecht”  </w:t>
+      </w:r>
+      <w:hyperlink r:id="rIdL65">
+        <w:r>
+          <w:rPr>
+            <w:rStyle w:val="Hyperlink"/>
+            <w:sz w:val="16"/>
+            <w:szCs w:val="16"/>
+          </w:rPr>
+          <w:t xml:space="preserve">read the conversation</w:t>
+        </w:r>
+      </w:hyperlink>
+    </w:p>
+    <w:p>
+      <w:pPr>
+        <w:spacing w:before="90" w:after="20"/>
+      </w:pPr>
+      <w:r>
+        <w:rPr>
+          <w:b/>
+          <w:smallCaps/>
+          <w:color w:val="7C8792"/>
+          <w:sz w:val="16"/>
+          <w:szCs w:val="16"/>
+        </w:rPr>
+        <w:t xml:space="preserve">Ultimate source</w:t>
+      </w:r>
+    </w:p>
+    <w:p>
+      <w:pPr>
+        <w:spacing w:after="20"/>
+        <w:ind w:left="220"/>
+      </w:pPr>
+      <w:r>
+        <w:rPr>
+          <w:b/>
+          <w:smallCaps/>
+          <w:color w:val="0E5A62"/>
+          <w:sz w:val="16"/>
+          <w:szCs w:val="16"/>
+        </w:rPr>
+        <w:t xml:space="preserve">WORD   </w:t>
+      </w:r>
+      <w:hyperlink r:id="rIdL66">
+        <w:r>
+          <w:rPr>
+            <w:rStyle w:val="Hyperlink"/>
+            <w:sz w:val="18"/>
+            <w:szCs w:val="18"/>
+          </w:rPr>
+          <w:t xml:space="preserve">TrainMore NL Bot Training Guide</w:t>
+        </w:r>
+      </w:hyperlink>
+      <w:r>
+        <w:rPr>
+          <w:b/>
+          <w:smallCaps/>
+          <w:color w:val="8E3B3B"/>
+          <w:sz w:val="16"/>
+          <w:szCs w:val="16"/>
+        </w:rPr>
+        <w:t xml:space="preserve">   NOTHING READS IT</w:t>
+      </w:r>
+    </w:p>
+    <w:p>
+      <w:pPr>
+        <w:spacing w:after="20"/>
+        <w:ind w:left="220"/>
+      </w:pPr>
+      <w:r>
+        <w:rPr>
+          <w:b/>
+          <w:smallCaps/>
+          <w:color w:val="0E5A62"/>
+          <w:sz w:val="16"/>
+          <w:szCs w:val="16"/>
+        </w:rPr>
+        <w:t xml:space="preserve">N8N PROMPT   </w:t>
+      </w:r>
+      <w:hyperlink r:id="rIdL67">
+        <w:r>
+          <w:rPr>
+            <w:rStyle w:val="Hyperlink"/>
+            <w:sz w:val="18"/>
+            <w:szCs w:val="18"/>
+          </w:rPr>
+          <w:t xml:space="preserve">Knowledge written straight into prompts</w:t>
+        </w:r>
+      </w:hyperlink>
+    </w:p>
+    <w:p>
+      <w:pPr>
+        <w:spacing w:before="80" w:after="40"/>
+      </w:pPr>
+      <w:r>
+        <w:rPr>
+          <w:b/>
+          <w:sz w:val="18"/>
+          <w:szCs w:val="18"/>
+        </w:rPr>
+        <w:t xml:space="preserve">How she decides to answer it.  </w:t>
+      </w:r>
+      <w:r>
+        <w:rPr>
+          <w:sz w:val="18"/>
+          <w:szCs w:val="18"/>
+        </w:rPr>
+        <w:t xml:space="preserve">A guardrail (ATTEND_RE) recognises an attendance dispute and stops it being handled as a booking or a payment question. The ticket is routed to CC L1 - General.</w:t>
+      </w:r>
+    </w:p>
+    <w:p>
+      <w:pPr>
+        <w:spacing w:after="60"/>
+      </w:pPr>
+      <w:r>
+        <w:rPr>
+          <w:b/>
+          <w:sz w:val="18"/>
+          <w:szCs w:val="18"/>
+        </w:rPr>
+        <w:t xml:space="preserve">What she reads.  </w:t>
+      </w:r>
+      <w:r>
+        <w:rPr>
+          <w:rFonts w:ascii="Consolas" w:hAnsi="Consolas"/>
+          <w:sz w:val="18"/>
+          <w:szCs w:val="18"/>
+        </w:rPr>
+        <w:t xml:space="preserve">a code node that injects an instruction</w:t>
+      </w:r>
+    </w:p>
+    <w:p>
+      <w:pPr>
+        <w:spacing w:after="30"/>
+      </w:pPr>
+      <w:r>
+        <w:rPr>
+          <w:b/>
+          <w:smallCaps/>
+          <w:color w:val="7C8792"/>
+          <w:sz w:val="16"/>
+          <w:szCs w:val="16"/>
+        </w:rPr>
+        <w:t xml:space="preserve">How that got populated</w:t>
+      </w:r>
+    </w:p>
+    <w:p>
+      <w:pPr>
+        <w:spacing w:after="20"/>
+        <w:ind w:left="220"/>
+      </w:pPr>
+      <w:r>
+        <w:rPr>
+          <w:b/>
+          <w:color w:val="0E5A62"/>
+          <w:sz w:val="18"/>
+          <w:szCs w:val="18"/>
+        </w:rPr>
+        <w:t xml:space="preserve">1.  </w:t>
+      </w:r>
+      <w:r>
+        <w:rPr>
+          <w:sz w:val="18"/>
+          <w:szCs w:val="18"/>
+        </w:rPr>
+        <w:t xml:space="preserve">Before the model replies, a code node checks the turn and, when it matches, injects an instruction telling the model what it may and may not say.</w:t>
+      </w:r>
+    </w:p>
+    <w:p>
+      <w:pPr>
+        <w:spacing w:after="20"/>
+        <w:ind w:left="220"/>
+      </w:pPr>
+      <w:r>
+        <w:rPr>
+          <w:b/>
+          <w:color w:val="0E5A62"/>
+          <w:sz w:val="18"/>
+          <w:szCs w:val="18"/>
+        </w:rPr>
+        <w:t xml:space="preserve">2.  </w:t>
+      </w:r>
+      <w:r>
+        <w:rPr>
+          <w:sz w:val="18"/>
+          <w:szCs w:val="18"/>
+        </w:rPr>
+        <w:t xml:space="preserve">These are dated in their node names — Cancel Honesty 2026-09-04, Feedback Overrides 2026-08-26, Guardrail Patches 2026-08-26.</w:t>
+      </w:r>
+    </w:p>
+    <w:p>
+      <w:pPr>
+        <w:spacing w:after="20"/>
+        <w:ind w:left="220"/>
+      </w:pPr>
+      <w:r>
+        <w:rPr>
+          <w:b/>
+          <w:color w:val="0E5A62"/>
+          <w:sz w:val="18"/>
+          <w:szCs w:val="18"/>
+        </w:rPr>
+        <w:t xml:space="preserve">3.  </w:t>
+      </w:r>
+      <w:r>
+        <w:rPr>
+          <w:sz w:val="18"/>
+          <w:szCs w:val="18"/>
+        </w:rPr>
+        <w:t xml:space="preserve">They are deliberately narrow: the cancel guardrail fires on about 1.2% of turns, and returns its input untouched on the rest.</w:t>
+      </w:r>
+    </w:p>
+    <w:p>
+      <w:pPr>
+        <w:spacing w:before="60" w:after="40"/>
+      </w:pPr>
+      <w:r>
+        <w:rPr>
+          <w:b/>
+          <w:sz w:val="18"/>
+          <w:szCs w:val="18"/>
+        </w:rPr>
+        <w:t xml:space="preserve">Who ultimately types it.  </w:t>
+      </w:r>
+      <w:r>
+        <w:rPr>
+          <w:sz w:val="18"/>
+          <w:szCs w:val="18"/>
+        </w:rPr>
+        <w:t xml:space="preserve">Engineering. Each guardrail is code, and changing one is a deploy.</w:t>
+      </w:r>
+    </w:p>
+    <w:p>
+      <w:pPr>
+        <w:spacing w:after="80"/>
+        <w:ind w:left="160"/>
+        <w:pBdr>
+          <w:left w:val="single" w:sz="18" w:space="8" w:color="B26A00"/>
+        </w:pBdr>
+      </w:pPr>
+      <w:r>
+        <w:rPr>
+          <w:b/>
+          <w:sz w:val="18"/>
+          <w:szCs w:val="18"/>
+        </w:rPr>
+        <w:t xml:space="preserve">Worth knowing.  </w:t>
+      </w:r>
+      <w:r>
+        <w:rPr>
+          <w:sz w:val="18"/>
+          <w:szCs w:val="18"/>
+        </w:rPr>
+        <w:t xml:space="preserve">The bot cannot check whether the member actually attended — that is a Magicline record an agent has to look at — so it collects the dispute rather than resolving it.</w:t>
+      </w:r>
+    </w:p>
+    <w:p>
+      <w:pPr>
+        <w:spacing w:before="60" w:after="20"/>
+      </w:pPr>
+      <w:r>
+        <w:rPr>
+          <w:b/>
+          <w:smallCaps/>
+          <w:color w:val="7C8792"/>
+          <w:sz w:val="16"/>
+          <w:szCs w:val="16"/>
+        </w:rPr>
+        <w:t xml:space="preserve">If this is wrong, how should it be answered?</w:t>
+      </w:r>
+    </w:p>
+    <w:p>
+      <w:pPr>
+        <w:spacing w:after="20"/>
+      </w:pPr>
+      <w:r>
+        <w:rPr>
+          <w:color w:val="C8CFD5"/>
+          <w:sz w:val="18"/>
+          <w:szCs w:val="18"/>
+        </w:rPr>
+        <w:t xml:space="preserve">...............................................................................................</w:t>
+      </w:r>
+    </w:p>
+    <w:p>
+      <w:pPr>
+        <w:spacing w:after="160"/>
+      </w:pPr>
+      <w:r>
+        <w:rPr>
+          <w:color w:val="C8CFD5"/>
+          <w:sz w:val="18"/>
+          <w:szCs w:val="18"/>
+        </w:rPr>
+        <w:t xml:space="preserve">...............................................................................................</w:t>
+      </w:r>
+    </w:p>
+    <w:p>
+      <w:pPr>
+        <w:pStyle w:val="Heading2"/>
+      </w:pPr>
+      <w:r>
+        <w:rPr>
+          <w:b/>
+          <w:sz w:val="26"/>
+          <w:szCs w:val="26"/>
+        </w:rPr>
+        <w:t xml:space="preserve">I want to extend or renew my membership</w:t>
+      </w:r>
+    </w:p>
+    <w:p>
+      <w:pPr>
+        <w:spacing w:after="80"/>
+      </w:pPr>
+      <w:r>
+        <w:rPr>
+          <w:color w:val="7C8792"/>
+          <w:sz w:val="18"/>
+          <w:szCs w:val="18"/>
+        </w:rPr>
+        <w:t xml:space="preserve">Handed to a Freshdesk form</w:t>
+      </w:r>
+      <w:r>
+        <w:rPr>
+          <w:color w:val="7C8792"/>
+          <w:sz w:val="18"/>
+          <w:szCs w:val="18"/>
+        </w:rPr>
+        <w:t xml:space="preserve">  ·  asked in at least 140 conversations   </w:t>
+      </w:r>
+      <w:r>
+        <w:rPr>
+          <w:b/>
+          <w:smallCaps/>
+          <w:color w:val="1D6B54"/>
+          <w:sz w:val="16"/>
+          <w:szCs w:val="16"/>
+        </w:rPr>
+        <w:t xml:space="preserve">NO DEPLOY</w:t>
+      </w:r>
+    </w:p>
+    <w:p>
+      <w:pPr>
+        <w:spacing w:after="30"/>
+        <w:ind w:left="220"/>
+      </w:pPr>
+      <w:r>
+        <w:rPr>
+          <w:i/>
+          <w:color w:val="55626E"/>
+          <w:sz w:val="18"/>
+          <w:szCs w:val="18"/>
+        </w:rPr>
+        <w:t xml:space="preserve">“i want a refund because i didnt even go, but they extended the membership”  </w:t>
+      </w:r>
+      <w:hyperlink r:id="rIdL68">
+        <w:r>
+          <w:rPr>
+            <w:rStyle w:val="Hyperlink"/>
+            <w:sz w:val="16"/>
+            <w:szCs w:val="16"/>
+          </w:rPr>
+          <w:t xml:space="preserve">read the conversation</w:t>
+        </w:r>
+      </w:hyperlink>
+    </w:p>
+    <w:p>
+      <w:pPr>
+        <w:spacing w:after="30"/>
+        <w:ind w:left="220"/>
+      </w:pPr>
+      <w:r>
+        <w:rPr>
+          <w:i/>
+          <w:color w:val="55626E"/>
+          <w:sz w:val="18"/>
+          <w:szCs w:val="18"/>
+        </w:rPr>
+        <w:t xml:space="preserve">“I am happy to extend my contract with you 2 months if you waive the months that I have not paid”  </w:t>
+      </w:r>
+      <w:hyperlink r:id="rIdL69">
+        <w:r>
+          <w:rPr>
+            <w:rStyle w:val="Hyperlink"/>
+            <w:sz w:val="16"/>
+            <w:szCs w:val="16"/>
+          </w:rPr>
+          <w:t xml:space="preserve">read the conversation</w:t>
+        </w:r>
+      </w:hyperlink>
+    </w:p>
+    <w:p>
+      <w:pPr>
+        <w:spacing w:after="30"/>
+        <w:ind w:left="220"/>
+      </w:pPr>
+      <w:r>
+        <w:rPr>
+          <w:i/>
+          <w:color w:val="55626E"/>
+          <w:sz w:val="18"/>
+          <w:szCs w:val="18"/>
+        </w:rPr>
+        <w:t xml:space="preserve">“Escalation renewal contract”  </w:t>
+      </w:r>
+      <w:hyperlink r:id="rIdL70">
+        <w:r>
+          <w:rPr>
+            <w:rStyle w:val="Hyperlink"/>
+            <w:sz w:val="16"/>
+            <w:szCs w:val="16"/>
+          </w:rPr>
+          <w:t xml:space="preserve">read the conversation</w:t>
+        </w:r>
+      </w:hyperlink>
+    </w:p>
+    <w:p>
+      <w:pPr>
+        <w:spacing w:before="90" w:after="20"/>
+      </w:pPr>
+      <w:r>
+        <w:rPr>
+          <w:b/>
+          <w:smallCaps/>
+          <w:color w:val="7C8792"/>
+          <w:sz w:val="16"/>
+          <w:szCs w:val="16"/>
+        </w:rPr>
+        <w:t xml:space="preserve">Ultimate source</w:t>
+      </w:r>
+    </w:p>
+    <w:p>
+      <w:pPr>
+        <w:spacing w:after="40"/>
+        <w:ind w:left="220"/>
+      </w:pPr>
+      <w:r>
+        <w:rPr>
+          <w:sz w:val="18"/>
+          <w:szCs w:val="18"/>
+        </w:rPr>
+        <w:t xml:space="preserve">No document. Nothing is looked up — the member is handed a Freshdesk form, which is configured in Freshdesk.</w:t>
+      </w:r>
+    </w:p>
+    <w:p>
+      <w:pPr>
+        <w:spacing w:before="80" w:after="40"/>
+      </w:pPr>
+      <w:r>
+        <w:rPr>
+          <w:b/>
+          <w:sz w:val="18"/>
+          <w:szCs w:val="18"/>
+        </w:rPr>
+        <w:t xml:space="preserve">How she decides to answer it.  </w:t>
+      </w:r>
+      <w:r>
+        <w:rPr>
+          <w:sz w:val="18"/>
+          <w:szCs w:val="18"/>
+        </w:rPr>
+        <w:t xml:space="preserve">Checked before "change" in the classifier, so an extension never reads as a switch. The member is sent the extension form.</w:t>
+      </w:r>
+    </w:p>
+    <w:p>
+      <w:pPr>
+        <w:spacing w:after="60"/>
+      </w:pPr>
+      <w:r>
+        <w:rPr>
+          <w:b/>
+          <w:sz w:val="18"/>
+          <w:szCs w:val="18"/>
+        </w:rPr>
+        <w:t xml:space="preserve">What she reads.  </w:t>
+      </w:r>
+      <w:r>
+        <w:rPr>
+          <w:rFonts w:ascii="Consolas" w:hAnsi="Consolas"/>
+          <w:sz w:val="18"/>
+          <w:szCs w:val="18"/>
+        </w:rPr>
+        <w:t xml:space="preserve">a support.trainmore.com form URL</w:t>
+      </w:r>
+    </w:p>
+    <w:p>
+      <w:pPr>
+        <w:spacing w:after="30"/>
+      </w:pPr>
+      <w:r>
+        <w:rPr>
+          <w:b/>
+          <w:smallCaps/>
+          <w:color w:val="7C8792"/>
+          <w:sz w:val="16"/>
+          <w:szCs w:val="16"/>
+        </w:rPr>
+        <w:t xml:space="preserve">How that got populated</w:t>
+      </w:r>
+    </w:p>
+    <w:p>
+      <w:pPr>
+        <w:spacing w:after="20"/>
+        <w:ind w:left="220"/>
+      </w:pPr>
+      <w:r>
+        <w:rPr>
+          <w:b/>
+          <w:color w:val="0E5A62"/>
+          <w:sz w:val="18"/>
+          <w:szCs w:val="18"/>
+        </w:rPr>
+        <w:t xml:space="preserve">1.  </w:t>
+      </w:r>
+      <w:r>
+        <w:rPr>
+          <w:sz w:val="18"/>
+          <w:szCs w:val="18"/>
+        </w:rPr>
+        <w:t xml:space="preserve">The bot does not answer. It sends a link to a customer-facing Freshdesk form and stops.</w:t>
+      </w:r>
+    </w:p>
+    <w:p>
+      <w:pPr>
+        <w:spacing w:after="20"/>
+        <w:ind w:left="220"/>
+      </w:pPr>
+      <w:r>
+        <w:rPr>
+          <w:b/>
+          <w:color w:val="0E5A62"/>
+          <w:sz w:val="18"/>
+          <w:szCs w:val="18"/>
+        </w:rPr>
+        <w:t xml:space="preserve">2.  </w:t>
+      </w:r>
+      <w:r>
+        <w:rPr>
+          <w:sz w:val="18"/>
+          <w:szCs w:val="18"/>
+        </w:rPr>
+        <w:t xml:space="preserve">The form itself — its fields, its routing, its confirmation e-mail — is configured in Freshdesk.</w:t>
+      </w:r>
+    </w:p>
+    <w:p>
+      <w:pPr>
+        <w:spacing w:before="60" w:after="40"/>
+      </w:pPr>
+      <w:r>
+        <w:rPr>
+          <w:b/>
+          <w:sz w:val="18"/>
+          <w:szCs w:val="18"/>
+        </w:rPr>
+        <w:t xml:space="preserve">Who ultimately types it.  </w:t>
+      </w:r>
+      <w:r>
+        <w:rPr>
+          <w:sz w:val="18"/>
+          <w:szCs w:val="18"/>
+        </w:rPr>
+        <w:t xml:space="preserve">Member Care and the Freshdesk admins own the form.</w:t>
+      </w:r>
+    </w:p>
+    <w:p>
+      <w:pPr>
+        <w:spacing w:after="80"/>
+        <w:ind w:left="160"/>
+        <w:pBdr>
+          <w:left w:val="single" w:sz="18" w:space="8" w:color="B26A00"/>
+        </w:pBdr>
+      </w:pPr>
+      <w:r>
+        <w:rPr>
+          <w:b/>
+          <w:sz w:val="18"/>
+          <w:szCs w:val="18"/>
+        </w:rPr>
+        <w:t xml:space="preserve">Worth knowing.  </w:t>
+      </w:r>
+      <w:r>
+        <w:rPr>
+          <w:sz w:val="18"/>
+          <w:szCs w:val="18"/>
+        </w:rPr>
+        <w:t xml:space="preserve">Member Care has flagged the bot for raising extension requests too readily. The bot hardcodes the form slug in the URL, so renaming a form in Freshdesk breaks the link silently.</w:t>
+      </w:r>
+    </w:p>
+    <w:p>
+      <w:pPr>
+        <w:spacing w:before="60" w:after="20"/>
+      </w:pPr>
+      <w:r>
+        <w:rPr>
+          <w:b/>
+          <w:smallCaps/>
+          <w:color w:val="7C8792"/>
+          <w:sz w:val="16"/>
+          <w:szCs w:val="16"/>
+        </w:rPr>
+        <w:t xml:space="preserve">If this is wrong, how should it be answered?</w:t>
+      </w:r>
+    </w:p>
+    <w:p>
+      <w:pPr>
+        <w:spacing w:after="20"/>
+      </w:pPr>
+      <w:r>
+        <w:rPr>
+          <w:color w:val="C8CFD5"/>
+          <w:sz w:val="18"/>
+          <w:szCs w:val="18"/>
+        </w:rPr>
+        <w:t xml:space="preserve">...............................................................................................</w:t>
+      </w:r>
+    </w:p>
+    <w:p>
+      <w:pPr>
+        <w:spacing w:after="160"/>
+      </w:pPr>
+      <w:r>
+        <w:rPr>
+          <w:color w:val="C8CFD5"/>
+          <w:sz w:val="18"/>
+          <w:szCs w:val="18"/>
+        </w:rPr>
+        <w:t xml:space="preserve">...............................................................................................</w:t>
+      </w:r>
+    </w:p>
+    <w:p>
+      <w:pPr>
+        <w:pStyle w:val="Heading2"/>
+      </w:pPr>
+      <w:r>
+        <w:rPr>
+          <w:b/>
+          <w:sz w:val="26"/>
+          <w:szCs w:val="26"/>
+        </w:rPr>
+        <w:t xml:space="preserve">What can I do myself in the app?</w:t>
+      </w:r>
+    </w:p>
+    <w:p>
+      <w:pPr>
+        <w:spacing w:after="80"/>
+      </w:pPr>
+      <w:r>
+        <w:rPr>
+          <w:color w:val="7C8792"/>
+          <w:sz w:val="18"/>
+          <w:szCs w:val="18"/>
+        </w:rPr>
+        <w:t xml:space="preserve">Written into a prompt</w:t>
+      </w:r>
+      <w:r>
+        <w:rPr>
+          <w:color w:val="7C8792"/>
+          <w:sz w:val="18"/>
+          <w:szCs w:val="18"/>
+        </w:rPr>
+        <w:t xml:space="preserve">  ·  asked in at least 215 conversations   </w:t>
+      </w:r>
+      <w:r>
+        <w:rPr>
+          <w:b/>
+          <w:smallCaps/>
+          <w:color w:val="96570E"/>
+          <w:sz w:val="16"/>
+          <w:szCs w:val="16"/>
+        </w:rPr>
+        <w:t xml:space="preserve">NEEDS A DEPLOY</w:t>
+      </w:r>
+    </w:p>
+    <w:p>
+      <w:pPr>
+        <w:spacing w:after="30"/>
+        <w:ind w:left="220"/>
+      </w:pPr>
+      <w:r>
+        <w:rPr>
+          <w:i/>
+          <w:color w:val="55626E"/>
+          <w:sz w:val="18"/>
+          <w:szCs w:val="18"/>
+        </w:rPr>
+        <w:t xml:space="preserve">“I have selected Kraanspoor in the app.”  </w:t>
+      </w:r>
+      <w:hyperlink r:id="rIdL71">
+        <w:r>
+          <w:rPr>
+            <w:rStyle w:val="Hyperlink"/>
+            <w:sz w:val="16"/>
+            <w:szCs w:val="16"/>
+          </w:rPr>
+          <w:t xml:space="preserve">read the conversation</w:t>
+        </w:r>
+      </w:hyperlink>
+    </w:p>
+    <w:p>
+      <w:pPr>
+        <w:spacing w:after="30"/>
+        <w:ind w:left="220"/>
+      </w:pPr>
+      <w:r>
+        <w:rPr>
+          <w:i/>
+          <w:color w:val="55626E"/>
+          <w:sz w:val="18"/>
+          <w:szCs w:val="18"/>
+        </w:rPr>
+        <w:t xml:space="preserve">“wil een ticket maken dat ik perongelijk vooruit heb betaald en dat er nog niet in de app staat dat ik heb betaald”  </w:t>
+      </w:r>
+      <w:hyperlink r:id="rIdL72">
+        <w:r>
+          <w:rPr>
+            <w:rStyle w:val="Hyperlink"/>
+            <w:sz w:val="16"/>
+            <w:szCs w:val="16"/>
+          </w:rPr>
+          <w:t xml:space="preserve">read the conversation</w:t>
+        </w:r>
+      </w:hyperlink>
+    </w:p>
+    <w:p>
+      <w:pPr>
+        <w:spacing w:after="30"/>
+        <w:ind w:left="220"/>
+      </w:pPr>
+      <w:r>
+        <w:rPr>
+          <w:i/>
+          <w:color w:val="55626E"/>
+          <w:sz w:val="18"/>
+          <w:szCs w:val="18"/>
+        </w:rPr>
+        <w:t xml:space="preserve">“Opzeggen lukt niet via de app, account is niet gekoppeld”  </w:t>
+      </w:r>
+      <w:hyperlink r:id="rIdL73">
+        <w:r>
+          <w:rPr>
+            <w:rStyle w:val="Hyperlink"/>
+            <w:sz w:val="16"/>
+            <w:szCs w:val="16"/>
+          </w:rPr>
+          <w:t xml:space="preserve">read the conversation</w:t>
+        </w:r>
+      </w:hyperlink>
+    </w:p>
+    <w:p>
+      <w:pPr>
+        <w:spacing w:before="90" w:after="20"/>
+      </w:pPr>
+      <w:r>
+        <w:rPr>
+          <w:b/>
+          <w:smallCaps/>
+          <w:color w:val="7C8792"/>
+          <w:sz w:val="16"/>
+          <w:szCs w:val="16"/>
+        </w:rPr>
+        <w:t xml:space="preserve">Ultimate source</w:t>
+      </w:r>
+    </w:p>
+    <w:p>
+      <w:pPr>
+        <w:spacing w:after="20"/>
+        <w:ind w:left="220"/>
+      </w:pPr>
+      <w:r>
+        <w:rPr>
+          <w:b/>
+          <w:smallCaps/>
+          <w:color w:val="0E5A62"/>
+          <w:sz w:val="16"/>
+          <w:szCs w:val="16"/>
+        </w:rPr>
+        <w:t xml:space="preserve">WORD   </w:t>
+      </w:r>
+      <w:hyperlink r:id="rIdL74">
+        <w:r>
+          <w:rPr>
+            <w:rStyle w:val="Hyperlink"/>
+            <w:sz w:val="18"/>
+            <w:szCs w:val="18"/>
+          </w:rPr>
+          <w:t xml:space="preserve">TrainMore NL Bot Training Guide</w:t>
+        </w:r>
+      </w:hyperlink>
+      <w:r>
+        <w:rPr>
+          <w:b/>
+          <w:smallCaps/>
+          <w:color w:val="8E3B3B"/>
+          <w:sz w:val="16"/>
+          <w:szCs w:val="16"/>
+        </w:rPr>
+        <w:t xml:space="preserve">   NOTHING READS IT</w:t>
+      </w:r>
+    </w:p>
+    <w:p>
+      <w:pPr>
+        <w:spacing w:after="20"/>
+        <w:ind w:left="220"/>
+      </w:pPr>
+      <w:r>
+        <w:rPr>
+          <w:b/>
+          <w:smallCaps/>
+          <w:color w:val="0E5A62"/>
+          <w:sz w:val="16"/>
+          <w:szCs w:val="16"/>
+        </w:rPr>
+        <w:t xml:space="preserve">N8N PROMPT   </w:t>
+      </w:r>
+      <w:hyperlink r:id="rIdL75">
+        <w:r>
+          <w:rPr>
+            <w:rStyle w:val="Hyperlink"/>
+            <w:sz w:val="18"/>
+            <w:szCs w:val="18"/>
+          </w:rPr>
+          <w:t xml:space="preserve">Knowledge written straight into prompts</w:t>
+        </w:r>
+      </w:hyperlink>
+    </w:p>
+    <w:p>
+      <w:pPr>
+        <w:spacing w:before="80" w:after="40"/>
+      </w:pPr>
+      <w:r>
+        <w:rPr>
+          <w:b/>
+          <w:sz w:val="18"/>
+          <w:szCs w:val="18"/>
+        </w:rPr>
+        <w:t xml:space="preserve">How she decides to answer it.  </w:t>
+      </w:r>
+      <w:r>
+        <w:rPr>
+          <w:sz w:val="18"/>
+          <w:szCs w:val="18"/>
+        </w:rPr>
+        <w:t xml:space="preserve">Answered from the prompt, and deliberately precise in both directions: the app CAN take a notice of cancellation and a medical idle period; it CANNOT change home club or access level.</w:t>
+      </w:r>
+    </w:p>
+    <w:p>
+      <w:pPr>
+        <w:spacing w:after="60"/>
+      </w:pPr>
+      <w:r>
+        <w:rPr>
+          <w:b/>
+          <w:sz w:val="18"/>
+          <w:szCs w:val="18"/>
+        </w:rPr>
+        <w:t xml:space="preserve">What she reads.  </w:t>
+      </w:r>
+      <w:r>
+        <w:rPr>
+          <w:rFonts w:ascii="Consolas" w:hAnsi="Consolas"/>
+          <w:sz w:val="18"/>
+          <w:szCs w:val="18"/>
+        </w:rPr>
+        <w:t xml:space="preserve">the system prompt of an n8n node</w:t>
+      </w:r>
+    </w:p>
+    <w:p>
+      <w:pPr>
+        <w:spacing w:after="30"/>
+      </w:pPr>
+      <w:r>
+        <w:rPr>
+          <w:b/>
+          <w:smallCaps/>
+          <w:color w:val="7C8792"/>
+          <w:sz w:val="16"/>
+          <w:szCs w:val="16"/>
+        </w:rPr>
+        <w:t xml:space="preserve">How that got populated</w:t>
+      </w:r>
+    </w:p>
+    <w:p>
+      <w:pPr>
+        <w:spacing w:after="20"/>
+        <w:ind w:left="220"/>
+      </w:pPr>
+      <w:r>
+        <w:rPr>
+          <w:b/>
+          <w:color w:val="0E5A62"/>
+          <w:sz w:val="18"/>
+          <w:szCs w:val="18"/>
+        </w:rPr>
+        <w:t xml:space="preserve">1.  </w:t>
+      </w:r>
+      <w:r>
+        <w:rPr>
+          <w:sz w:val="18"/>
+          <w:szCs w:val="18"/>
+        </w:rPr>
+        <w:t xml:space="preserve">There is no lookup. The answer is typed into the system prompt of an n8n node and the model repeats it.</w:t>
+      </w:r>
+    </w:p>
+    <w:p>
+      <w:pPr>
+        <w:spacing w:after="20"/>
+        <w:ind w:left="220"/>
+      </w:pPr>
+      <w:r>
+        <w:rPr>
+          <w:b/>
+          <w:color w:val="0E5A62"/>
+          <w:sz w:val="18"/>
+          <w:szCs w:val="18"/>
+        </w:rPr>
+        <w:t xml:space="preserve">2.  </w:t>
+      </w:r>
+      <w:r>
+        <w:rPr>
+          <w:sz w:val="18"/>
+          <w:szCs w:val="18"/>
+        </w:rPr>
+        <w:t xml:space="preserve">A developer put it there; the n8n nodes carry their date in their own name, which is the only dated record of such a change.</w:t>
+      </w:r>
+    </w:p>
+    <w:p>
+      <w:pPr>
+        <w:spacing w:before="60" w:after="40"/>
+      </w:pPr>
+      <w:r>
+        <w:rPr>
+          <w:b/>
+          <w:sz w:val="18"/>
+          <w:szCs w:val="18"/>
+        </w:rPr>
+        <w:t xml:space="preserve">Who ultimately types it.  </w:t>
+      </w:r>
+      <w:r>
+        <w:rPr>
+          <w:sz w:val="18"/>
+          <w:szCs w:val="18"/>
+        </w:rPr>
+        <w:t xml:space="preserve">Engineering. Changing this answer means editing the node and publishing the workflow.</w:t>
+      </w:r>
+    </w:p>
+    <w:p>
+      <w:pPr>
+        <w:spacing w:after="80"/>
+        <w:ind w:left="160"/>
+        <w:pBdr>
+          <w:left w:val="single" w:sz="18" w:space="8" w:color="B26A00"/>
+        </w:pBdr>
+      </w:pPr>
+      <w:r>
+        <w:rPr>
+          <w:b/>
+          <w:sz w:val="18"/>
+          <w:szCs w:val="18"/>
+        </w:rPr>
+        <w:t xml:space="preserve">Worth knowing.  </w:t>
+      </w:r>
+      <w:r>
+        <w:rPr>
+          <w:sz w:val="18"/>
+          <w:szCs w:val="18"/>
+        </w:rPr>
         <w:t xml:space="preserve">The failure mode here is generalising. Six pre-login replies wrongly told members a home-club change was self-service in the app before this was corrected on 6 Sep 2026. Esther’s TrainMore NL Bot Training Guide is where these rules were agreed, but it is not connected to anything. Editing that document changes nothing until someone edits the prompt to match.</w:t>
       </w:r>
     </w:p>
@@ -6719,7 +7647,7 @@
         </w:rPr>
         <w:t xml:space="preserve">The live page: </w:t>
       </w:r>
-      <w:hyperlink r:id="rIdL61">
+      <w:hyperlink r:id="rIdL76">
         <w:r>
           <w:rPr>
             <w:rStyle w:val="Hyperlink"/>
